--- a/08运维服务质量管理制度、计划及报告/CYYH-ITSS-08-02运维服务能力持续改进制度.docx
+++ b/08运维服务质量管理制度、计划及报告/CYYH-ITSS-08-02运维服务能力持续改进制度.docx
@@ -1,7 +1,6 @@
 
 <file path=word/document.xml><?xml version="1.0" encoding="utf-8"?>
-<w:document xmlns:wpc="http://schemas.microsoft.com/office/word/2010/wordprocessingCanvas" xmlns:mc="http://schemas.openxmlformats.org/markup-compatibility/2006" xmlns:o="urn:schemas-microsoft-com:office:office" xmlns:r="http://schemas.openxmlformats.org/officeDocument/2006/relationships" xmlns:m="http://schemas.openxmlformats.org/officeDocument/2006/math" xmlns:v="urn:schemas-microsoft-com:vml" xmlns:wp14="http://schemas.microsoft.com/office/word/2010/wordprocessingDrawing" xmlns:wp="http://schemas.openxmlformats.org/drawingml/2006/wordprocessingDrawing" xmlns:w10="urn:schemas-microsoft-com:office:word" xmlns:w="http://schemas.openxmlformats.org/wordprocessingml/2006/main" xmlns:w14="http://schemas.microsoft.com/office/word/2010/wordml" xmlns:w15="http://schemas.microsoft.com/office/word/2012/wordml" xmlns:wne="http://schemas.microsoft.com/office/word/2006/wordml" xmlns:wpg="http://schemas.microsoft.com/office/word/2010/wordprocessingGroup" xmlns:wpi="http://schemas.microsoft.com/office/word/2010/wordprocessingInk" xmlns:wps="http://schemas.microsoft.com/office/word/2010/wordprocessingShape" mc:Ignorable="w14 w15 wp14">
-  <!-- Generated by Aspose.Words for .NET 13.3.0.1 -->
+<w:document xmlns:wpc="http://schemas.microsoft.com/office/word/2010/wordprocessingCanvas" xmlns:mc="http://schemas.openxmlformats.org/markup-compatibility/2006" xmlns:o="urn:schemas-microsoft-com:office:office" xmlns:r="http://schemas.openxmlformats.org/officeDocument/2006/relationships" xmlns:m="http://schemas.openxmlformats.org/officeDocument/2006/math" xmlns:v="urn:schemas-microsoft-com:vml" xmlns:wp14="http://schemas.microsoft.com/office/word/2010/wordprocessingDrawing" xmlns:wp="http://schemas.openxmlformats.org/drawingml/2006/wordprocessingDrawing" xmlns:w="http://schemas.openxmlformats.org/wordprocessingml/2006/main" xmlns:w14="http://schemas.microsoft.com/office/word/2010/wordml" xmlns:w10="urn:schemas-microsoft-com:office:word" xmlns:w15="http://schemas.microsoft.com/office/word/2012/wordml" xmlns:wpg="http://schemas.microsoft.com/office/word/2010/wordprocessingGroup" xmlns:wpi="http://schemas.microsoft.com/office/word/2010/wordprocessingInk" xmlns:wne="http://schemas.microsoft.com/office/word/2006/wordml" xmlns:wps="http://schemas.microsoft.com/office/word/2010/wordprocessingShape" xmlns:wpsCustomData="http://www.wps.cn/officeDocument/2013/wpsCustomData" mc:Ignorable="w14 w15 wp14">
   <w:body>
     <w:p>
       <w:pPr>
@@ -13,7 +12,7 @@
         </w:rPr>
         <w:drawing>
           <wp:inline distT="0" distB="0" distL="0" distR="0">
-            <wp:extent cx="696350" cy="271753"/>
+            <wp:extent cx="695960" cy="271145"/>
             <wp:effectExtent l="0" t="0" r="0" b="0"/>
             <wp:docPr id="2" name="IM 2"/>
             <wp:cNvGraphicFramePr/>
@@ -25,13 +24,13 @@
                     <pic:cNvPicPr/>
                   </pic:nvPicPr>
                   <pic:blipFill>
-                    <a:blip xmlns:r="http://schemas.openxmlformats.org/officeDocument/2006/relationships" r:embed="rId4"/>
+                    <a:blip r:embed="rId10"/>
                     <a:stretch>
                       <a:fillRect/>
                     </a:stretch>
                   </pic:blipFill>
                   <pic:spPr>
-                    <a:xfrm rot="0">
+                    <a:xfrm>
                       <a:off x="0" y="0"/>
                       <a:ext cx="696350" cy="271753"/>
                     </a:xfrm>
@@ -48,31 +47,31 @@
     </w:p>
     <w:p>
       <w:pPr>
-        <w:pStyle w:val="BodyText"/>
+        <w:pStyle w:val="2"/>
         <w:spacing w:line="270" w:lineRule="auto"/>
       </w:pPr>
     </w:p>
     <w:p>
       <w:pPr>
-        <w:pStyle w:val="BodyText"/>
+        <w:pStyle w:val="2"/>
         <w:spacing w:line="270" w:lineRule="auto"/>
       </w:pPr>
     </w:p>
     <w:p>
       <w:pPr>
-        <w:pStyle w:val="BodyText"/>
+        <w:pStyle w:val="2"/>
         <w:spacing w:line="270" w:lineRule="auto"/>
       </w:pPr>
     </w:p>
     <w:p>
       <w:pPr>
-        <w:pStyle w:val="BodyText"/>
+        <w:pStyle w:val="2"/>
         <w:spacing w:line="270" w:lineRule="auto"/>
       </w:pPr>
     </w:p>
     <w:p>
       <w:pPr>
-        <w:pStyle w:val="BodyText"/>
+        <w:pStyle w:val="2"/>
         <w:spacing w:line="270" w:lineRule="auto"/>
       </w:pPr>
     </w:p>
@@ -81,14 +80,14 @@
         <w:spacing w:before="140" w:line="225" w:lineRule="auto"/>
         <w:ind w:left="1541"/>
         <w:rPr>
-          <w:rFonts w:ascii="SimHei" w:eastAsia="SimHei" w:hAnsi="SimHei" w:cs="SimHei"/>
+          <w:rFonts w:ascii="黑体" w:hAnsi="黑体" w:eastAsia="黑体" w:cs="黑体"/>
           <w:sz w:val="43"/>
           <w:szCs w:val="43"/>
         </w:rPr>
       </w:pPr>
       <w:r>
         <w:rPr>
-          <w:rFonts w:ascii="SimHei" w:eastAsia="SimHei" w:hAnsi="SimHei" w:cs="SimHei"/>
+          <w:rFonts w:ascii="黑体" w:hAnsi="黑体" w:eastAsia="黑体" w:cs="黑体"/>
           <w:b/>
           <w:bCs/>
           <w:spacing w:val="6"/>
@@ -100,19 +99,19 @@
     </w:p>
     <w:p>
       <w:pPr>
-        <w:pStyle w:val="BodyText"/>
+        <w:pStyle w:val="2"/>
         <w:spacing w:line="274" w:lineRule="auto"/>
       </w:pPr>
     </w:p>
     <w:p>
       <w:pPr>
-        <w:pStyle w:val="BodyText"/>
+        <w:pStyle w:val="2"/>
         <w:spacing w:line="274" w:lineRule="auto"/>
       </w:pPr>
     </w:p>
     <w:p>
       <w:pPr>
-        <w:pStyle w:val="BodyText"/>
+        <w:pStyle w:val="2"/>
         <w:spacing w:line="274" w:lineRule="auto"/>
       </w:pPr>
     </w:p>
@@ -121,14 +120,14 @@
         <w:spacing w:before="139" w:line="225" w:lineRule="auto"/>
         <w:ind w:left="1991"/>
         <w:rPr>
-          <w:rFonts w:ascii="SimHei" w:eastAsia="SimHei" w:hAnsi="SimHei" w:cs="SimHei"/>
+          <w:rFonts w:ascii="黑体" w:hAnsi="黑体" w:eastAsia="黑体" w:cs="黑体"/>
           <w:sz w:val="43"/>
           <w:szCs w:val="43"/>
         </w:rPr>
       </w:pPr>
       <w:r>
         <w:rPr>
-          <w:rFonts w:ascii="SimHei" w:eastAsia="SimHei" w:hAnsi="SimHei" w:cs="SimHei"/>
+          <w:rFonts w:ascii="黑体" w:hAnsi="黑体" w:eastAsia="黑体" w:cs="黑体"/>
           <w:b/>
           <w:bCs/>
           <w:spacing w:val="5"/>
@@ -140,134 +139,50 @@
     </w:p>
     <w:p>
       <w:pPr>
-        <w:pStyle w:val="BodyText"/>
+        <w:pStyle w:val="2"/>
         <w:spacing w:line="243" w:lineRule="auto"/>
       </w:pPr>
     </w:p>
     <w:p>
       <w:pPr>
-        <w:pStyle w:val="BodyText"/>
+        <w:pStyle w:val="2"/>
         <w:spacing w:line="243" w:lineRule="auto"/>
       </w:pPr>
     </w:p>
     <w:p>
       <w:pPr>
-        <w:pStyle w:val="BodyText"/>
+        <w:pStyle w:val="2"/>
         <w:spacing w:line="243" w:lineRule="auto"/>
       </w:pPr>
     </w:p>
     <w:p>
       <w:pPr>
-        <w:pStyle w:val="BodyText"/>
+        <w:pStyle w:val="2"/>
         <w:spacing w:line="243" w:lineRule="auto"/>
       </w:pPr>
     </w:p>
     <w:p>
       <w:pPr>
-        <w:pStyle w:val="BodyText"/>
+        <w:pStyle w:val="2"/>
         <w:spacing w:line="243" w:lineRule="auto"/>
       </w:pPr>
     </w:p>
     <w:p>
       <w:pPr>
-        <w:pStyle w:val="BodyText"/>
+        <w:pStyle w:val="2"/>
         <w:spacing w:line="243" w:lineRule="auto"/>
       </w:pPr>
     </w:p>
     <w:p>
       <w:pPr>
-        <w:pStyle w:val="BodyText"/>
+        <w:pStyle w:val="2"/>
         <w:spacing w:line="243" w:lineRule="auto"/>
       </w:pPr>
     </w:p>
     <w:p>
       <w:pPr>
-        <w:pStyle w:val="BodyText"/>
+        <w:pStyle w:val="2"/>
         <w:spacing w:line="243" w:lineRule="auto"/>
-      </w:pPr>
-    </w:p>
-    <w:p>
-      <w:pPr>
-        <w:pStyle w:val="BodyText"/>
-        <w:spacing w:line="243" w:lineRule="auto"/>
-      </w:pPr>
-    </w:p>
-    <w:p>
-      <w:pPr>
-        <w:pStyle w:val="BodyText"/>
-        <w:spacing w:line="243" w:lineRule="auto"/>
-      </w:pPr>
-    </w:p>
-    <w:p>
-      <w:pPr>
-        <w:pStyle w:val="BodyText"/>
-        <w:spacing w:line="243" w:lineRule="auto"/>
-      </w:pPr>
-    </w:p>
-    <w:p>
-      <w:pPr>
-        <w:pStyle w:val="BodyText"/>
-        <w:spacing w:line="243" w:lineRule="auto"/>
-      </w:pPr>
-    </w:p>
-    <w:p>
-      <w:pPr>
-        <w:pStyle w:val="BodyText"/>
-        <w:spacing w:line="243" w:lineRule="auto"/>
-      </w:pPr>
-    </w:p>
-    <w:p>
-      <w:pPr>
-        <w:pStyle w:val="BodyText"/>
-        <w:spacing w:line="243" w:lineRule="auto"/>
-      </w:pPr>
-    </w:p>
-    <w:p>
-      <w:pPr>
-        <w:pStyle w:val="BodyText"/>
-        <w:spacing w:line="243" w:lineRule="auto"/>
-      </w:pPr>
-    </w:p>
-    <w:p>
-      <w:pPr>
-        <w:pStyle w:val="BodyText"/>
-        <w:spacing w:line="243" w:lineRule="auto"/>
-      </w:pPr>
-    </w:p>
-    <w:p>
-      <w:pPr>
-        <w:pStyle w:val="BodyText"/>
-        <w:spacing w:line="243" w:lineRule="auto"/>
-      </w:pPr>
-    </w:p>
-    <w:p>
-      <w:pPr>
-        <w:pStyle w:val="BodyText"/>
-        <w:spacing w:line="243" w:lineRule="auto"/>
-      </w:pPr>
-    </w:p>
-    <w:p>
-      <w:pPr>
-        <w:pStyle w:val="BodyText"/>
-        <w:spacing w:line="243" w:lineRule="auto"/>
-      </w:pPr>
-    </w:p>
-    <w:p>
-      <w:pPr>
-        <w:pStyle w:val="BodyText"/>
-        <w:spacing w:line="244" w:lineRule="auto"/>
-      </w:pPr>
-    </w:p>
-    <w:p>
-      <w:pPr>
-        <w:pStyle w:val="BodyText"/>
-        <w:spacing w:line="244" w:lineRule="auto"/>
-      </w:pPr>
-    </w:p>
-    <w:p>
-      <w:pPr>
-        <w:pStyle w:val="BodyText"/>
-        <w:spacing w:line="244" w:lineRule="auto"/>
       </w:pPr>
     </w:p>
     <w:p>
@@ -275,14 +190,16 @@
         <w:spacing w:before="98" w:line="221" w:lineRule="auto"/>
         <w:ind w:left="2890"/>
         <w:rPr>
-          <w:rFonts w:ascii="SimHei" w:eastAsia="SimHei" w:hAnsi="SimHei" w:cs="SimHei"/>
+          <w:rFonts w:ascii="黑体" w:hAnsi="黑体" w:eastAsia="黑体" w:cs="黑体"/>
           <w:sz w:val="30"/>
           <w:szCs w:val="30"/>
         </w:rPr>
       </w:pPr>
-      <w:r>
-        <w:rPr>
-          <w:rFonts w:ascii="SimHei" w:eastAsia="SimHei" w:hAnsi="SimHei" w:cs="SimHei"/>
+      <w:bookmarkStart w:id="11" w:name="_GoBack"/>
+      <w:bookmarkEnd w:id="11"/>
+      <w:r>
+        <w:rPr>
+          <w:rFonts w:ascii="黑体" w:hAnsi="黑体" w:eastAsia="黑体" w:cs="黑体"/>
           <w:b/>
           <w:bCs/>
           <w:spacing w:val="-3"/>
@@ -293,7 +210,7 @@
       </w:r>
       <w:r>
         <w:rPr>
-          <w:rFonts w:ascii="SimHei" w:eastAsia="SimHei" w:hAnsi="SimHei" w:cs="SimHei"/>
+          <w:rFonts w:ascii="黑体" w:hAnsi="黑体" w:eastAsia="黑体" w:cs="黑体"/>
           <w:spacing w:val="-3"/>
           <w:sz w:val="30"/>
           <w:szCs w:val="30"/>
@@ -302,7 +219,7 @@
       </w:r>
       <w:r>
         <w:rPr>
-          <w:rFonts w:ascii="SimHei" w:eastAsia="SimHei" w:hAnsi="SimHei" w:cs="SimHei"/>
+          <w:rFonts w:ascii="黑体" w:hAnsi="黑体" w:eastAsia="黑体" w:cs="黑体"/>
           <w:b/>
           <w:bCs/>
           <w:spacing w:val="-3"/>
@@ -317,14 +234,14 @@
         <w:spacing w:before="296" w:line="221" w:lineRule="auto"/>
         <w:ind w:left="2878"/>
         <w:rPr>
-          <w:rFonts w:ascii="SimHei" w:eastAsia="SimHei" w:hAnsi="SimHei" w:cs="SimHei"/>
+          <w:rFonts w:ascii="黑体" w:hAnsi="黑体" w:eastAsia="黑体" w:cs="黑体"/>
           <w:sz w:val="30"/>
           <w:szCs w:val="30"/>
         </w:rPr>
       </w:pPr>
       <w:r>
         <w:rPr>
-          <w:rFonts w:ascii="SimHei" w:eastAsia="SimHei" w:hAnsi="SimHei" w:cs="SimHei"/>
+          <w:rFonts w:ascii="黑体" w:hAnsi="黑体" w:eastAsia="黑体" w:cs="黑体"/>
           <w:b/>
           <w:bCs/>
           <w:spacing w:val="-2"/>
@@ -335,7 +252,7 @@
       </w:r>
       <w:r>
         <w:rPr>
-          <w:rFonts w:ascii="SimHei" w:eastAsia="SimHei" w:hAnsi="SimHei" w:cs="SimHei"/>
+          <w:rFonts w:ascii="黑体" w:hAnsi="黑体" w:eastAsia="黑体" w:cs="黑体"/>
           <w:spacing w:val="-2"/>
           <w:sz w:val="30"/>
           <w:szCs w:val="30"/>
@@ -344,7 +261,7 @@
       </w:r>
       <w:r>
         <w:rPr>
-          <w:rFonts w:ascii="Calibri" w:eastAsia="Calibri" w:hAnsi="Calibri" w:cs="Calibri"/>
+          <w:rFonts w:ascii="Calibri" w:hAnsi="Calibri" w:eastAsia="Calibri" w:cs="Calibri"/>
           <w:b/>
           <w:bCs/>
           <w:spacing w:val="-2"/>
@@ -359,14 +276,14 @@
         <w:spacing w:before="303" w:line="222" w:lineRule="auto"/>
         <w:ind w:left="2883"/>
         <w:rPr>
-          <w:rFonts w:ascii="Calibri" w:eastAsia="Calibri" w:hAnsi="Calibri" w:cs="Calibri"/>
+          <w:rFonts w:ascii="Calibri" w:hAnsi="Calibri" w:eastAsia="Calibri" w:cs="Calibri"/>
           <w:sz w:val="30"/>
           <w:szCs w:val="30"/>
         </w:rPr>
       </w:pPr>
       <w:r>
         <w:rPr>
-          <w:rFonts w:ascii="SimHei" w:eastAsia="SimHei" w:hAnsi="SimHei" w:cs="SimHei"/>
+          <w:rFonts w:ascii="黑体" w:hAnsi="黑体" w:eastAsia="黑体" w:cs="黑体"/>
           <w:b/>
           <w:bCs/>
           <w:spacing w:val="-2"/>
@@ -377,7 +294,7 @@
       </w:r>
       <w:r>
         <w:rPr>
-          <w:rFonts w:ascii="Calibri" w:eastAsia="Calibri" w:hAnsi="Calibri" w:cs="Calibri"/>
+          <w:rFonts w:ascii="Calibri" w:hAnsi="Calibri" w:eastAsia="Calibri" w:cs="Calibri"/>
           <w:b/>
           <w:bCs/>
           <w:spacing w:val="-2"/>
@@ -392,14 +309,14 @@
         <w:spacing w:before="299" w:line="222" w:lineRule="auto"/>
         <w:ind w:left="2884"/>
         <w:rPr>
-          <w:rFonts w:ascii="SimHei" w:eastAsia="SimHei" w:hAnsi="SimHei" w:cs="SimHei"/>
+          <w:rFonts w:ascii="黑体" w:hAnsi="黑体" w:eastAsia="黑体" w:cs="黑体"/>
           <w:sz w:val="30"/>
           <w:szCs w:val="30"/>
         </w:rPr>
       </w:pPr>
       <w:r>
         <w:rPr>
-          <w:rFonts w:ascii="SimHei" w:eastAsia="SimHei" w:hAnsi="SimHei" w:cs="SimHei"/>
+          <w:rFonts w:ascii="黑体" w:hAnsi="黑体" w:eastAsia="黑体" w:cs="黑体"/>
           <w:b/>
           <w:bCs/>
           <w:spacing w:val="-4"/>
@@ -414,14 +331,14 @@
         <w:spacing w:before="302" w:line="222" w:lineRule="auto"/>
         <w:ind w:left="2884"/>
         <w:rPr>
-          <w:rFonts w:ascii="SimHei" w:eastAsia="SimHei" w:hAnsi="SimHei" w:cs="SimHei"/>
+          <w:rFonts w:ascii="黑体" w:hAnsi="黑体" w:eastAsia="黑体" w:cs="黑体"/>
           <w:sz w:val="30"/>
           <w:szCs w:val="30"/>
         </w:rPr>
       </w:pPr>
       <w:r>
         <w:rPr>
-          <w:rFonts w:ascii="SimHei" w:eastAsia="SimHei" w:hAnsi="SimHei" w:cs="SimHei"/>
+          <w:rFonts w:ascii="黑体" w:hAnsi="黑体" w:eastAsia="黑体" w:cs="黑体"/>
           <w:b/>
           <w:bCs/>
           <w:spacing w:val="-6"/>
@@ -436,14 +353,14 @@
         <w:spacing w:before="302" w:line="221" w:lineRule="auto"/>
         <w:ind w:left="2884"/>
         <w:rPr>
-          <w:rFonts w:ascii="SimHei" w:eastAsia="SimHei" w:hAnsi="SimHei" w:cs="SimHei"/>
+          <w:rFonts w:ascii="黑体" w:hAnsi="黑体" w:eastAsia="黑体" w:cs="黑体"/>
           <w:sz w:val="30"/>
           <w:szCs w:val="30"/>
         </w:rPr>
       </w:pPr>
       <w:r>
         <w:rPr>
-          <w:rFonts w:ascii="SimHei" w:eastAsia="SimHei" w:hAnsi="SimHei" w:cs="SimHei"/>
+          <w:rFonts w:ascii="黑体" w:hAnsi="黑体" w:eastAsia="黑体" w:cs="黑体"/>
           <w:b/>
           <w:bCs/>
           <w:spacing w:val="-6"/>
@@ -458,14 +375,14 @@
         <w:spacing w:before="303" w:line="221" w:lineRule="auto"/>
         <w:ind w:left="2878"/>
         <w:rPr>
-          <w:rFonts w:ascii="SimHei" w:eastAsia="SimHei" w:hAnsi="SimHei" w:cs="SimHei"/>
+          <w:rFonts w:ascii="黑体" w:hAnsi="黑体" w:eastAsia="黑体" w:cs="黑体"/>
           <w:sz w:val="30"/>
           <w:szCs w:val="30"/>
         </w:rPr>
       </w:pPr>
       <w:r>
         <w:rPr>
-          <w:rFonts w:ascii="SimHei" w:eastAsia="SimHei" w:hAnsi="SimHei" w:cs="SimHei"/>
+          <w:rFonts w:ascii="黑体" w:hAnsi="黑体" w:eastAsia="黑体" w:cs="黑体"/>
           <w:b/>
           <w:bCs/>
           <w:spacing w:val="-5"/>
@@ -476,7 +393,7 @@
       </w:r>
       <w:r>
         <w:rPr>
-          <w:rFonts w:ascii="Calibri" w:eastAsia="Calibri" w:hAnsi="Calibri" w:cs="Calibri"/>
+          <w:rFonts w:ascii="Calibri" w:hAnsi="Calibri" w:eastAsia="Calibri" w:cs="Calibri"/>
           <w:b/>
           <w:bCs/>
           <w:spacing w:val="-5"/>
@@ -491,15 +408,15 @@
       <w:pPr>
         <w:spacing w:line="221" w:lineRule="auto"/>
         <w:rPr>
-          <w:rFonts w:ascii="SimHei" w:eastAsia="SimHei" w:hAnsi="SimHei" w:cs="SimHei"/>
+          <w:rFonts w:ascii="黑体" w:hAnsi="黑体" w:eastAsia="黑体" w:cs="黑体"/>
           <w:sz w:val="30"/>
           <w:szCs w:val="30"/>
         </w:rPr>
         <w:sectPr>
-          <w:footerReference w:type="default" r:id="rId5"/>
+          <w:footerReference r:id="rId5" w:type="default"/>
           <w:pgSz w:w="11910" w:h="16840"/>
           <w:pgMar w:top="919" w:right="1786" w:bottom="1110" w:left="1779" w:header="0" w:footer="875" w:gutter="0"/>
-          <w:cols w:space="720"/>
+          <w:cols w:space="720" w:num="1"/>
         </w:sectPr>
       </w:pPr>
     </w:p>
@@ -513,7 +430,7 @@
         </w:rPr>
         <w:drawing>
           <wp:inline distT="0" distB="0" distL="0" distR="0">
-            <wp:extent cx="696350" cy="271753"/>
+            <wp:extent cx="695960" cy="271145"/>
             <wp:effectExtent l="0" t="0" r="0" b="0"/>
             <wp:docPr id="4" name="IM 4"/>
             <wp:cNvGraphicFramePr/>
@@ -525,13 +442,13 @@
                     <pic:cNvPicPr/>
                   </pic:nvPicPr>
                   <pic:blipFill>
-                    <a:blip xmlns:r="http://schemas.openxmlformats.org/officeDocument/2006/relationships" r:embed="rId4"/>
+                    <a:blip r:embed="rId10"/>
                     <a:stretch>
                       <a:fillRect/>
                     </a:stretch>
                   </pic:blipFill>
                   <pic:spPr>
-                    <a:xfrm rot="0">
+                    <a:xfrm>
                       <a:off x="0" y="0"/>
                       <a:ext cx="696350" cy="271753"/>
                     </a:xfrm>
@@ -551,14 +468,14 @@
         <w:spacing w:before="262" w:line="222" w:lineRule="auto"/>
         <w:ind w:left="4055"/>
         <w:rPr>
-          <w:rFonts w:ascii="SimHei" w:eastAsia="SimHei" w:hAnsi="SimHei" w:cs="SimHei"/>
+          <w:rFonts w:ascii="黑体" w:hAnsi="黑体" w:eastAsia="黑体" w:cs="黑体"/>
           <w:sz w:val="30"/>
           <w:szCs w:val="30"/>
         </w:rPr>
       </w:pPr>
       <w:r>
         <w:rPr>
-          <w:rFonts w:ascii="SimHei" w:eastAsia="SimHei" w:hAnsi="SimHei" w:cs="SimHei"/>
+          <w:rFonts w:ascii="黑体" w:hAnsi="黑体" w:eastAsia="黑体" w:cs="黑体"/>
           <w:b/>
           <w:bCs/>
           <w:spacing w:val="-5"/>
@@ -575,18 +492,24 @@
     </w:p>
     <w:tbl>
       <w:tblPr>
-        <w:tblStyle w:val="TableNormal"/>
+        <w:tblStyle w:val="5"/>
         <w:tblW w:w="8508" w:type="dxa"/>
         <w:tblInd w:w="162" w:type="dxa"/>
         <w:tblBorders>
-          <w:top w:val="single" w:sz="2" w:space="0" w:color="000000"/>
-          <w:left w:val="single" w:sz="2" w:space="0" w:color="000000"/>
-          <w:bottom w:val="single" w:sz="2" w:space="0" w:color="000000"/>
-          <w:right w:val="single" w:sz="2" w:space="0" w:color="000000"/>
-          <w:insideH w:val="single" w:sz="2" w:space="0" w:color="000000"/>
-          <w:insideV w:val="single" w:sz="2" w:space="0" w:color="000000"/>
+          <w:top w:val="single" w:color="000000" w:sz="2" w:space="0"/>
+          <w:left w:val="single" w:color="000000" w:sz="2" w:space="0"/>
+          <w:bottom w:val="single" w:color="000000" w:sz="2" w:space="0"/>
+          <w:right w:val="single" w:color="000000" w:sz="2" w:space="0"/>
+          <w:insideH w:val="single" w:color="000000" w:sz="2" w:space="0"/>
+          <w:insideV w:val="single" w:color="000000" w:sz="2" w:space="0"/>
         </w:tblBorders>
         <w:tblLayout w:type="fixed"/>
+        <w:tblCellMar>
+          <w:top w:w="0" w:type="dxa"/>
+          <w:left w:w="0" w:type="dxa"/>
+          <w:bottom w:w="0" w:type="dxa"/>
+          <w:right w:w="0" w:type="dxa"/>
+        </w:tblCellMar>
       </w:tblPr>
       <w:tblGrid>
         <w:gridCol w:w="1582"/>
@@ -597,20 +520,23 @@
       </w:tblGrid>
       <w:tr>
         <w:tblPrEx>
-          <w:tblW w:w="8508" w:type="dxa"/>
-          <w:tblInd w:w="162" w:type="dxa"/>
           <w:tblBorders>
-            <w:top w:val="single" w:sz="2" w:space="0" w:color="000000"/>
-            <w:left w:val="single" w:sz="2" w:space="0" w:color="000000"/>
-            <w:bottom w:val="single" w:sz="2" w:space="0" w:color="000000"/>
-            <w:right w:val="single" w:sz="2" w:space="0" w:color="000000"/>
-            <w:insideH w:val="single" w:sz="2" w:space="0" w:color="000000"/>
-            <w:insideV w:val="single" w:sz="2" w:space="0" w:color="000000"/>
+            <w:top w:val="single" w:color="000000" w:sz="2" w:space="0"/>
+            <w:left w:val="single" w:color="000000" w:sz="2" w:space="0"/>
+            <w:bottom w:val="single" w:color="000000" w:sz="2" w:space="0"/>
+            <w:right w:val="single" w:color="000000" w:sz="2" w:space="0"/>
+            <w:insideH w:val="single" w:color="000000" w:sz="2" w:space="0"/>
+            <w:insideV w:val="single" w:color="000000" w:sz="2" w:space="0"/>
           </w:tblBorders>
-          <w:tblLayout w:type="fixed"/>
+          <w:tblCellMar>
+            <w:top w:w="0" w:type="dxa"/>
+            <w:left w:w="0" w:type="dxa"/>
+            <w:bottom w:w="0" w:type="dxa"/>
+            <w:right w:w="0" w:type="dxa"/>
+          </w:tblCellMar>
         </w:tblPrEx>
         <w:trPr>
-          <w:trHeight w:val="632"/>
+          <w:trHeight w:val="632" w:hRule="atLeast"/>
         </w:trPr>
         <w:tc>
           <w:tcPr>
@@ -621,14 +547,14 @@
               <w:spacing w:before="178" w:line="222" w:lineRule="auto"/>
               <w:ind w:left="230"/>
               <w:rPr>
-                <w:rFonts w:ascii="SimHei" w:eastAsia="SimHei" w:hAnsi="SimHei" w:cs="SimHei"/>
+                <w:rFonts w:ascii="黑体" w:hAnsi="黑体" w:eastAsia="黑体" w:cs="黑体"/>
                 <w:sz w:val="28"/>
                 <w:szCs w:val="28"/>
               </w:rPr>
             </w:pPr>
             <w:r>
               <w:rPr>
-                <w:rFonts w:ascii="SimHei" w:eastAsia="SimHei" w:hAnsi="SimHei" w:cs="SimHei"/>
+                <w:rFonts w:ascii="黑体" w:hAnsi="黑体" w:eastAsia="黑体" w:cs="黑体"/>
                 <w:spacing w:val="-4"/>
                 <w:sz w:val="28"/>
                 <w:szCs w:val="28"/>
@@ -646,14 +572,14 @@
               <w:spacing w:before="178" w:line="222" w:lineRule="auto"/>
               <w:ind w:left="366"/>
               <w:rPr>
-                <w:rFonts w:ascii="SimHei" w:eastAsia="SimHei" w:hAnsi="SimHei" w:cs="SimHei"/>
+                <w:rFonts w:ascii="黑体" w:hAnsi="黑体" w:eastAsia="黑体" w:cs="黑体"/>
                 <w:sz w:val="28"/>
                 <w:szCs w:val="28"/>
               </w:rPr>
             </w:pPr>
             <w:r>
               <w:rPr>
-                <w:rFonts w:ascii="SimHei" w:eastAsia="SimHei" w:hAnsi="SimHei" w:cs="SimHei"/>
+                <w:rFonts w:ascii="黑体" w:hAnsi="黑体" w:eastAsia="黑体" w:cs="黑体"/>
                 <w:spacing w:val="-3"/>
                 <w:sz w:val="28"/>
                 <w:szCs w:val="28"/>
@@ -671,14 +597,14 @@
               <w:spacing w:before="178" w:line="222" w:lineRule="auto"/>
               <w:ind w:left="434"/>
               <w:rPr>
-                <w:rFonts w:ascii="SimHei" w:eastAsia="SimHei" w:hAnsi="SimHei" w:cs="SimHei"/>
+                <w:rFonts w:ascii="黑体" w:hAnsi="黑体" w:eastAsia="黑体" w:cs="黑体"/>
                 <w:sz w:val="28"/>
                 <w:szCs w:val="28"/>
               </w:rPr>
             </w:pPr>
             <w:r>
               <w:rPr>
-                <w:rFonts w:ascii="SimHei" w:eastAsia="SimHei" w:hAnsi="SimHei" w:cs="SimHei"/>
+                <w:rFonts w:ascii="黑体" w:hAnsi="黑体" w:eastAsia="黑体" w:cs="黑体"/>
                 <w:spacing w:val="-3"/>
                 <w:sz w:val="28"/>
                 <w:szCs w:val="28"/>
@@ -696,14 +622,14 @@
               <w:spacing w:before="178" w:line="223" w:lineRule="auto"/>
               <w:ind w:left="444"/>
               <w:rPr>
-                <w:rFonts w:ascii="SimHei" w:eastAsia="SimHei" w:hAnsi="SimHei" w:cs="SimHei"/>
+                <w:rFonts w:ascii="黑体" w:hAnsi="黑体" w:eastAsia="黑体" w:cs="黑体"/>
                 <w:sz w:val="28"/>
                 <w:szCs w:val="28"/>
               </w:rPr>
             </w:pPr>
             <w:r>
               <w:rPr>
-                <w:rFonts w:ascii="SimHei" w:eastAsia="SimHei" w:hAnsi="SimHei" w:cs="SimHei"/>
+                <w:rFonts w:ascii="黑体" w:hAnsi="黑体" w:eastAsia="黑体" w:cs="黑体"/>
                 <w:spacing w:val="-6"/>
                 <w:sz w:val="28"/>
                 <w:szCs w:val="28"/>
@@ -721,14 +647,14 @@
               <w:spacing w:before="177" w:line="222" w:lineRule="auto"/>
               <w:ind w:left="332"/>
               <w:rPr>
-                <w:rFonts w:ascii="SimHei" w:eastAsia="SimHei" w:hAnsi="SimHei" w:cs="SimHei"/>
+                <w:rFonts w:ascii="黑体" w:hAnsi="黑体" w:eastAsia="黑体" w:cs="黑体"/>
                 <w:sz w:val="28"/>
                 <w:szCs w:val="28"/>
               </w:rPr>
             </w:pPr>
             <w:r>
               <w:rPr>
-                <w:rFonts w:ascii="SimHei" w:eastAsia="SimHei" w:hAnsi="SimHei" w:cs="SimHei"/>
+                <w:rFonts w:ascii="黑体" w:hAnsi="黑体" w:eastAsia="黑体" w:cs="黑体"/>
                 <w:spacing w:val="-2"/>
                 <w:sz w:val="28"/>
                 <w:szCs w:val="28"/>
@@ -740,12 +666,23 @@
       </w:tr>
       <w:tr>
         <w:tblPrEx>
-          <w:tblW w:w="8508" w:type="dxa"/>
-          <w:tblInd w:w="162" w:type="dxa"/>
-          <w:tblLayout w:type="fixed"/>
+          <w:tblBorders>
+            <w:top w:val="single" w:color="000000" w:sz="2" w:space="0"/>
+            <w:left w:val="single" w:color="000000" w:sz="2" w:space="0"/>
+            <w:bottom w:val="single" w:color="000000" w:sz="2" w:space="0"/>
+            <w:right w:val="single" w:color="000000" w:sz="2" w:space="0"/>
+            <w:insideH w:val="single" w:color="000000" w:sz="2" w:space="0"/>
+            <w:insideV w:val="single" w:color="000000" w:sz="2" w:space="0"/>
+          </w:tblBorders>
+          <w:tblCellMar>
+            <w:top w:w="0" w:type="dxa"/>
+            <w:left w:w="0" w:type="dxa"/>
+            <w:bottom w:w="0" w:type="dxa"/>
+            <w:right w:w="0" w:type="dxa"/>
+          </w:tblCellMar>
         </w:tblPrEx>
         <w:trPr>
-          <w:trHeight w:val="865"/>
+          <w:trHeight w:val="865" w:hRule="atLeast"/>
         </w:trPr>
         <w:tc>
           <w:tcPr>
@@ -756,14 +693,14 @@
               <w:spacing w:before="177" w:line="241" w:lineRule="auto"/>
               <w:ind w:left="311"/>
               <w:rPr>
-                <w:rFonts w:ascii="SimHei" w:eastAsia="SimHei" w:hAnsi="SimHei" w:cs="SimHei"/>
+                <w:rFonts w:ascii="黑体" w:hAnsi="黑体" w:eastAsia="黑体" w:cs="黑体"/>
                 <w:sz w:val="28"/>
                 <w:szCs w:val="28"/>
               </w:rPr>
             </w:pPr>
             <w:r>
               <w:rPr>
-                <w:rFonts w:ascii="SimHei" w:eastAsia="SimHei" w:hAnsi="SimHei" w:cs="SimHei"/>
+                <w:rFonts w:ascii="黑体" w:hAnsi="黑体" w:eastAsia="黑体" w:cs="黑体"/>
                 <w:spacing w:val="-1"/>
                 <w:sz w:val="28"/>
                 <w:szCs w:val="28"/>
@@ -781,14 +718,14 @@
               <w:spacing w:before="178" w:line="223" w:lineRule="auto"/>
               <w:ind w:left="560" w:right="26" w:hanging="420"/>
               <w:rPr>
-                <w:rFonts w:ascii="SimHei" w:eastAsia="SimHei" w:hAnsi="SimHei" w:cs="SimHei"/>
+                <w:rFonts w:ascii="黑体" w:hAnsi="黑体" w:eastAsia="黑体" w:cs="黑体"/>
                 <w:sz w:val="28"/>
                 <w:szCs w:val="28"/>
               </w:rPr>
             </w:pPr>
             <w:r>
               <w:rPr>
-                <w:rFonts w:ascii="SimHei" w:eastAsia="SimHei" w:hAnsi="SimHei" w:cs="SimHei"/>
+                <w:rFonts w:ascii="黑体" w:hAnsi="黑体" w:eastAsia="黑体" w:cs="黑体"/>
                 <w:spacing w:val="-2"/>
                 <w:sz w:val="28"/>
                 <w:szCs w:val="28"/>
@@ -797,7 +734,7 @@
             </w:r>
             <w:r>
               <w:rPr>
-                <w:rFonts w:ascii="SimHei" w:eastAsia="SimHei" w:hAnsi="SimHei" w:cs="SimHei"/>
+                <w:rFonts w:ascii="黑体" w:hAnsi="黑体" w:eastAsia="黑体" w:cs="黑体"/>
                 <w:spacing w:val="-3"/>
                 <w:sz w:val="28"/>
                 <w:szCs w:val="28"/>
@@ -815,14 +752,14 @@
               <w:spacing w:before="177" w:line="222" w:lineRule="auto"/>
               <w:ind w:left="440"/>
               <w:rPr>
-                <w:rFonts w:ascii="SimHei" w:eastAsia="SimHei" w:hAnsi="SimHei" w:cs="SimHei"/>
+                <w:rFonts w:ascii="黑体" w:hAnsi="黑体" w:eastAsia="黑体" w:cs="黑体"/>
                 <w:sz w:val="28"/>
                 <w:szCs w:val="28"/>
               </w:rPr>
             </w:pPr>
             <w:r>
               <w:rPr>
-                <w:rFonts w:ascii="SimHei" w:eastAsia="SimHei" w:hAnsi="SimHei" w:cs="SimHei"/>
+                <w:rFonts w:ascii="黑体" w:hAnsi="黑体" w:eastAsia="黑体" w:cs="黑体"/>
                 <w:spacing w:val="-5"/>
                 <w:sz w:val="28"/>
                 <w:szCs w:val="28"/>
@@ -840,14 +777,14 @@
               <w:spacing w:before="177" w:line="222" w:lineRule="auto"/>
               <w:ind w:left="495"/>
               <w:rPr>
-                <w:rFonts w:ascii="SimHei" w:eastAsia="SimHei" w:hAnsi="SimHei" w:cs="SimHei"/>
+                <w:rFonts w:ascii="黑体" w:hAnsi="黑体" w:eastAsia="黑体" w:cs="黑体"/>
                 <w:sz w:val="28"/>
                 <w:szCs w:val="28"/>
               </w:rPr>
             </w:pPr>
             <w:r>
               <w:rPr>
-                <w:rFonts w:ascii="SimHei" w:eastAsia="SimHei" w:hAnsi="SimHei" w:cs="SimHei"/>
+                <w:rFonts w:ascii="黑体" w:hAnsi="黑体" w:eastAsia="黑体" w:cs="黑体"/>
                 <w:spacing w:val="-5"/>
                 <w:sz w:val="28"/>
                 <w:szCs w:val="28"/>
@@ -865,14 +802,14 @@
               <w:spacing w:before="177" w:line="241" w:lineRule="auto"/>
               <w:ind w:left="332"/>
               <w:rPr>
-                <w:rFonts w:ascii="SimHei" w:eastAsia="SimHei" w:hAnsi="SimHei" w:cs="SimHei"/>
+                <w:rFonts w:ascii="黑体" w:hAnsi="黑体" w:eastAsia="黑体" w:cs="黑体"/>
                 <w:sz w:val="28"/>
                 <w:szCs w:val="28"/>
               </w:rPr>
             </w:pPr>
             <w:r>
               <w:rPr>
-                <w:rFonts w:ascii="SimHei" w:eastAsia="SimHei" w:hAnsi="SimHei" w:cs="SimHei"/>
+                <w:rFonts w:ascii="黑体" w:hAnsi="黑体" w:eastAsia="黑体" w:cs="黑体"/>
                 <w:spacing w:val="-2"/>
                 <w:sz w:val="28"/>
                 <w:szCs w:val="28"/>
@@ -884,12 +821,23 @@
       </w:tr>
       <w:tr>
         <w:tblPrEx>
-          <w:tblW w:w="8508" w:type="dxa"/>
-          <w:tblInd w:w="162" w:type="dxa"/>
-          <w:tblLayout w:type="fixed"/>
+          <w:tblBorders>
+            <w:top w:val="single" w:color="000000" w:sz="2" w:space="0"/>
+            <w:left w:val="single" w:color="000000" w:sz="2" w:space="0"/>
+            <w:bottom w:val="single" w:color="000000" w:sz="2" w:space="0"/>
+            <w:right w:val="single" w:color="000000" w:sz="2" w:space="0"/>
+            <w:insideH w:val="single" w:color="000000" w:sz="2" w:space="0"/>
+            <w:insideV w:val="single" w:color="000000" w:sz="2" w:space="0"/>
+          </w:tblBorders>
+          <w:tblCellMar>
+            <w:top w:w="0" w:type="dxa"/>
+            <w:left w:w="0" w:type="dxa"/>
+            <w:bottom w:w="0" w:type="dxa"/>
+            <w:right w:w="0" w:type="dxa"/>
+          </w:tblCellMar>
         </w:tblPrEx>
         <w:trPr>
-          <w:trHeight w:val="627"/>
+          <w:trHeight w:val="627" w:hRule="atLeast"/>
         </w:trPr>
         <w:tc>
           <w:tcPr>
@@ -897,7 +845,7 @@
           </w:tcPr>
           <w:p>
             <w:pPr>
-              <w:pStyle w:val="TableText"/>
+              <w:pStyle w:val="6"/>
             </w:pPr>
           </w:p>
         </w:tc>
@@ -907,7 +855,7 @@
           </w:tcPr>
           <w:p>
             <w:pPr>
-              <w:pStyle w:val="TableText"/>
+              <w:pStyle w:val="6"/>
             </w:pPr>
           </w:p>
         </w:tc>
@@ -917,7 +865,7 @@
           </w:tcPr>
           <w:p>
             <w:pPr>
-              <w:pStyle w:val="TableText"/>
+              <w:pStyle w:val="6"/>
             </w:pPr>
           </w:p>
         </w:tc>
@@ -927,7 +875,7 @@
           </w:tcPr>
           <w:p>
             <w:pPr>
-              <w:pStyle w:val="TableText"/>
+              <w:pStyle w:val="6"/>
             </w:pPr>
           </w:p>
         </w:tc>
@@ -937,19 +885,30 @@
           </w:tcPr>
           <w:p>
             <w:pPr>
-              <w:pStyle w:val="TableText"/>
+              <w:pStyle w:val="6"/>
             </w:pPr>
           </w:p>
         </w:tc>
       </w:tr>
       <w:tr>
         <w:tblPrEx>
-          <w:tblW w:w="8508" w:type="dxa"/>
-          <w:tblInd w:w="162" w:type="dxa"/>
-          <w:tblLayout w:type="fixed"/>
+          <w:tblBorders>
+            <w:top w:val="single" w:color="000000" w:sz="2" w:space="0"/>
+            <w:left w:val="single" w:color="000000" w:sz="2" w:space="0"/>
+            <w:bottom w:val="single" w:color="000000" w:sz="2" w:space="0"/>
+            <w:right w:val="single" w:color="000000" w:sz="2" w:space="0"/>
+            <w:insideH w:val="single" w:color="000000" w:sz="2" w:space="0"/>
+            <w:insideV w:val="single" w:color="000000" w:sz="2" w:space="0"/>
+          </w:tblBorders>
+          <w:tblCellMar>
+            <w:top w:w="0" w:type="dxa"/>
+            <w:left w:w="0" w:type="dxa"/>
+            <w:bottom w:w="0" w:type="dxa"/>
+            <w:right w:w="0" w:type="dxa"/>
+          </w:tblCellMar>
         </w:tblPrEx>
         <w:trPr>
-          <w:trHeight w:val="627"/>
+          <w:trHeight w:val="627" w:hRule="atLeast"/>
         </w:trPr>
         <w:tc>
           <w:tcPr>
@@ -957,7 +916,7 @@
           </w:tcPr>
           <w:p>
             <w:pPr>
-              <w:pStyle w:val="TableText"/>
+              <w:pStyle w:val="6"/>
             </w:pPr>
           </w:p>
         </w:tc>
@@ -967,7 +926,7 @@
           </w:tcPr>
           <w:p>
             <w:pPr>
-              <w:pStyle w:val="TableText"/>
+              <w:pStyle w:val="6"/>
             </w:pPr>
           </w:p>
         </w:tc>
@@ -977,7 +936,7 @@
           </w:tcPr>
           <w:p>
             <w:pPr>
-              <w:pStyle w:val="TableText"/>
+              <w:pStyle w:val="6"/>
             </w:pPr>
           </w:p>
         </w:tc>
@@ -987,7 +946,7 @@
           </w:tcPr>
           <w:p>
             <w:pPr>
-              <w:pStyle w:val="TableText"/>
+              <w:pStyle w:val="6"/>
             </w:pPr>
           </w:p>
         </w:tc>
@@ -997,19 +956,30 @@
           </w:tcPr>
           <w:p>
             <w:pPr>
-              <w:pStyle w:val="TableText"/>
+              <w:pStyle w:val="6"/>
             </w:pPr>
           </w:p>
         </w:tc>
       </w:tr>
       <w:tr>
         <w:tblPrEx>
-          <w:tblW w:w="8508" w:type="dxa"/>
-          <w:tblInd w:w="162" w:type="dxa"/>
-          <w:tblLayout w:type="fixed"/>
+          <w:tblBorders>
+            <w:top w:val="single" w:color="000000" w:sz="2" w:space="0"/>
+            <w:left w:val="single" w:color="000000" w:sz="2" w:space="0"/>
+            <w:bottom w:val="single" w:color="000000" w:sz="2" w:space="0"/>
+            <w:right w:val="single" w:color="000000" w:sz="2" w:space="0"/>
+            <w:insideH w:val="single" w:color="000000" w:sz="2" w:space="0"/>
+            <w:insideV w:val="single" w:color="000000" w:sz="2" w:space="0"/>
+          </w:tblBorders>
+          <w:tblCellMar>
+            <w:top w:w="0" w:type="dxa"/>
+            <w:left w:w="0" w:type="dxa"/>
+            <w:bottom w:w="0" w:type="dxa"/>
+            <w:right w:w="0" w:type="dxa"/>
+          </w:tblCellMar>
         </w:tblPrEx>
         <w:trPr>
-          <w:trHeight w:val="628"/>
+          <w:trHeight w:val="628" w:hRule="atLeast"/>
         </w:trPr>
         <w:tc>
           <w:tcPr>
@@ -1017,7 +987,7 @@
           </w:tcPr>
           <w:p>
             <w:pPr>
-              <w:pStyle w:val="TableText"/>
+              <w:pStyle w:val="6"/>
             </w:pPr>
           </w:p>
         </w:tc>
@@ -1027,7 +997,7 @@
           </w:tcPr>
           <w:p>
             <w:pPr>
-              <w:pStyle w:val="TableText"/>
+              <w:pStyle w:val="6"/>
             </w:pPr>
           </w:p>
         </w:tc>
@@ -1037,7 +1007,7 @@
           </w:tcPr>
           <w:p>
             <w:pPr>
-              <w:pStyle w:val="TableText"/>
+              <w:pStyle w:val="6"/>
             </w:pPr>
           </w:p>
         </w:tc>
@@ -1047,7 +1017,7 @@
           </w:tcPr>
           <w:p>
             <w:pPr>
-              <w:pStyle w:val="TableText"/>
+              <w:pStyle w:val="6"/>
             </w:pPr>
           </w:p>
         </w:tc>
@@ -1057,19 +1027,30 @@
           </w:tcPr>
           <w:p>
             <w:pPr>
-              <w:pStyle w:val="TableText"/>
+              <w:pStyle w:val="6"/>
             </w:pPr>
           </w:p>
         </w:tc>
       </w:tr>
       <w:tr>
         <w:tblPrEx>
-          <w:tblW w:w="8508" w:type="dxa"/>
-          <w:tblInd w:w="162" w:type="dxa"/>
-          <w:tblLayout w:type="fixed"/>
+          <w:tblBorders>
+            <w:top w:val="single" w:color="000000" w:sz="2" w:space="0"/>
+            <w:left w:val="single" w:color="000000" w:sz="2" w:space="0"/>
+            <w:bottom w:val="single" w:color="000000" w:sz="2" w:space="0"/>
+            <w:right w:val="single" w:color="000000" w:sz="2" w:space="0"/>
+            <w:insideH w:val="single" w:color="000000" w:sz="2" w:space="0"/>
+            <w:insideV w:val="single" w:color="000000" w:sz="2" w:space="0"/>
+          </w:tblBorders>
+          <w:tblCellMar>
+            <w:top w:w="0" w:type="dxa"/>
+            <w:left w:w="0" w:type="dxa"/>
+            <w:bottom w:w="0" w:type="dxa"/>
+            <w:right w:w="0" w:type="dxa"/>
+          </w:tblCellMar>
         </w:tblPrEx>
         <w:trPr>
-          <w:trHeight w:val="628"/>
+          <w:trHeight w:val="628" w:hRule="atLeast"/>
         </w:trPr>
         <w:tc>
           <w:tcPr>
@@ -1077,7 +1058,7 @@
           </w:tcPr>
           <w:p>
             <w:pPr>
-              <w:pStyle w:val="TableText"/>
+              <w:pStyle w:val="6"/>
             </w:pPr>
           </w:p>
         </w:tc>
@@ -1087,7 +1068,7 @@
           </w:tcPr>
           <w:p>
             <w:pPr>
-              <w:pStyle w:val="TableText"/>
+              <w:pStyle w:val="6"/>
             </w:pPr>
           </w:p>
         </w:tc>
@@ -1097,7 +1078,7 @@
           </w:tcPr>
           <w:p>
             <w:pPr>
-              <w:pStyle w:val="TableText"/>
+              <w:pStyle w:val="6"/>
             </w:pPr>
           </w:p>
         </w:tc>
@@ -1107,7 +1088,7 @@
           </w:tcPr>
           <w:p>
             <w:pPr>
-              <w:pStyle w:val="TableText"/>
+              <w:pStyle w:val="6"/>
             </w:pPr>
           </w:p>
         </w:tc>
@@ -1117,19 +1098,30 @@
           </w:tcPr>
           <w:p>
             <w:pPr>
-              <w:pStyle w:val="TableText"/>
+              <w:pStyle w:val="6"/>
             </w:pPr>
           </w:p>
         </w:tc>
       </w:tr>
       <w:tr>
         <w:tblPrEx>
-          <w:tblW w:w="8508" w:type="dxa"/>
-          <w:tblInd w:w="162" w:type="dxa"/>
-          <w:tblLayout w:type="fixed"/>
+          <w:tblBorders>
+            <w:top w:val="single" w:color="000000" w:sz="2" w:space="0"/>
+            <w:left w:val="single" w:color="000000" w:sz="2" w:space="0"/>
+            <w:bottom w:val="single" w:color="000000" w:sz="2" w:space="0"/>
+            <w:right w:val="single" w:color="000000" w:sz="2" w:space="0"/>
+            <w:insideH w:val="single" w:color="000000" w:sz="2" w:space="0"/>
+            <w:insideV w:val="single" w:color="000000" w:sz="2" w:space="0"/>
+          </w:tblBorders>
+          <w:tblCellMar>
+            <w:top w:w="0" w:type="dxa"/>
+            <w:left w:w="0" w:type="dxa"/>
+            <w:bottom w:w="0" w:type="dxa"/>
+            <w:right w:w="0" w:type="dxa"/>
+          </w:tblCellMar>
         </w:tblPrEx>
         <w:trPr>
-          <w:trHeight w:val="629"/>
+          <w:trHeight w:val="629" w:hRule="atLeast"/>
         </w:trPr>
         <w:tc>
           <w:tcPr>
@@ -1137,7 +1129,7 @@
           </w:tcPr>
           <w:p>
             <w:pPr>
-              <w:pStyle w:val="TableText"/>
+              <w:pStyle w:val="6"/>
             </w:pPr>
           </w:p>
         </w:tc>
@@ -1147,7 +1139,7 @@
           </w:tcPr>
           <w:p>
             <w:pPr>
-              <w:pStyle w:val="TableText"/>
+              <w:pStyle w:val="6"/>
             </w:pPr>
           </w:p>
         </w:tc>
@@ -1157,7 +1149,7 @@
           </w:tcPr>
           <w:p>
             <w:pPr>
-              <w:pStyle w:val="TableText"/>
+              <w:pStyle w:val="6"/>
             </w:pPr>
           </w:p>
         </w:tc>
@@ -1167,7 +1159,7 @@
           </w:tcPr>
           <w:p>
             <w:pPr>
-              <w:pStyle w:val="TableText"/>
+              <w:pStyle w:val="6"/>
             </w:pPr>
           </w:p>
         </w:tc>
@@ -1177,19 +1169,30 @@
           </w:tcPr>
           <w:p>
             <w:pPr>
-              <w:pStyle w:val="TableText"/>
+              <w:pStyle w:val="6"/>
             </w:pPr>
           </w:p>
         </w:tc>
       </w:tr>
       <w:tr>
         <w:tblPrEx>
-          <w:tblW w:w="8508" w:type="dxa"/>
-          <w:tblInd w:w="162" w:type="dxa"/>
-          <w:tblLayout w:type="fixed"/>
+          <w:tblBorders>
+            <w:top w:val="single" w:color="000000" w:sz="2" w:space="0"/>
+            <w:left w:val="single" w:color="000000" w:sz="2" w:space="0"/>
+            <w:bottom w:val="single" w:color="000000" w:sz="2" w:space="0"/>
+            <w:right w:val="single" w:color="000000" w:sz="2" w:space="0"/>
+            <w:insideH w:val="single" w:color="000000" w:sz="2" w:space="0"/>
+            <w:insideV w:val="single" w:color="000000" w:sz="2" w:space="0"/>
+          </w:tblBorders>
+          <w:tblCellMar>
+            <w:top w:w="0" w:type="dxa"/>
+            <w:left w:w="0" w:type="dxa"/>
+            <w:bottom w:w="0" w:type="dxa"/>
+            <w:right w:w="0" w:type="dxa"/>
+          </w:tblCellMar>
         </w:tblPrEx>
         <w:trPr>
-          <w:trHeight w:val="628"/>
+          <w:trHeight w:val="628" w:hRule="atLeast"/>
         </w:trPr>
         <w:tc>
           <w:tcPr>
@@ -1197,7 +1200,7 @@
           </w:tcPr>
           <w:p>
             <w:pPr>
-              <w:pStyle w:val="TableText"/>
+              <w:pStyle w:val="6"/>
             </w:pPr>
           </w:p>
         </w:tc>
@@ -1207,7 +1210,7 @@
           </w:tcPr>
           <w:p>
             <w:pPr>
-              <w:pStyle w:val="TableText"/>
+              <w:pStyle w:val="6"/>
             </w:pPr>
           </w:p>
         </w:tc>
@@ -1217,7 +1220,7 @@
           </w:tcPr>
           <w:p>
             <w:pPr>
-              <w:pStyle w:val="TableText"/>
+              <w:pStyle w:val="6"/>
             </w:pPr>
           </w:p>
         </w:tc>
@@ -1227,7 +1230,7 @@
           </w:tcPr>
           <w:p>
             <w:pPr>
-              <w:pStyle w:val="TableText"/>
+              <w:pStyle w:val="6"/>
             </w:pPr>
           </w:p>
         </w:tc>
@@ -1237,19 +1240,30 @@
           </w:tcPr>
           <w:p>
             <w:pPr>
-              <w:pStyle w:val="TableText"/>
+              <w:pStyle w:val="6"/>
             </w:pPr>
           </w:p>
         </w:tc>
       </w:tr>
       <w:tr>
         <w:tblPrEx>
-          <w:tblW w:w="8508" w:type="dxa"/>
-          <w:tblInd w:w="162" w:type="dxa"/>
-          <w:tblLayout w:type="fixed"/>
+          <w:tblBorders>
+            <w:top w:val="single" w:color="000000" w:sz="2" w:space="0"/>
+            <w:left w:val="single" w:color="000000" w:sz="2" w:space="0"/>
+            <w:bottom w:val="single" w:color="000000" w:sz="2" w:space="0"/>
+            <w:right w:val="single" w:color="000000" w:sz="2" w:space="0"/>
+            <w:insideH w:val="single" w:color="000000" w:sz="2" w:space="0"/>
+            <w:insideV w:val="single" w:color="000000" w:sz="2" w:space="0"/>
+          </w:tblBorders>
+          <w:tblCellMar>
+            <w:top w:w="0" w:type="dxa"/>
+            <w:left w:w="0" w:type="dxa"/>
+            <w:bottom w:w="0" w:type="dxa"/>
+            <w:right w:w="0" w:type="dxa"/>
+          </w:tblCellMar>
         </w:tblPrEx>
         <w:trPr>
-          <w:trHeight w:val="632"/>
+          <w:trHeight w:val="632" w:hRule="atLeast"/>
         </w:trPr>
         <w:tc>
           <w:tcPr>
@@ -1257,7 +1271,7 @@
           </w:tcPr>
           <w:p>
             <w:pPr>
-              <w:pStyle w:val="TableText"/>
+              <w:pStyle w:val="6"/>
             </w:pPr>
           </w:p>
         </w:tc>
@@ -1267,7 +1281,7 @@
           </w:tcPr>
           <w:p>
             <w:pPr>
-              <w:pStyle w:val="TableText"/>
+              <w:pStyle w:val="6"/>
             </w:pPr>
           </w:p>
         </w:tc>
@@ -1277,7 +1291,7 @@
           </w:tcPr>
           <w:p>
             <w:pPr>
-              <w:pStyle w:val="TableText"/>
+              <w:pStyle w:val="6"/>
             </w:pPr>
           </w:p>
         </w:tc>
@@ -1287,7 +1301,7 @@
           </w:tcPr>
           <w:p>
             <w:pPr>
-              <w:pStyle w:val="TableText"/>
+              <w:pStyle w:val="6"/>
             </w:pPr>
           </w:p>
         </w:tc>
@@ -1297,7 +1311,7 @@
           </w:tcPr>
           <w:p>
             <w:pPr>
-              <w:pStyle w:val="TableText"/>
+              <w:pStyle w:val="6"/>
             </w:pPr>
           </w:p>
         </w:tc>
@@ -1305,16 +1319,16 @@
     </w:tbl>
     <w:p>
       <w:pPr>
-        <w:pStyle w:val="BodyText"/>
+        <w:pStyle w:val="2"/>
       </w:pPr>
     </w:p>
     <w:p>
       <w:pPr>
         <w:sectPr>
-          <w:footerReference w:type="default" r:id="rId6"/>
+          <w:footerReference r:id="rId6" w:type="default"/>
           <w:pgSz w:w="11910" w:h="16840"/>
           <w:pgMar w:top="919" w:right="1457" w:bottom="1110" w:left="1779" w:header="0" w:footer="875" w:gutter="0"/>
-          <w:cols w:space="720"/>
+          <w:cols w:space="720" w:num="1"/>
         </w:sectPr>
       </w:pPr>
     </w:p>
@@ -1329,7 +1343,7 @@
         </w:rPr>
         <w:drawing>
           <wp:inline distT="0" distB="0" distL="0" distR="0">
-            <wp:extent cx="696350" cy="271753"/>
+            <wp:extent cx="695960" cy="271145"/>
             <wp:effectExtent l="0" t="0" r="0" b="0"/>
             <wp:docPr id="6" name="IM 6"/>
             <wp:cNvGraphicFramePr/>
@@ -1341,13 +1355,13 @@
                     <pic:cNvPicPr/>
                   </pic:nvPicPr>
                   <pic:blipFill>
-                    <a:blip xmlns:r="http://schemas.openxmlformats.org/officeDocument/2006/relationships" r:embed="rId4"/>
+                    <a:blip r:embed="rId10"/>
                     <a:stretch>
                       <a:fillRect/>
                     </a:stretch>
                   </pic:blipFill>
                   <pic:spPr>
-                    <a:xfrm rot="0">
+                    <a:xfrm>
                       <a:off x="0" y="0"/>
                       <a:ext cx="696350" cy="271753"/>
                     </a:xfrm>
@@ -1365,7 +1379,7 @@
     <w:sdt>
       <w:sdtPr>
         <w:rPr>
-          <w:rFonts w:ascii="SimSun" w:eastAsia="SimSun" w:hAnsi="SimSun" w:cs="SimSun"/>
+          <w:rFonts w:ascii="宋体" w:hAnsi="宋体" w:eastAsia="宋体" w:cs="宋体"/>
           <w:sz w:val="24"/>
           <w:szCs w:val="24"/>
         </w:rPr>
@@ -1377,7 +1391,7 @@
       </w:sdtPr>
       <w:sdtEndPr>
         <w:rPr>
-          <w:rFonts w:ascii="SimSun" w:eastAsia="SimSun" w:hAnsi="SimSun" w:cs="SimSun"/>
+          <w:rFonts w:ascii="宋体" w:hAnsi="宋体" w:eastAsia="宋体" w:cs="宋体"/>
           <w:sz w:val="24"/>
           <w:szCs w:val="24"/>
         </w:rPr>
@@ -1388,14 +1402,14 @@
             <w:spacing w:before="149" w:line="221" w:lineRule="auto"/>
             <w:ind w:left="4849"/>
             <w:rPr>
-              <w:rFonts w:ascii="SimSun" w:eastAsia="SimSun" w:hAnsi="SimSun" w:cs="SimSun"/>
+              <w:rFonts w:ascii="宋体" w:hAnsi="宋体" w:eastAsia="宋体" w:cs="宋体"/>
               <w:sz w:val="24"/>
               <w:szCs w:val="24"/>
             </w:rPr>
           </w:pPr>
           <w:r>
             <w:rPr>
-              <w:rFonts w:ascii="SimSun" w:eastAsia="SimSun" w:hAnsi="SimSun" w:cs="SimSun"/>
+              <w:rFonts w:ascii="宋体" w:hAnsi="宋体" w:eastAsia="宋体" w:cs="宋体"/>
               <w:spacing w:val="-28"/>
               <w:sz w:val="24"/>
               <w:szCs w:val="24"/>
@@ -1411,7 +1425,7 @@
             <w:spacing w:before="177" w:line="185" w:lineRule="auto"/>
             <w:ind w:left="18"/>
             <w:rPr>
-              <w:rFonts w:ascii="SimSun" w:eastAsia="SimSun" w:hAnsi="SimSun" w:cs="SimSun"/>
+              <w:rFonts w:ascii="宋体" w:hAnsi="宋体" w:eastAsia="宋体" w:cs="宋体"/>
               <w:sz w:val="24"/>
               <w:szCs w:val="24"/>
             </w:rPr>
@@ -1427,7 +1441,7 @@
           </w:r>
           <w:r>
             <w:rPr>
-              <w:rFonts w:ascii="SimSun" w:eastAsia="SimSun" w:hAnsi="SimSun" w:cs="SimSun"/>
+              <w:rFonts w:ascii="宋体" w:hAnsi="宋体" w:eastAsia="宋体" w:cs="宋体"/>
               <w:spacing w:val="-28"/>
               <w:sz w:val="24"/>
               <w:szCs w:val="24"/>
@@ -1436,7 +1450,7 @@
           </w:r>
           <w:r>
             <w:rPr>
-              <w:rFonts w:ascii="SimSun" w:eastAsia="SimSun" w:hAnsi="SimSun" w:cs="SimSun"/>
+              <w:rFonts w:ascii="宋体" w:hAnsi="宋体" w:eastAsia="宋体" w:cs="宋体"/>
               <w:spacing w:val="55"/>
               <w:sz w:val="24"/>
               <w:szCs w:val="24"/>
@@ -1445,7 +1459,7 @@
           </w:r>
           <w:r>
             <w:rPr>
-              <w:rFonts w:ascii="SimSun" w:eastAsia="SimSun" w:hAnsi="SimSun" w:cs="SimSun"/>
+              <w:rFonts w:ascii="宋体" w:hAnsi="宋体" w:eastAsia="宋体" w:cs="宋体"/>
               <w:spacing w:val="-28"/>
               <w:sz w:val="24"/>
               <w:szCs w:val="24"/>
@@ -1454,7 +1468,7 @@
           </w:r>
           <w:r>
             <w:rPr>
-              <w:rFonts w:ascii="SimSun" w:eastAsia="SimSun" w:hAnsi="SimSun" w:cs="SimSun"/>
+              <w:rFonts w:ascii="宋体" w:hAnsi="宋体" w:eastAsia="宋体" w:cs="宋体"/>
               <w:sz w:val="24"/>
               <w:szCs w:val="24"/>
             </w:rPr>
@@ -1462,7 +1476,7 @@
           </w:r>
           <w:r>
             <w:rPr>
-              <w:rFonts w:ascii="SimSun" w:eastAsia="SimSun" w:hAnsi="SimSun" w:cs="SimSun"/>
+              <w:rFonts w:ascii="宋体" w:hAnsi="宋体" w:eastAsia="宋体" w:cs="宋体"/>
               <w:spacing w:val="-83"/>
               <w:sz w:val="24"/>
               <w:szCs w:val="24"/>
@@ -1471,7 +1485,7 @@
           </w:r>
           <w:r>
             <w:rPr>
-              <w:rFonts w:ascii="SimSun" w:eastAsia="SimSun" w:hAnsi="SimSun" w:cs="SimSun"/>
+              <w:rFonts w:ascii="宋体" w:hAnsi="宋体" w:eastAsia="宋体" w:cs="宋体"/>
               <w:spacing w:val="-9"/>
               <w:sz w:val="24"/>
               <w:szCs w:val="24"/>
@@ -1490,7 +1504,7 @@
             <w:spacing w:before="225" w:line="185" w:lineRule="auto"/>
             <w:ind w:left="3"/>
             <w:rPr>
-              <w:rFonts w:ascii="SimSun" w:eastAsia="SimSun" w:hAnsi="SimSun" w:cs="SimSun"/>
+              <w:rFonts w:ascii="宋体" w:hAnsi="宋体" w:eastAsia="宋体" w:cs="宋体"/>
               <w:sz w:val="24"/>
               <w:szCs w:val="24"/>
             </w:rPr>
@@ -1506,7 +1520,7 @@
           </w:r>
           <w:r>
             <w:rPr>
-              <w:rFonts w:ascii="SimSun" w:eastAsia="SimSun" w:hAnsi="SimSun" w:cs="SimSun"/>
+              <w:rFonts w:ascii="宋体" w:hAnsi="宋体" w:eastAsia="宋体" w:cs="宋体"/>
               <w:spacing w:val="-10"/>
               <w:sz w:val="24"/>
               <w:szCs w:val="24"/>
@@ -1515,7 +1529,7 @@
           </w:r>
           <w:r>
             <w:rPr>
-              <w:rFonts w:ascii="SimSun" w:eastAsia="SimSun" w:hAnsi="SimSun" w:cs="SimSun"/>
+              <w:rFonts w:ascii="宋体" w:hAnsi="宋体" w:eastAsia="宋体" w:cs="宋体"/>
               <w:spacing w:val="16"/>
               <w:sz w:val="24"/>
               <w:szCs w:val="24"/>
@@ -1524,7 +1538,7 @@
           </w:r>
           <w:r>
             <w:rPr>
-              <w:rFonts w:ascii="SimSun" w:eastAsia="SimSun" w:hAnsi="SimSun" w:cs="SimSun"/>
+              <w:rFonts w:ascii="宋体" w:hAnsi="宋体" w:eastAsia="宋体" w:cs="宋体"/>
               <w:spacing w:val="-10"/>
               <w:sz w:val="24"/>
               <w:szCs w:val="24"/>
@@ -1533,7 +1547,7 @@
           </w:r>
           <w:r>
             <w:rPr>
-              <w:rFonts w:ascii="SimSun" w:eastAsia="SimSun" w:hAnsi="SimSun" w:cs="SimSun"/>
+              <w:rFonts w:ascii="宋体" w:hAnsi="宋体" w:eastAsia="宋体" w:cs="宋体"/>
               <w:sz w:val="24"/>
               <w:szCs w:val="24"/>
             </w:rPr>
@@ -1541,7 +1555,7 @@
           </w:r>
           <w:r>
             <w:rPr>
-              <w:rFonts w:ascii="SimSun" w:eastAsia="SimSun" w:hAnsi="SimSun" w:cs="SimSun"/>
+              <w:rFonts w:ascii="宋体" w:hAnsi="宋体" w:eastAsia="宋体" w:cs="宋体"/>
               <w:spacing w:val="-83"/>
               <w:sz w:val="24"/>
               <w:szCs w:val="24"/>
@@ -1550,7 +1564,7 @@
           </w:r>
           <w:r>
             <w:rPr>
-              <w:rFonts w:ascii="SimSun" w:eastAsia="SimSun" w:hAnsi="SimSun" w:cs="SimSun"/>
+              <w:rFonts w:ascii="宋体" w:hAnsi="宋体" w:eastAsia="宋体" w:cs="宋体"/>
               <w:spacing w:val="-9"/>
               <w:sz w:val="24"/>
               <w:szCs w:val="24"/>
@@ -1569,7 +1583,7 @@
             <w:spacing w:before="228" w:line="185" w:lineRule="auto"/>
             <w:ind w:left="5"/>
             <w:rPr>
-              <w:rFonts w:ascii="SimSun" w:eastAsia="SimSun" w:hAnsi="SimSun" w:cs="SimSun"/>
+              <w:rFonts w:ascii="宋体" w:hAnsi="宋体" w:eastAsia="宋体" w:cs="宋体"/>
               <w:sz w:val="24"/>
               <w:szCs w:val="24"/>
             </w:rPr>
@@ -1585,7 +1599,7 @@
           </w:r>
           <w:r>
             <w:rPr>
-              <w:rFonts w:ascii="SimSun" w:eastAsia="SimSun" w:hAnsi="SimSun" w:cs="SimSun"/>
+              <w:rFonts w:ascii="宋体" w:hAnsi="宋体" w:eastAsia="宋体" w:cs="宋体"/>
               <w:spacing w:val="-5"/>
               <w:sz w:val="24"/>
               <w:szCs w:val="24"/>
@@ -1594,7 +1608,7 @@
           </w:r>
           <w:r>
             <w:rPr>
-              <w:rFonts w:ascii="SimSun" w:eastAsia="SimSun" w:hAnsi="SimSun" w:cs="SimSun"/>
+              <w:rFonts w:ascii="宋体" w:hAnsi="宋体" w:eastAsia="宋体" w:cs="宋体"/>
               <w:spacing w:val="14"/>
               <w:sz w:val="24"/>
               <w:szCs w:val="24"/>
@@ -1603,7 +1617,7 @@
           </w:r>
           <w:r>
             <w:rPr>
-              <w:rFonts w:ascii="SimSun" w:eastAsia="SimSun" w:hAnsi="SimSun" w:cs="SimSun"/>
+              <w:rFonts w:ascii="宋体" w:hAnsi="宋体" w:eastAsia="宋体" w:cs="宋体"/>
               <w:spacing w:val="-5"/>
               <w:sz w:val="24"/>
               <w:szCs w:val="24"/>
@@ -1612,7 +1626,7 @@
           </w:r>
           <w:r>
             <w:rPr>
-              <w:rFonts w:ascii="SimSun" w:eastAsia="SimSun" w:hAnsi="SimSun" w:cs="SimSun"/>
+              <w:rFonts w:ascii="宋体" w:hAnsi="宋体" w:eastAsia="宋体" w:cs="宋体"/>
               <w:sz w:val="24"/>
               <w:szCs w:val="24"/>
             </w:rPr>
@@ -1620,7 +1634,7 @@
           </w:r>
           <w:r>
             <w:rPr>
-              <w:rFonts w:ascii="SimSun" w:eastAsia="SimSun" w:hAnsi="SimSun" w:cs="SimSun"/>
+              <w:rFonts w:ascii="宋体" w:hAnsi="宋体" w:eastAsia="宋体" w:cs="宋体"/>
               <w:spacing w:val="-83"/>
               <w:sz w:val="24"/>
               <w:szCs w:val="24"/>
@@ -1629,7 +1643,7 @@
           </w:r>
           <w:r>
             <w:rPr>
-              <w:rFonts w:ascii="SimSun" w:eastAsia="SimSun" w:hAnsi="SimSun" w:cs="SimSun"/>
+              <w:rFonts w:ascii="宋体" w:hAnsi="宋体" w:eastAsia="宋体" w:cs="宋体"/>
               <w:spacing w:val="-9"/>
               <w:sz w:val="24"/>
               <w:szCs w:val="24"/>
@@ -1647,7 +1661,7 @@
             </w:tabs>
             <w:spacing w:before="227" w:line="185" w:lineRule="auto"/>
             <w:rPr>
-              <w:rFonts w:ascii="SimSun" w:eastAsia="SimSun" w:hAnsi="SimSun" w:cs="SimSun"/>
+              <w:rFonts w:ascii="宋体" w:hAnsi="宋体" w:eastAsia="宋体" w:cs="宋体"/>
               <w:sz w:val="24"/>
               <w:szCs w:val="24"/>
             </w:rPr>
@@ -1663,7 +1677,7 @@
           </w:r>
           <w:r>
             <w:rPr>
-              <w:rFonts w:ascii="SimSun" w:eastAsia="SimSun" w:hAnsi="SimSun" w:cs="SimSun"/>
+              <w:rFonts w:ascii="宋体" w:hAnsi="宋体" w:eastAsia="宋体" w:cs="宋体"/>
               <w:spacing w:val="-2"/>
               <w:sz w:val="24"/>
               <w:szCs w:val="24"/>
@@ -1672,7 +1686,7 @@
           </w:r>
           <w:r>
             <w:rPr>
-              <w:rFonts w:ascii="SimSun" w:eastAsia="SimSun" w:hAnsi="SimSun" w:cs="SimSun"/>
+              <w:rFonts w:ascii="宋体" w:hAnsi="宋体" w:eastAsia="宋体" w:cs="宋体"/>
               <w:sz w:val="24"/>
               <w:szCs w:val="24"/>
             </w:rPr>
@@ -1680,7 +1694,7 @@
           </w:r>
           <w:r>
             <w:rPr>
-              <w:rFonts w:ascii="SimSun" w:eastAsia="SimSun" w:hAnsi="SimSun" w:cs="SimSun"/>
+              <w:rFonts w:ascii="宋体" w:hAnsi="宋体" w:eastAsia="宋体" w:cs="宋体"/>
               <w:spacing w:val="-83"/>
               <w:sz w:val="24"/>
               <w:szCs w:val="24"/>
@@ -1689,7 +1703,7 @@
           </w:r>
           <w:r>
             <w:rPr>
-              <w:rFonts w:ascii="SimSun" w:eastAsia="SimSun" w:hAnsi="SimSun" w:cs="SimSun"/>
+              <w:rFonts w:ascii="宋体" w:hAnsi="宋体" w:eastAsia="宋体" w:cs="宋体"/>
               <w:spacing w:val="-9"/>
               <w:sz w:val="24"/>
               <w:szCs w:val="24"/>
@@ -1708,7 +1722,7 @@
             <w:spacing w:before="225" w:line="185" w:lineRule="auto"/>
             <w:ind w:left="439"/>
             <w:rPr>
-              <w:rFonts w:ascii="SimSun" w:eastAsia="SimSun" w:hAnsi="SimSun" w:cs="SimSun"/>
+              <w:rFonts w:ascii="宋体" w:hAnsi="宋体" w:eastAsia="宋体" w:cs="宋体"/>
               <w:sz w:val="24"/>
               <w:szCs w:val="24"/>
             </w:rPr>
@@ -1724,7 +1738,7 @@
           </w:r>
           <w:r>
             <w:rPr>
-              <w:rFonts w:ascii="SimSun" w:eastAsia="SimSun" w:hAnsi="SimSun" w:cs="SimSun"/>
+              <w:rFonts w:ascii="宋体" w:hAnsi="宋体" w:eastAsia="宋体" w:cs="宋体"/>
               <w:spacing w:val="-1"/>
               <w:sz w:val="24"/>
               <w:szCs w:val="24"/>
@@ -1733,7 +1747,7 @@
           </w:r>
           <w:r>
             <w:rPr>
-              <w:rFonts w:ascii="SimSun" w:eastAsia="SimSun" w:hAnsi="SimSun" w:cs="SimSun"/>
+              <w:rFonts w:ascii="宋体" w:hAnsi="宋体" w:eastAsia="宋体" w:cs="宋体"/>
               <w:sz w:val="24"/>
               <w:szCs w:val="24"/>
             </w:rPr>
@@ -1741,7 +1755,7 @@
           </w:r>
           <w:r>
             <w:rPr>
-              <w:rFonts w:ascii="SimSun" w:eastAsia="SimSun" w:hAnsi="SimSun" w:cs="SimSun"/>
+              <w:rFonts w:ascii="宋体" w:hAnsi="宋体" w:eastAsia="宋体" w:cs="宋体"/>
               <w:spacing w:val="-102"/>
               <w:sz w:val="24"/>
               <w:szCs w:val="24"/>
@@ -1750,7 +1764,7 @@
           </w:r>
           <w:r>
             <w:rPr>
-              <w:rFonts w:ascii="SimSun" w:eastAsia="SimSun" w:hAnsi="SimSun" w:cs="SimSun"/>
+              <w:rFonts w:ascii="宋体" w:hAnsi="宋体" w:eastAsia="宋体" w:cs="宋体"/>
               <w:spacing w:val="-9"/>
               <w:sz w:val="24"/>
               <w:szCs w:val="24"/>
@@ -1769,7 +1783,7 @@
             <w:spacing w:before="228" w:line="185" w:lineRule="auto"/>
             <w:ind w:left="439"/>
             <w:rPr>
-              <w:rFonts w:ascii="SimSun" w:eastAsia="SimSun" w:hAnsi="SimSun" w:cs="SimSun"/>
+              <w:rFonts w:ascii="宋体" w:hAnsi="宋体" w:eastAsia="宋体" w:cs="宋体"/>
               <w:sz w:val="24"/>
               <w:szCs w:val="24"/>
             </w:rPr>
@@ -1785,7 +1799,7 @@
           </w:r>
           <w:r>
             <w:rPr>
-              <w:rFonts w:ascii="SimSun" w:eastAsia="SimSun" w:hAnsi="SimSun" w:cs="SimSun"/>
+              <w:rFonts w:ascii="宋体" w:hAnsi="宋体" w:eastAsia="宋体" w:cs="宋体"/>
               <w:spacing w:val="-1"/>
               <w:sz w:val="24"/>
               <w:szCs w:val="24"/>
@@ -1794,7 +1808,7 @@
           </w:r>
           <w:r>
             <w:rPr>
-              <w:rFonts w:ascii="SimSun" w:eastAsia="SimSun" w:hAnsi="SimSun" w:cs="SimSun"/>
+              <w:rFonts w:ascii="宋体" w:hAnsi="宋体" w:eastAsia="宋体" w:cs="宋体"/>
               <w:sz w:val="24"/>
               <w:szCs w:val="24"/>
             </w:rPr>
@@ -1802,7 +1816,7 @@
           </w:r>
           <w:r>
             <w:rPr>
-              <w:rFonts w:ascii="SimSun" w:eastAsia="SimSun" w:hAnsi="SimSun" w:cs="SimSun"/>
+              <w:rFonts w:ascii="宋体" w:hAnsi="宋体" w:eastAsia="宋体" w:cs="宋体"/>
               <w:spacing w:val="-96"/>
               <w:sz w:val="24"/>
               <w:szCs w:val="24"/>
@@ -1811,7 +1825,7 @@
           </w:r>
           <w:r>
             <w:rPr>
-              <w:rFonts w:ascii="SimSun" w:eastAsia="SimSun" w:hAnsi="SimSun" w:cs="SimSun"/>
+              <w:rFonts w:ascii="宋体" w:hAnsi="宋体" w:eastAsia="宋体" w:cs="宋体"/>
               <w:spacing w:val="-15"/>
               <w:sz w:val="24"/>
               <w:szCs w:val="24"/>
@@ -1830,7 +1844,7 @@
             <w:spacing w:before="225" w:line="185" w:lineRule="auto"/>
             <w:ind w:left="439"/>
             <w:rPr>
-              <w:rFonts w:ascii="SimSun" w:eastAsia="SimSun" w:hAnsi="SimSun" w:cs="SimSun"/>
+              <w:rFonts w:ascii="宋体" w:hAnsi="宋体" w:eastAsia="宋体" w:cs="宋体"/>
               <w:sz w:val="24"/>
               <w:szCs w:val="24"/>
             </w:rPr>
@@ -1846,7 +1860,7 @@
           </w:r>
           <w:r>
             <w:rPr>
-              <w:rFonts w:ascii="SimSun" w:eastAsia="SimSun" w:hAnsi="SimSun" w:cs="SimSun"/>
+              <w:rFonts w:ascii="宋体" w:hAnsi="宋体" w:eastAsia="宋体" w:cs="宋体"/>
               <w:spacing w:val="-1"/>
               <w:sz w:val="24"/>
               <w:szCs w:val="24"/>
@@ -1855,7 +1869,7 @@
           </w:r>
           <w:r>
             <w:rPr>
-              <w:rFonts w:ascii="SimSun" w:eastAsia="SimSun" w:hAnsi="SimSun" w:cs="SimSun"/>
+              <w:rFonts w:ascii="宋体" w:hAnsi="宋体" w:eastAsia="宋体" w:cs="宋体"/>
               <w:sz w:val="24"/>
               <w:szCs w:val="24"/>
             </w:rPr>
@@ -1863,7 +1877,7 @@
           </w:r>
           <w:r>
             <w:rPr>
-              <w:rFonts w:ascii="SimSun" w:eastAsia="SimSun" w:hAnsi="SimSun" w:cs="SimSun"/>
+              <w:rFonts w:ascii="宋体" w:hAnsi="宋体" w:eastAsia="宋体" w:cs="宋体"/>
               <w:spacing w:val="-96"/>
               <w:sz w:val="24"/>
               <w:szCs w:val="24"/>
@@ -1872,7 +1886,7 @@
           </w:r>
           <w:r>
             <w:rPr>
-              <w:rFonts w:ascii="SimSun" w:eastAsia="SimSun" w:hAnsi="SimSun" w:cs="SimSun"/>
+              <w:rFonts w:ascii="宋体" w:hAnsi="宋体" w:eastAsia="宋体" w:cs="宋体"/>
               <w:spacing w:val="-15"/>
               <w:sz w:val="24"/>
               <w:szCs w:val="24"/>
@@ -1891,7 +1905,7 @@
             <w:spacing w:before="228" w:line="184" w:lineRule="auto"/>
             <w:ind w:left="439"/>
             <w:rPr>
-              <w:rFonts w:ascii="SimSun" w:eastAsia="SimSun" w:hAnsi="SimSun" w:cs="SimSun"/>
+              <w:rFonts w:ascii="宋体" w:hAnsi="宋体" w:eastAsia="宋体" w:cs="宋体"/>
               <w:sz w:val="24"/>
               <w:szCs w:val="24"/>
             </w:rPr>
@@ -1907,7 +1921,7 @@
           </w:r>
           <w:r>
             <w:rPr>
-              <w:rFonts w:ascii="SimSun" w:eastAsia="SimSun" w:hAnsi="SimSun" w:cs="SimSun"/>
+              <w:rFonts w:ascii="宋体" w:hAnsi="宋体" w:eastAsia="宋体" w:cs="宋体"/>
               <w:spacing w:val="-1"/>
               <w:sz w:val="24"/>
               <w:szCs w:val="24"/>
@@ -1916,7 +1930,7 @@
           </w:r>
           <w:r>
             <w:rPr>
-              <w:rFonts w:ascii="SimSun" w:eastAsia="SimSun" w:hAnsi="SimSun" w:cs="SimSun"/>
+              <w:rFonts w:ascii="宋体" w:hAnsi="宋体" w:eastAsia="宋体" w:cs="宋体"/>
               <w:sz w:val="24"/>
               <w:szCs w:val="24"/>
             </w:rPr>
@@ -1924,7 +1938,7 @@
           </w:r>
           <w:r>
             <w:rPr>
-              <w:rFonts w:ascii="SimSun" w:eastAsia="SimSun" w:hAnsi="SimSun" w:cs="SimSun"/>
+              <w:rFonts w:ascii="宋体" w:hAnsi="宋体" w:eastAsia="宋体" w:cs="宋体"/>
               <w:spacing w:val="-96"/>
               <w:sz w:val="24"/>
               <w:szCs w:val="24"/>
@@ -1933,7 +1947,7 @@
           </w:r>
           <w:r>
             <w:rPr>
-              <w:rFonts w:ascii="SimSun" w:eastAsia="SimSun" w:hAnsi="SimSun" w:cs="SimSun"/>
+              <w:rFonts w:ascii="宋体" w:hAnsi="宋体" w:eastAsia="宋体" w:cs="宋体"/>
               <w:spacing w:val="-15"/>
               <w:sz w:val="24"/>
               <w:szCs w:val="24"/>
@@ -1952,7 +1966,7 @@
             <w:spacing w:before="226" w:line="185" w:lineRule="auto"/>
             <w:ind w:left="439"/>
             <w:rPr>
-              <w:rFonts w:ascii="SimSun" w:eastAsia="SimSun" w:hAnsi="SimSun" w:cs="SimSun"/>
+              <w:rFonts w:ascii="宋体" w:hAnsi="宋体" w:eastAsia="宋体" w:cs="宋体"/>
               <w:sz w:val="24"/>
               <w:szCs w:val="24"/>
             </w:rPr>
@@ -1968,7 +1982,7 @@
           </w:r>
           <w:r>
             <w:rPr>
-              <w:rFonts w:ascii="SimSun" w:eastAsia="SimSun" w:hAnsi="SimSun" w:cs="SimSun"/>
+              <w:rFonts w:ascii="宋体" w:hAnsi="宋体" w:eastAsia="宋体" w:cs="宋体"/>
               <w:spacing w:val="-2"/>
               <w:sz w:val="24"/>
               <w:szCs w:val="24"/>
@@ -1977,7 +1991,7 @@
           </w:r>
           <w:r>
             <w:rPr>
-              <w:rFonts w:ascii="SimSun" w:eastAsia="SimSun" w:hAnsi="SimSun" w:cs="SimSun"/>
+              <w:rFonts w:ascii="宋体" w:hAnsi="宋体" w:eastAsia="宋体" w:cs="宋体"/>
               <w:sz w:val="24"/>
               <w:szCs w:val="24"/>
             </w:rPr>
@@ -1985,7 +1999,7 @@
           </w:r>
           <w:r>
             <w:rPr>
-              <w:rFonts w:ascii="SimSun" w:eastAsia="SimSun" w:hAnsi="SimSun" w:cs="SimSun"/>
+              <w:rFonts w:ascii="宋体" w:hAnsi="宋体" w:eastAsia="宋体" w:cs="宋体"/>
               <w:spacing w:val="-99"/>
               <w:sz w:val="24"/>
               <w:szCs w:val="24"/>
@@ -1994,7 +2008,7 @@
           </w:r>
           <w:r>
             <w:rPr>
-              <w:rFonts w:ascii="SimSun" w:eastAsia="SimSun" w:hAnsi="SimSun" w:cs="SimSun"/>
+              <w:rFonts w:ascii="宋体" w:hAnsi="宋体" w:eastAsia="宋体" w:cs="宋体"/>
               <w:spacing w:val="-12"/>
               <w:sz w:val="24"/>
               <w:szCs w:val="24"/>
@@ -2013,7 +2027,7 @@
             <w:spacing w:before="227" w:line="185" w:lineRule="auto"/>
             <w:ind w:left="439"/>
             <w:rPr>
-              <w:rFonts w:ascii="SimSun" w:eastAsia="SimSun" w:hAnsi="SimSun" w:cs="SimSun"/>
+              <w:rFonts w:ascii="宋体" w:hAnsi="宋体" w:eastAsia="宋体" w:cs="宋体"/>
               <w:sz w:val="24"/>
               <w:szCs w:val="24"/>
             </w:rPr>
@@ -2029,7 +2043,7 @@
           </w:r>
           <w:r>
             <w:rPr>
-              <w:rFonts w:ascii="SimSun" w:eastAsia="SimSun" w:hAnsi="SimSun" w:cs="SimSun"/>
+              <w:rFonts w:ascii="宋体" w:hAnsi="宋体" w:eastAsia="宋体" w:cs="宋体"/>
               <w:spacing w:val="-4"/>
               <w:sz w:val="24"/>
               <w:szCs w:val="24"/>
@@ -2038,7 +2052,7 @@
           </w:r>
           <w:r>
             <w:rPr>
-              <w:rFonts w:ascii="SimSun" w:eastAsia="SimSun" w:hAnsi="SimSun" w:cs="SimSun"/>
+              <w:rFonts w:ascii="宋体" w:hAnsi="宋体" w:eastAsia="宋体" w:cs="宋体"/>
               <w:spacing w:val="18"/>
               <w:sz w:val="24"/>
               <w:szCs w:val="24"/>
@@ -2047,7 +2061,7 @@
           </w:r>
           <w:r>
             <w:rPr>
-              <w:rFonts w:ascii="SimSun" w:eastAsia="SimSun" w:hAnsi="SimSun" w:cs="SimSun"/>
+              <w:rFonts w:ascii="宋体" w:hAnsi="宋体" w:eastAsia="宋体" w:cs="宋体"/>
               <w:spacing w:val="-4"/>
               <w:sz w:val="24"/>
               <w:szCs w:val="24"/>
@@ -2056,7 +2070,7 @@
           </w:r>
           <w:r>
             <w:rPr>
-              <w:rFonts w:ascii="SimSun" w:eastAsia="SimSun" w:hAnsi="SimSun" w:cs="SimSun"/>
+              <w:rFonts w:ascii="宋体" w:hAnsi="宋体" w:eastAsia="宋体" w:cs="宋体"/>
               <w:sz w:val="24"/>
               <w:szCs w:val="24"/>
             </w:rPr>
@@ -2064,7 +2078,7 @@
           </w:r>
           <w:r>
             <w:rPr>
-              <w:rFonts w:ascii="SimSun" w:eastAsia="SimSun" w:hAnsi="SimSun" w:cs="SimSun"/>
+              <w:rFonts w:ascii="宋体" w:hAnsi="宋体" w:eastAsia="宋体" w:cs="宋体"/>
               <w:spacing w:val="-99"/>
               <w:sz w:val="24"/>
               <w:szCs w:val="24"/>
@@ -2073,7 +2087,7 @@
           </w:r>
           <w:r>
             <w:rPr>
-              <w:rFonts w:ascii="SimSun" w:eastAsia="SimSun" w:hAnsi="SimSun" w:cs="SimSun"/>
+              <w:rFonts w:ascii="宋体" w:hAnsi="宋体" w:eastAsia="宋体" w:cs="宋体"/>
               <w:spacing w:val="-12"/>
               <w:sz w:val="24"/>
               <w:szCs w:val="24"/>
@@ -2092,7 +2106,7 @@
             <w:spacing w:before="225" w:line="220" w:lineRule="auto"/>
             <w:ind w:left="5"/>
             <w:rPr>
-              <w:rFonts w:ascii="SimSun" w:eastAsia="SimSun" w:hAnsi="SimSun" w:cs="SimSun"/>
+              <w:rFonts w:ascii="宋体" w:hAnsi="宋体" w:eastAsia="宋体" w:cs="宋体"/>
               <w:sz w:val="24"/>
               <w:szCs w:val="24"/>
             </w:rPr>
@@ -2108,7 +2122,7 @@
           </w:r>
           <w:r>
             <w:rPr>
-              <w:rFonts w:ascii="SimSun" w:eastAsia="SimSun" w:hAnsi="SimSun" w:cs="SimSun"/>
+              <w:rFonts w:ascii="宋体" w:hAnsi="宋体" w:eastAsia="宋体" w:cs="宋体"/>
               <w:spacing w:val="-5"/>
               <w:sz w:val="24"/>
               <w:szCs w:val="24"/>
@@ -2117,7 +2131,7 @@
           </w:r>
           <w:r>
             <w:rPr>
-              <w:rFonts w:ascii="SimSun" w:eastAsia="SimSun" w:hAnsi="SimSun" w:cs="SimSun"/>
+              <w:rFonts w:ascii="宋体" w:hAnsi="宋体" w:eastAsia="宋体" w:cs="宋体"/>
               <w:spacing w:val="9"/>
               <w:sz w:val="24"/>
               <w:szCs w:val="24"/>
@@ -2126,7 +2140,7 @@
           </w:r>
           <w:r>
             <w:rPr>
-              <w:rFonts w:ascii="SimSun" w:eastAsia="SimSun" w:hAnsi="SimSun" w:cs="SimSun"/>
+              <w:rFonts w:ascii="宋体" w:hAnsi="宋体" w:eastAsia="宋体" w:cs="宋体"/>
               <w:spacing w:val="-5"/>
               <w:sz w:val="24"/>
               <w:szCs w:val="24"/>
@@ -2135,7 +2149,7 @@
           </w:r>
           <w:r>
             <w:rPr>
-              <w:rFonts w:ascii="SimSun" w:eastAsia="SimSun" w:hAnsi="SimSun" w:cs="SimSun"/>
+              <w:rFonts w:ascii="宋体" w:hAnsi="宋体" w:eastAsia="宋体" w:cs="宋体"/>
               <w:sz w:val="24"/>
               <w:szCs w:val="24"/>
             </w:rPr>
@@ -2143,7 +2157,7 @@
           </w:r>
           <w:r>
             <w:rPr>
-              <w:rFonts w:ascii="SimSun" w:eastAsia="SimSun" w:hAnsi="SimSun" w:cs="SimSun"/>
+              <w:rFonts w:ascii="宋体" w:hAnsi="宋体" w:eastAsia="宋体" w:cs="宋体"/>
               <w:spacing w:val="-80"/>
               <w:sz w:val="24"/>
               <w:szCs w:val="24"/>
@@ -2152,7 +2166,7 @@
           </w:r>
           <w:r>
             <w:rPr>
-              <w:rFonts w:ascii="SimSun" w:eastAsia="SimSun" w:hAnsi="SimSun" w:cs="SimSun"/>
+              <w:rFonts w:ascii="宋体" w:hAnsi="宋体" w:eastAsia="宋体" w:cs="宋体"/>
               <w:spacing w:val="-12"/>
               <w:sz w:val="24"/>
               <w:szCs w:val="24"/>
@@ -2169,15 +2183,15 @@
       <w:pPr>
         <w:spacing w:line="220" w:lineRule="auto"/>
         <w:rPr>
-          <w:rFonts w:ascii="SimSun" w:eastAsia="SimSun" w:hAnsi="SimSun" w:cs="SimSun"/>
+          <w:rFonts w:ascii="宋体" w:hAnsi="宋体" w:eastAsia="宋体" w:cs="宋体"/>
           <w:sz w:val="24"/>
           <w:szCs w:val="24"/>
         </w:rPr>
         <w:sectPr>
-          <w:footerReference w:type="default" r:id="rId7"/>
+          <w:footerReference r:id="rId7" w:type="default"/>
           <w:pgSz w:w="11910" w:h="16840"/>
           <w:pgMar w:top="919" w:right="1621" w:bottom="1110" w:left="1688" w:header="0" w:footer="876" w:gutter="0"/>
-          <w:cols w:space="720"/>
+          <w:cols w:space="720" w:num="1"/>
         </w:sectPr>
       </w:pPr>
     </w:p>
@@ -2191,7 +2205,7 @@
         </w:rPr>
         <w:drawing>
           <wp:inline distT="0" distB="0" distL="0" distR="0">
-            <wp:extent cx="696350" cy="271753"/>
+            <wp:extent cx="695960" cy="271145"/>
             <wp:effectExtent l="0" t="0" r="0" b="0"/>
             <wp:docPr id="8" name="IM 8"/>
             <wp:cNvGraphicFramePr/>
@@ -2203,13 +2217,13 @@
                     <pic:cNvPicPr/>
                   </pic:nvPicPr>
                   <pic:blipFill>
-                    <a:blip xmlns:r="http://schemas.openxmlformats.org/officeDocument/2006/relationships" r:embed="rId4"/>
+                    <a:blip r:embed="rId10"/>
                     <a:stretch>
                       <a:fillRect/>
                     </a:stretch>
                   </pic:blipFill>
                   <pic:spPr>
-                    <a:xfrm rot="0">
+                    <a:xfrm>
                       <a:off x="0" y="0"/>
                       <a:ext cx="696350" cy="271753"/>
                     </a:xfrm>
@@ -2226,224 +2240,189 @@
     </w:p>
     <w:p>
       <w:pPr>
-        <w:spacing w:before="254" w:line="228" w:lineRule="auto"/>
-        <w:ind w:left="1529"/>
-        <w:outlineLvl w:val="0"/>
-        <w:rPr>
-          <w:rFonts w:ascii="SimHei" w:eastAsia="SimHei" w:hAnsi="SimHei" w:cs="SimHei"/>
-          <w:sz w:val="31"/>
-          <w:szCs w:val="31"/>
-        </w:rPr>
-      </w:pPr>
-      <w:bookmarkStart w:id="0" w:name="bookmark1"/>
-      <w:bookmarkEnd w:id="0"/>
-      <w:r>
-        <w:rPr>
-          <w:rFonts w:ascii="SimSun" w:eastAsia="SimSun" w:hAnsi="SimSun" w:cs="SimSun"/>
-          <w:b/>
-          <w:bCs/>
-          <w:spacing w:val="-26"/>
-          <w:sz w:val="31"/>
-          <w:szCs w:val="31"/>
-        </w:rPr>
-        <w:t>1</w:t>
-      </w:r>
-      <w:r>
-        <w:rPr>
-          <w:rFonts w:ascii="SimSun" w:eastAsia="SimSun" w:hAnsi="SimSun" w:cs="SimSun"/>
-          <w:spacing w:val="64"/>
-          <w:sz w:val="31"/>
-          <w:szCs w:val="31"/>
-        </w:rPr>
-        <w:t xml:space="preserve"> </w:t>
-      </w:r>
-      <w:r>
-        <w:rPr>
-          <w:rFonts w:ascii="SimHei" w:eastAsia="SimHei" w:hAnsi="SimHei" w:cs="SimHei"/>
-          <w:b/>
-          <w:bCs/>
-          <w:spacing w:val="-26"/>
-          <w:sz w:val="31"/>
-          <w:szCs w:val="31"/>
-        </w:rPr>
-        <w:t>目的</w:t>
-      </w:r>
-    </w:p>
-    <w:p>
-      <w:pPr>
-        <w:pStyle w:val="BodyText"/>
-        <w:spacing w:line="399" w:lineRule="auto"/>
-      </w:pPr>
-    </w:p>
-    <w:p>
-      <w:pPr>
-        <w:spacing w:before="78" w:line="381" w:lineRule="auto"/>
-        <w:ind w:left="30" w:right="7" w:firstLine="481"/>
-        <w:jc w:val="both"/>
-        <w:rPr>
-          <w:rFonts w:ascii="SimSun" w:eastAsia="SimSun" w:hAnsi="SimSun" w:cs="SimSun"/>
-          <w:sz w:val="24"/>
-          <w:szCs w:val="24"/>
-        </w:rPr>
-      </w:pPr>
-      <w:r>
-        <w:rPr>
-          <w:rFonts w:ascii="SimSun" w:eastAsia="SimSun" w:hAnsi="SimSun" w:cs="SimSun"/>
-          <w:spacing w:val="-1"/>
-          <w:sz w:val="24"/>
-          <w:szCs w:val="24"/>
-        </w:rPr>
-        <w:t xml:space="preserve">为持续改进公司的 </w:t>
-      </w:r>
-      <w:r>
-        <w:rPr>
-          <w:rFonts w:ascii="Calibri" w:eastAsia="Calibri" w:hAnsi="Calibri" w:cs="Calibri"/>
-          <w:spacing w:val="-1"/>
-          <w:sz w:val="24"/>
-          <w:szCs w:val="24"/>
-        </w:rPr>
-        <w:t>ITSS</w:t>
-      </w:r>
-      <w:r>
-        <w:rPr>
-          <w:rFonts w:ascii="Calibri" w:eastAsia="Calibri" w:hAnsi="Calibri" w:cs="Calibri"/>
-          <w:spacing w:val="13"/>
-          <w:sz w:val="24"/>
-          <w:szCs w:val="24"/>
-        </w:rPr>
-        <w:t xml:space="preserve"> </w:t>
-      </w:r>
-      <w:r>
-        <w:rPr>
-          <w:rFonts w:ascii="SimSun" w:eastAsia="SimSun" w:hAnsi="SimSun" w:cs="SimSun"/>
-          <w:spacing w:val="-1"/>
-          <w:sz w:val="24"/>
-          <w:szCs w:val="24"/>
-        </w:rPr>
-        <w:t>运维服务管理体系，保</w:t>
-      </w:r>
-      <w:r>
-        <w:rPr>
-          <w:rFonts w:ascii="SimSun" w:eastAsia="SimSun" w:hAnsi="SimSun" w:cs="SimSun"/>
-          <w:spacing w:val="-2"/>
-          <w:sz w:val="24"/>
-          <w:szCs w:val="24"/>
-        </w:rPr>
-        <w:t xml:space="preserve">障 </w:t>
-      </w:r>
-      <w:r>
-        <w:rPr>
-          <w:rFonts w:ascii="Calibri" w:eastAsia="Calibri" w:hAnsi="Calibri" w:cs="Calibri"/>
-          <w:spacing w:val="-2"/>
-          <w:sz w:val="24"/>
-          <w:szCs w:val="24"/>
-        </w:rPr>
-        <w:t xml:space="preserve">ITSS </w:t>
-      </w:r>
-      <w:r>
-        <w:rPr>
-          <w:rFonts w:ascii="SimSun" w:eastAsia="SimSun" w:hAnsi="SimSun" w:cs="SimSun"/>
-          <w:spacing w:val="-2"/>
-          <w:sz w:val="24"/>
-          <w:szCs w:val="24"/>
-        </w:rPr>
-        <w:t>运维服务管理体系持</w:t>
-      </w:r>
-      <w:r>
-        <w:rPr>
-          <w:rFonts w:ascii="SimSun" w:eastAsia="SimSun" w:hAnsi="SimSun" w:cs="SimSun"/>
-          <w:spacing w:val="-10"/>
-          <w:sz w:val="24"/>
-          <w:szCs w:val="24"/>
-        </w:rPr>
-        <w:t>续有效性和效率，以达到改进运维服务交付和管理的有效性和效率的目标，特制定</w:t>
-      </w:r>
-      <w:r>
-        <w:rPr>
-          <w:rFonts w:ascii="SimSun" w:eastAsia="SimSun" w:hAnsi="SimSun" w:cs="SimSun"/>
-          <w:spacing w:val="-3"/>
-          <w:sz w:val="24"/>
-          <w:szCs w:val="24"/>
-        </w:rPr>
-        <w:t>本制度。</w:t>
-      </w:r>
-    </w:p>
-    <w:p>
-      <w:pPr>
         <w:spacing w:before="279" w:line="228" w:lineRule="auto"/>
         <w:ind w:left="36"/>
         <w:outlineLvl w:val="0"/>
         <w:rPr>
-          <w:rFonts w:ascii="SimHei" w:eastAsia="SimHei" w:hAnsi="SimHei" w:cs="SimHei"/>
-          <w:sz w:val="31"/>
-          <w:szCs w:val="31"/>
-        </w:rPr>
-      </w:pPr>
-      <w:bookmarkStart w:id="1" w:name="bookmark2"/>
-      <w:bookmarkEnd w:id="1"/>
-      <w:r>
-        <w:rPr>
-          <w:rFonts w:ascii="SimSun" w:eastAsia="SimSun" w:hAnsi="SimSun" w:cs="SimSun"/>
+          <w:rFonts w:ascii="宋体" w:hAnsi="宋体" w:eastAsia="宋体" w:cs="宋体"/>
           <w:b/>
           <w:bCs/>
           <w:spacing w:val="-8"/>
           <w:sz w:val="31"/>
           <w:szCs w:val="31"/>
         </w:rPr>
-        <w:t>2</w:t>
-      </w:r>
-      <w:r>
-        <w:rPr>
-          <w:rFonts w:ascii="SimSun" w:eastAsia="SimSun" w:hAnsi="SimSun" w:cs="SimSun"/>
-          <w:spacing w:val="29"/>
-          <w:sz w:val="31"/>
-          <w:szCs w:val="31"/>
-        </w:rPr>
-        <w:t xml:space="preserve"> </w:t>
-      </w:r>
-      <w:r>
-        <w:rPr>
-          <w:rFonts w:ascii="SimHei" w:eastAsia="SimHei" w:hAnsi="SimHei" w:cs="SimHei"/>
+      </w:pPr>
+      <w:bookmarkStart w:id="0" w:name="bookmark1"/>
+      <w:bookmarkEnd w:id="0"/>
+      <w:r>
+        <w:rPr>
+          <w:rFonts w:ascii="宋体" w:hAnsi="宋体" w:eastAsia="宋体" w:cs="宋体"/>
           <w:b/>
           <w:bCs/>
           <w:spacing w:val="-8"/>
           <w:sz w:val="31"/>
           <w:szCs w:val="31"/>
         </w:rPr>
+        <w:t>1 目的</w:t>
+      </w:r>
+    </w:p>
+    <w:p>
+      <w:pPr>
+        <w:spacing w:before="78" w:line="381" w:lineRule="auto"/>
+        <w:ind w:left="30" w:right="7" w:firstLine="481"/>
+        <w:jc w:val="both"/>
+        <w:rPr>
+          <w:rFonts w:ascii="宋体" w:hAnsi="宋体" w:eastAsia="宋体" w:cs="宋体"/>
+          <w:sz w:val="24"/>
+          <w:szCs w:val="24"/>
+        </w:rPr>
+      </w:pPr>
+      <w:r>
+        <w:rPr>
+          <w:rFonts w:ascii="宋体" w:hAnsi="宋体" w:eastAsia="宋体" w:cs="宋体"/>
+          <w:spacing w:val="-1"/>
+          <w:sz w:val="24"/>
+          <w:szCs w:val="24"/>
+        </w:rPr>
+        <w:t xml:space="preserve">为持续改进公司的 </w:t>
+      </w:r>
+      <w:r>
+        <w:rPr>
+          <w:rFonts w:ascii="Calibri" w:hAnsi="Calibri" w:eastAsia="Calibri" w:cs="Calibri"/>
+          <w:spacing w:val="-1"/>
+          <w:sz w:val="24"/>
+          <w:szCs w:val="24"/>
+        </w:rPr>
+        <w:t>ITSS</w:t>
+      </w:r>
+      <w:r>
+        <w:rPr>
+          <w:rFonts w:ascii="Calibri" w:hAnsi="Calibri" w:eastAsia="Calibri" w:cs="Calibri"/>
+          <w:spacing w:val="13"/>
+          <w:sz w:val="24"/>
+          <w:szCs w:val="24"/>
+        </w:rPr>
+        <w:t xml:space="preserve"> </w:t>
+      </w:r>
+      <w:r>
+        <w:rPr>
+          <w:rFonts w:ascii="宋体" w:hAnsi="宋体" w:eastAsia="宋体" w:cs="宋体"/>
+          <w:spacing w:val="-1"/>
+          <w:sz w:val="24"/>
+          <w:szCs w:val="24"/>
+        </w:rPr>
+        <w:t>运维服务管理体系，保</w:t>
+      </w:r>
+      <w:r>
+        <w:rPr>
+          <w:rFonts w:ascii="宋体" w:hAnsi="宋体" w:eastAsia="宋体" w:cs="宋体"/>
+          <w:spacing w:val="-2"/>
+          <w:sz w:val="24"/>
+          <w:szCs w:val="24"/>
+        </w:rPr>
+        <w:t xml:space="preserve">障 </w:t>
+      </w:r>
+      <w:r>
+        <w:rPr>
+          <w:rFonts w:ascii="Calibri" w:hAnsi="Calibri" w:eastAsia="Calibri" w:cs="Calibri"/>
+          <w:spacing w:val="-2"/>
+          <w:sz w:val="24"/>
+          <w:szCs w:val="24"/>
+        </w:rPr>
+        <w:t xml:space="preserve">ITSS </w:t>
+      </w:r>
+      <w:r>
+        <w:rPr>
+          <w:rFonts w:ascii="宋体" w:hAnsi="宋体" w:eastAsia="宋体" w:cs="宋体"/>
+          <w:spacing w:val="-2"/>
+          <w:sz w:val="24"/>
+          <w:szCs w:val="24"/>
+        </w:rPr>
+        <w:t>运维服务管理体系持</w:t>
+      </w:r>
+      <w:r>
+        <w:rPr>
+          <w:rFonts w:ascii="宋体" w:hAnsi="宋体" w:eastAsia="宋体" w:cs="宋体"/>
+          <w:spacing w:val="-10"/>
+          <w:sz w:val="24"/>
+          <w:szCs w:val="24"/>
+        </w:rPr>
+        <w:t>续有效性和效率，以达到改进运维服务交付和管理的有效性和效率的目标，特制定</w:t>
+      </w:r>
+      <w:r>
+        <w:rPr>
+          <w:rFonts w:ascii="宋体" w:hAnsi="宋体" w:eastAsia="宋体" w:cs="宋体"/>
+          <w:spacing w:val="-3"/>
+          <w:sz w:val="24"/>
+          <w:szCs w:val="24"/>
+        </w:rPr>
+        <w:t>本制度。</w:t>
+      </w:r>
+    </w:p>
+    <w:p>
+      <w:pPr>
+        <w:spacing w:before="279" w:line="228" w:lineRule="auto"/>
+        <w:ind w:left="36"/>
+        <w:outlineLvl w:val="0"/>
+        <w:rPr>
+          <w:rFonts w:ascii="黑体" w:hAnsi="黑体" w:eastAsia="黑体" w:cs="黑体"/>
+          <w:sz w:val="31"/>
+          <w:szCs w:val="31"/>
+        </w:rPr>
+      </w:pPr>
+      <w:bookmarkStart w:id="1" w:name="bookmark2"/>
+      <w:bookmarkEnd w:id="1"/>
+      <w:r>
+        <w:rPr>
+          <w:rFonts w:ascii="宋体" w:hAnsi="宋体" w:eastAsia="宋体" w:cs="宋体"/>
+          <w:b/>
+          <w:bCs/>
+          <w:spacing w:val="-8"/>
+          <w:sz w:val="31"/>
+          <w:szCs w:val="31"/>
+        </w:rPr>
+        <w:t>2</w:t>
+      </w:r>
+      <w:r>
+        <w:rPr>
+          <w:rFonts w:ascii="宋体" w:hAnsi="宋体" w:eastAsia="宋体" w:cs="宋体"/>
+          <w:spacing w:val="29"/>
+          <w:sz w:val="31"/>
+          <w:szCs w:val="31"/>
+        </w:rPr>
+        <w:t xml:space="preserve"> </w:t>
+      </w:r>
+      <w:r>
+        <w:rPr>
+          <w:rFonts w:ascii="黑体" w:hAnsi="黑体" w:eastAsia="黑体" w:cs="黑体"/>
+          <w:b/>
+          <w:bCs/>
+          <w:spacing w:val="-8"/>
+          <w:sz w:val="31"/>
+          <w:szCs w:val="31"/>
+        </w:rPr>
         <w:t>范围</w:t>
       </w:r>
-    </w:p>
-    <w:p>
-      <w:pPr>
-        <w:pStyle w:val="BodyText"/>
-        <w:spacing w:line="397" w:lineRule="auto"/>
-      </w:pPr>
     </w:p>
     <w:p>
       <w:pPr>
         <w:spacing w:before="79" w:line="219" w:lineRule="auto"/>
         <w:ind w:left="510"/>
         <w:rPr>
-          <w:rFonts w:ascii="SimSun" w:eastAsia="SimSun" w:hAnsi="SimSun" w:cs="SimSun"/>
-          <w:sz w:val="24"/>
-          <w:szCs w:val="24"/>
-        </w:rPr>
-      </w:pPr>
-      <w:r>
-        <w:rPr>
-          <w:rFonts w:ascii="SimSun" w:eastAsia="SimSun" w:hAnsi="SimSun" w:cs="SimSun"/>
+          <w:rFonts w:ascii="宋体" w:hAnsi="宋体" w:eastAsia="宋体" w:cs="宋体"/>
+          <w:sz w:val="24"/>
+          <w:szCs w:val="24"/>
+        </w:rPr>
+      </w:pPr>
+      <w:r>
+        <w:rPr>
+          <w:rFonts w:ascii="宋体" w:hAnsi="宋体" w:eastAsia="宋体" w:cs="宋体"/>
           <w:spacing w:val="-1"/>
           <w:sz w:val="24"/>
           <w:szCs w:val="24"/>
         </w:rPr>
         <w:t>本过程适用于公司的运维服务管理过程的持续改进。</w:t>
       </w:r>
-    </w:p>
-    <w:p>
-      <w:pPr>
-        <w:pStyle w:val="BodyText"/>
-        <w:spacing w:line="392" w:lineRule="auto"/>
-      </w:pPr>
     </w:p>
     <w:p>
       <w:pPr>
@@ -2451,7 +2430,7 @@
         <w:ind w:left="38"/>
         <w:outlineLvl w:val="0"/>
         <w:rPr>
-          <w:rFonts w:ascii="SimHei" w:eastAsia="SimHei" w:hAnsi="SimHei" w:cs="SimHei"/>
+          <w:rFonts w:ascii="黑体" w:hAnsi="黑体" w:eastAsia="黑体" w:cs="黑体"/>
           <w:sz w:val="31"/>
           <w:szCs w:val="31"/>
         </w:rPr>
@@ -2460,7 +2439,7 @@
       <w:bookmarkEnd w:id="2"/>
       <w:r>
         <w:rPr>
-          <w:rFonts w:ascii="SimSun" w:eastAsia="SimSun" w:hAnsi="SimSun" w:cs="SimSun"/>
+          <w:rFonts w:ascii="宋体" w:hAnsi="宋体" w:eastAsia="宋体" w:cs="宋体"/>
           <w:b/>
           <w:bCs/>
           <w:spacing w:val="-1"/>
@@ -2471,7 +2450,7 @@
       </w:r>
       <w:r>
         <w:rPr>
-          <w:rFonts w:ascii="SimSun" w:eastAsia="SimSun" w:hAnsi="SimSun" w:cs="SimSun"/>
+          <w:rFonts w:ascii="宋体" w:hAnsi="宋体" w:eastAsia="宋体" w:cs="宋体"/>
           <w:spacing w:val="31"/>
           <w:sz w:val="31"/>
           <w:szCs w:val="31"/>
@@ -2480,7 +2459,7 @@
       </w:r>
       <w:r>
         <w:rPr>
-          <w:rFonts w:ascii="SimHei" w:eastAsia="SimHei" w:hAnsi="SimHei" w:cs="SimHei"/>
+          <w:rFonts w:ascii="黑体" w:hAnsi="黑体" w:eastAsia="黑体" w:cs="黑体"/>
           <w:b/>
           <w:bCs/>
           <w:spacing w:val="-1"/>
@@ -2490,25 +2469,26 @@
         <w:t>角色及职责</w:t>
       </w:r>
     </w:p>
-    <w:p>
-      <w:pPr>
-        <w:spacing w:before="112"/>
-      </w:pPr>
-    </w:p>
     <w:tbl>
       <w:tblPr>
-        <w:tblStyle w:val="TableNormal"/>
+        <w:tblStyle w:val="5"/>
         <w:tblW w:w="8306" w:type="dxa"/>
         <w:tblInd w:w="28" w:type="dxa"/>
         <w:tblBorders>
-          <w:top w:val="single" w:sz="4" w:space="0" w:color="000000"/>
-          <w:left w:val="single" w:sz="4" w:space="0" w:color="000000"/>
-          <w:bottom w:val="single" w:sz="4" w:space="0" w:color="000000"/>
-          <w:right w:val="single" w:sz="4" w:space="0" w:color="000000"/>
-          <w:insideH w:val="single" w:sz="4" w:space="0" w:color="000000"/>
-          <w:insideV w:val="single" w:sz="4" w:space="0" w:color="000000"/>
+          <w:top w:val="single" w:color="000000" w:sz="4" w:space="0"/>
+          <w:left w:val="single" w:color="000000" w:sz="4" w:space="0"/>
+          <w:bottom w:val="single" w:color="000000" w:sz="4" w:space="0"/>
+          <w:right w:val="single" w:color="000000" w:sz="4" w:space="0"/>
+          <w:insideH w:val="single" w:color="000000" w:sz="4" w:space="0"/>
+          <w:insideV w:val="single" w:color="000000" w:sz="4" w:space="0"/>
         </w:tblBorders>
         <w:tblLayout w:type="fixed"/>
+        <w:tblCellMar>
+          <w:top w:w="0" w:type="dxa"/>
+          <w:left w:w="0" w:type="dxa"/>
+          <w:bottom w:w="0" w:type="dxa"/>
+          <w:right w:w="0" w:type="dxa"/>
+        </w:tblCellMar>
       </w:tblPr>
       <w:tblGrid>
         <w:gridCol w:w="1503"/>
@@ -2516,20 +2496,23 @@
       </w:tblGrid>
       <w:tr>
         <w:tblPrEx>
-          <w:tblW w:w="8306" w:type="dxa"/>
-          <w:tblInd w:w="28" w:type="dxa"/>
           <w:tblBorders>
-            <w:top w:val="single" w:sz="4" w:space="0" w:color="000000"/>
-            <w:left w:val="single" w:sz="4" w:space="0" w:color="000000"/>
-            <w:bottom w:val="single" w:sz="4" w:space="0" w:color="000000"/>
-            <w:right w:val="single" w:sz="4" w:space="0" w:color="000000"/>
-            <w:insideH w:val="single" w:sz="4" w:space="0" w:color="000000"/>
-            <w:insideV w:val="single" w:sz="4" w:space="0" w:color="000000"/>
+            <w:top w:val="single" w:color="000000" w:sz="4" w:space="0"/>
+            <w:left w:val="single" w:color="000000" w:sz="4" w:space="0"/>
+            <w:bottom w:val="single" w:color="000000" w:sz="4" w:space="0"/>
+            <w:right w:val="single" w:color="000000" w:sz="4" w:space="0"/>
+            <w:insideH w:val="single" w:color="000000" w:sz="4" w:space="0"/>
+            <w:insideV w:val="single" w:color="000000" w:sz="4" w:space="0"/>
           </w:tblBorders>
-          <w:tblLayout w:type="fixed"/>
+          <w:tblCellMar>
+            <w:top w:w="0" w:type="dxa"/>
+            <w:left w:w="0" w:type="dxa"/>
+            <w:bottom w:w="0" w:type="dxa"/>
+            <w:right w:w="0" w:type="dxa"/>
+          </w:tblCellMar>
         </w:tblPrEx>
         <w:trPr>
-          <w:trHeight w:val="563"/>
+          <w:trHeight w:val="563" w:hRule="atLeast"/>
         </w:trPr>
         <w:tc>
           <w:tcPr>
@@ -2541,14 +2524,14 @@
               <w:spacing w:before="197" w:line="219" w:lineRule="auto"/>
               <w:ind w:left="526"/>
               <w:rPr>
-                <w:rFonts w:ascii="SimSun" w:eastAsia="SimSun" w:hAnsi="SimSun" w:cs="SimSun"/>
+                <w:rFonts w:ascii="宋体" w:hAnsi="宋体" w:eastAsia="宋体" w:cs="宋体"/>
                 <w:sz w:val="24"/>
                 <w:szCs w:val="24"/>
               </w:rPr>
             </w:pPr>
             <w:r>
               <w:rPr>
-                <w:rFonts w:ascii="SimSun" w:eastAsia="SimSun" w:hAnsi="SimSun" w:cs="SimSun"/>
+                <w:rFonts w:ascii="宋体" w:hAnsi="宋体" w:eastAsia="宋体" w:cs="宋体"/>
                 <w:b/>
                 <w:bCs/>
                 <w:spacing w:val="-10"/>
@@ -2569,14 +2552,14 @@
               <w:spacing w:before="198" w:line="221" w:lineRule="auto"/>
               <w:ind w:left="2930"/>
               <w:rPr>
-                <w:rFonts w:ascii="SimSun" w:eastAsia="SimSun" w:hAnsi="SimSun" w:cs="SimSun"/>
+                <w:rFonts w:ascii="宋体" w:hAnsi="宋体" w:eastAsia="宋体" w:cs="宋体"/>
                 <w:sz w:val="24"/>
                 <w:szCs w:val="24"/>
               </w:rPr>
             </w:pPr>
             <w:r>
               <w:rPr>
-                <w:rFonts w:ascii="SimSun" w:eastAsia="SimSun" w:hAnsi="SimSun" w:cs="SimSun"/>
+                <w:rFonts w:ascii="宋体" w:hAnsi="宋体" w:eastAsia="宋体" w:cs="宋体"/>
                 <w:b/>
                 <w:bCs/>
                 <w:spacing w:val="-5"/>
@@ -2590,12 +2573,23 @@
       </w:tr>
       <w:tr>
         <w:tblPrEx>
-          <w:tblW w:w="8306" w:type="dxa"/>
-          <w:tblInd w:w="28" w:type="dxa"/>
-          <w:tblLayout w:type="fixed"/>
+          <w:tblBorders>
+            <w:top w:val="single" w:color="000000" w:sz="4" w:space="0"/>
+            <w:left w:val="single" w:color="000000" w:sz="4" w:space="0"/>
+            <w:bottom w:val="single" w:color="000000" w:sz="4" w:space="0"/>
+            <w:right w:val="single" w:color="000000" w:sz="4" w:space="0"/>
+            <w:insideH w:val="single" w:color="000000" w:sz="4" w:space="0"/>
+            <w:insideV w:val="single" w:color="000000" w:sz="4" w:space="0"/>
+          </w:tblBorders>
+          <w:tblCellMar>
+            <w:top w:w="0" w:type="dxa"/>
+            <w:left w:w="0" w:type="dxa"/>
+            <w:bottom w:w="0" w:type="dxa"/>
+            <w:right w:w="0" w:type="dxa"/>
+          </w:tblCellMar>
         </w:tblPrEx>
         <w:trPr>
-          <w:trHeight w:val="802"/>
+          <w:trHeight w:val="802" w:hRule="atLeast"/>
         </w:trPr>
         <w:tc>
           <w:tcPr>
@@ -2606,14 +2600,14 @@
               <w:spacing w:before="316" w:line="229" w:lineRule="auto"/>
               <w:ind w:left="408"/>
               <w:rPr>
-                <w:rFonts w:ascii="SimSun" w:eastAsia="SimSun" w:hAnsi="SimSun" w:cs="SimSun"/>
+                <w:rFonts w:ascii="宋体" w:hAnsi="宋体" w:eastAsia="宋体" w:cs="宋体"/>
                 <w:sz w:val="24"/>
                 <w:szCs w:val="24"/>
               </w:rPr>
             </w:pPr>
             <w:r>
               <w:rPr>
-                <w:rFonts w:ascii="SimSun" w:eastAsia="SimSun" w:hAnsi="SimSun" w:cs="SimSun"/>
+                <w:rFonts w:ascii="宋体" w:hAnsi="宋体" w:eastAsia="宋体" w:cs="宋体"/>
                 <w:spacing w:val="-6"/>
                 <w:sz w:val="24"/>
                 <w:szCs w:val="24"/>
@@ -2631,14 +2625,14 @@
               <w:spacing w:before="115" w:line="219" w:lineRule="auto"/>
               <w:ind w:left="116"/>
               <w:rPr>
-                <w:rFonts w:ascii="SimSun" w:eastAsia="SimSun" w:hAnsi="SimSun" w:cs="SimSun"/>
+                <w:rFonts w:ascii="宋体" w:hAnsi="宋体" w:eastAsia="宋体" w:cs="宋体"/>
                 <w:sz w:val="24"/>
                 <w:szCs w:val="24"/>
               </w:rPr>
             </w:pPr>
             <w:r>
               <w:rPr>
-                <w:rFonts w:ascii="SimSun" w:eastAsia="SimSun" w:hAnsi="SimSun" w:cs="SimSun"/>
+                <w:rFonts w:ascii="宋体" w:hAnsi="宋体" w:eastAsia="宋体" w:cs="宋体"/>
                 <w:spacing w:val="-1"/>
                 <w:sz w:val="24"/>
                 <w:szCs w:val="24"/>
@@ -2651,14 +2645,14 @@
               <w:spacing w:before="113" w:line="214" w:lineRule="auto"/>
               <w:ind w:left="112"/>
               <w:rPr>
-                <w:rFonts w:ascii="SimSun" w:eastAsia="SimSun" w:hAnsi="SimSun" w:cs="SimSun"/>
+                <w:rFonts w:ascii="宋体" w:hAnsi="宋体" w:eastAsia="宋体" w:cs="宋体"/>
                 <w:sz w:val="24"/>
                 <w:szCs w:val="24"/>
               </w:rPr>
             </w:pPr>
             <w:r>
               <w:rPr>
-                <w:rFonts w:ascii="SimSun" w:eastAsia="SimSun" w:hAnsi="SimSun" w:cs="SimSun"/>
+                <w:rFonts w:ascii="宋体" w:hAnsi="宋体" w:eastAsia="宋体" w:cs="宋体"/>
                 <w:spacing w:val="-1"/>
                 <w:sz w:val="24"/>
                 <w:szCs w:val="24"/>
@@ -2670,12 +2664,23 @@
       </w:tr>
       <w:tr>
         <w:tblPrEx>
-          <w:tblW w:w="8306" w:type="dxa"/>
-          <w:tblInd w:w="28" w:type="dxa"/>
-          <w:tblLayout w:type="fixed"/>
+          <w:tblBorders>
+            <w:top w:val="single" w:color="000000" w:sz="4" w:space="0"/>
+            <w:left w:val="single" w:color="000000" w:sz="4" w:space="0"/>
+            <w:bottom w:val="single" w:color="000000" w:sz="4" w:space="0"/>
+            <w:right w:val="single" w:color="000000" w:sz="4" w:space="0"/>
+            <w:insideH w:val="single" w:color="000000" w:sz="4" w:space="0"/>
+            <w:insideV w:val="single" w:color="000000" w:sz="4" w:space="0"/>
+          </w:tblBorders>
+          <w:tblCellMar>
+            <w:top w:w="0" w:type="dxa"/>
+            <w:left w:w="0" w:type="dxa"/>
+            <w:bottom w:w="0" w:type="dxa"/>
+            <w:right w:w="0" w:type="dxa"/>
+          </w:tblCellMar>
         </w:tblPrEx>
         <w:trPr>
-          <w:trHeight w:val="403"/>
+          <w:trHeight w:val="403" w:hRule="atLeast"/>
         </w:trPr>
         <w:tc>
           <w:tcPr>
@@ -2686,14 +2691,14 @@
               <w:spacing w:before="116" w:line="213" w:lineRule="auto"/>
               <w:ind w:left="403"/>
               <w:rPr>
-                <w:rFonts w:ascii="SimSun" w:eastAsia="SimSun" w:hAnsi="SimSun" w:cs="SimSun"/>
+                <w:rFonts w:ascii="宋体" w:hAnsi="宋体" w:eastAsia="宋体" w:cs="宋体"/>
                 <w:sz w:val="24"/>
                 <w:szCs w:val="24"/>
               </w:rPr>
             </w:pPr>
             <w:r>
               <w:rPr>
-                <w:rFonts w:ascii="SimSun" w:eastAsia="SimSun" w:hAnsi="SimSun" w:cs="SimSun"/>
+                <w:rFonts w:ascii="宋体" w:hAnsi="宋体" w:eastAsia="宋体" w:cs="宋体"/>
                 <w:spacing w:val="-4"/>
                 <w:sz w:val="24"/>
                 <w:szCs w:val="24"/>
@@ -2711,14 +2716,14 @@
               <w:spacing w:before="116" w:line="213" w:lineRule="auto"/>
               <w:ind w:left="125"/>
               <w:rPr>
-                <w:rFonts w:ascii="SimSun" w:eastAsia="SimSun" w:hAnsi="SimSun" w:cs="SimSun"/>
+                <w:rFonts w:ascii="宋体" w:hAnsi="宋体" w:eastAsia="宋体" w:cs="宋体"/>
                 <w:sz w:val="24"/>
                 <w:szCs w:val="24"/>
               </w:rPr>
             </w:pPr>
             <w:r>
               <w:rPr>
-                <w:rFonts w:ascii="SimSun" w:eastAsia="SimSun" w:hAnsi="SimSun" w:cs="SimSun"/>
+                <w:rFonts w:ascii="宋体" w:hAnsi="宋体" w:eastAsia="宋体" w:cs="宋体"/>
                 <w:spacing w:val="-4"/>
                 <w:sz w:val="24"/>
                 <w:szCs w:val="24"/>
@@ -2730,12 +2735,23 @@
       </w:tr>
       <w:tr>
         <w:tblPrEx>
-          <w:tblW w:w="8306" w:type="dxa"/>
-          <w:tblInd w:w="28" w:type="dxa"/>
-          <w:tblLayout w:type="fixed"/>
+          <w:tblBorders>
+            <w:top w:val="single" w:color="000000" w:sz="4" w:space="0"/>
+            <w:left w:val="single" w:color="000000" w:sz="4" w:space="0"/>
+            <w:bottom w:val="single" w:color="000000" w:sz="4" w:space="0"/>
+            <w:right w:val="single" w:color="000000" w:sz="4" w:space="0"/>
+            <w:insideH w:val="single" w:color="000000" w:sz="4" w:space="0"/>
+            <w:insideV w:val="single" w:color="000000" w:sz="4" w:space="0"/>
+          </w:tblBorders>
+          <w:tblCellMar>
+            <w:top w:w="0" w:type="dxa"/>
+            <w:left w:w="0" w:type="dxa"/>
+            <w:bottom w:w="0" w:type="dxa"/>
+            <w:right w:w="0" w:type="dxa"/>
+          </w:tblCellMar>
         </w:tblPrEx>
         <w:trPr>
-          <w:trHeight w:val="410"/>
+          <w:trHeight w:val="410" w:hRule="atLeast"/>
         </w:trPr>
         <w:tc>
           <w:tcPr>
@@ -2746,14 +2762,14 @@
               <w:spacing w:before="119" w:line="216" w:lineRule="auto"/>
               <w:ind w:left="165"/>
               <w:rPr>
-                <w:rFonts w:ascii="SimSun" w:eastAsia="SimSun" w:hAnsi="SimSun" w:cs="SimSun"/>
+                <w:rFonts w:ascii="宋体" w:hAnsi="宋体" w:eastAsia="宋体" w:cs="宋体"/>
                 <w:sz w:val="24"/>
                 <w:szCs w:val="24"/>
               </w:rPr>
             </w:pPr>
             <w:r>
               <w:rPr>
-                <w:rFonts w:ascii="SimSun" w:eastAsia="SimSun" w:hAnsi="SimSun" w:cs="SimSun"/>
+                <w:rFonts w:ascii="宋体" w:hAnsi="宋体" w:eastAsia="宋体" w:cs="宋体"/>
                 <w:spacing w:val="-3"/>
                 <w:sz w:val="24"/>
                 <w:szCs w:val="24"/>
@@ -2771,14 +2787,14 @@
               <w:spacing w:before="119" w:line="216" w:lineRule="auto"/>
               <w:ind w:left="115"/>
               <w:rPr>
-                <w:rFonts w:ascii="SimSun" w:eastAsia="SimSun" w:hAnsi="SimSun" w:cs="SimSun"/>
+                <w:rFonts w:ascii="宋体" w:hAnsi="宋体" w:eastAsia="宋体" w:cs="宋体"/>
                 <w:sz w:val="24"/>
                 <w:szCs w:val="24"/>
               </w:rPr>
             </w:pPr>
             <w:r>
               <w:rPr>
-                <w:rFonts w:ascii="SimSun" w:eastAsia="SimSun" w:hAnsi="SimSun" w:cs="SimSun"/>
+                <w:rFonts w:ascii="宋体" w:hAnsi="宋体" w:eastAsia="宋体" w:cs="宋体"/>
                 <w:spacing w:val="-1"/>
                 <w:sz w:val="24"/>
                 <w:szCs w:val="24"/>
@@ -2791,17 +2807,11 @@
     </w:tbl>
     <w:p>
       <w:pPr>
-        <w:pStyle w:val="BodyText"/>
-        <w:spacing w:line="307" w:lineRule="auto"/>
-      </w:pPr>
-    </w:p>
-    <w:p>
-      <w:pPr>
         <w:spacing w:before="101" w:line="227" w:lineRule="auto"/>
         <w:ind w:left="31"/>
         <w:outlineLvl w:val="0"/>
         <w:rPr>
-          <w:rFonts w:ascii="SimHei" w:eastAsia="SimHei" w:hAnsi="SimHei" w:cs="SimHei"/>
+          <w:rFonts w:ascii="黑体" w:hAnsi="黑体" w:eastAsia="黑体" w:cs="黑体"/>
           <w:sz w:val="31"/>
           <w:szCs w:val="31"/>
         </w:rPr>
@@ -2810,7 +2820,7 @@
       <w:bookmarkEnd w:id="3"/>
       <w:r>
         <w:rPr>
-          <w:rFonts w:ascii="SimSun" w:eastAsia="SimSun" w:hAnsi="SimSun" w:cs="SimSun"/>
+          <w:rFonts w:ascii="宋体" w:hAnsi="宋体" w:eastAsia="宋体" w:cs="宋体"/>
           <w:b/>
           <w:bCs/>
           <w:spacing w:val="5"/>
@@ -2821,7 +2831,7 @@
       </w:r>
       <w:r>
         <w:rPr>
-          <w:rFonts w:ascii="SimSun" w:eastAsia="SimSun" w:hAnsi="SimSun" w:cs="SimSun"/>
+          <w:rFonts w:ascii="宋体" w:hAnsi="宋体" w:eastAsia="宋体" w:cs="宋体"/>
           <w:spacing w:val="5"/>
           <w:sz w:val="31"/>
           <w:szCs w:val="31"/>
@@ -2830,7 +2840,7 @@
       </w:r>
       <w:r>
         <w:rPr>
-          <w:rFonts w:ascii="SimHei" w:eastAsia="SimHei" w:hAnsi="SimHei" w:cs="SimHei"/>
+          <w:rFonts w:ascii="黑体" w:hAnsi="黑体" w:eastAsia="黑体" w:cs="黑体"/>
           <w:b/>
           <w:bCs/>
           <w:spacing w:val="5"/>
@@ -2842,17 +2852,11 @@
     </w:p>
     <w:p>
       <w:pPr>
-        <w:pStyle w:val="BodyText"/>
-        <w:spacing w:line="431" w:lineRule="auto"/>
-      </w:pPr>
-    </w:p>
-    <w:p>
-      <w:pPr>
         <w:spacing w:before="99" w:line="222" w:lineRule="auto"/>
         <w:ind w:left="27"/>
         <w:outlineLvl w:val="1"/>
         <w:rPr>
-          <w:rFonts w:ascii="SimHei" w:eastAsia="SimHei" w:hAnsi="SimHei" w:cs="SimHei"/>
+          <w:rFonts w:ascii="黑体" w:hAnsi="黑体" w:eastAsia="黑体" w:cs="黑体"/>
           <w:sz w:val="30"/>
           <w:szCs w:val="30"/>
         </w:rPr>
@@ -2861,7 +2865,7 @@
       <w:bookmarkEnd w:id="4"/>
       <w:r>
         <w:rPr>
-          <w:rFonts w:ascii="Times New Roman" w:eastAsia="Times New Roman" w:hAnsi="Times New Roman" w:cs="Times New Roman"/>
+          <w:rFonts w:ascii="Times New Roman" w:hAnsi="Times New Roman" w:eastAsia="Times New Roman" w:cs="Times New Roman"/>
           <w:b/>
           <w:bCs/>
           <w:spacing w:val="-2"/>
@@ -2872,7 +2876,7 @@
       </w:r>
       <w:r>
         <w:rPr>
-          <w:rFonts w:ascii="SimHei" w:eastAsia="SimHei" w:hAnsi="SimHei" w:cs="SimHei"/>
+          <w:rFonts w:ascii="黑体" w:hAnsi="黑体" w:eastAsia="黑体" w:cs="黑体"/>
           <w:b/>
           <w:bCs/>
           <w:spacing w:val="-2"/>
@@ -2884,23 +2888,17 @@
     </w:p>
     <w:p>
       <w:pPr>
-        <w:pStyle w:val="BodyText"/>
-        <w:spacing w:line="338" w:lineRule="auto"/>
-      </w:pPr>
-    </w:p>
-    <w:p>
-      <w:pPr>
         <w:spacing w:before="91" w:line="222" w:lineRule="auto"/>
         <w:ind w:left="23"/>
         <w:rPr>
-          <w:rFonts w:ascii="SimHei" w:eastAsia="SimHei" w:hAnsi="SimHei" w:cs="SimHei"/>
+          <w:rFonts w:ascii="黑体" w:hAnsi="黑体" w:eastAsia="黑体" w:cs="黑体"/>
           <w:sz w:val="28"/>
           <w:szCs w:val="28"/>
         </w:rPr>
       </w:pPr>
       <w:r>
         <w:rPr>
-          <w:rFonts w:ascii="SimHei" w:eastAsia="SimHei" w:hAnsi="SimHei" w:cs="SimHei"/>
+          <w:rFonts w:ascii="黑体" w:hAnsi="黑体" w:eastAsia="黑体" w:cs="黑体"/>
           <w:b/>
           <w:bCs/>
           <w:spacing w:val="-2"/>
@@ -2911,7 +2909,7 @@
       </w:r>
       <w:r>
         <w:rPr>
-          <w:rFonts w:ascii="SimHei" w:eastAsia="SimHei" w:hAnsi="SimHei" w:cs="SimHei"/>
+          <w:rFonts w:ascii="黑体" w:hAnsi="黑体" w:eastAsia="黑体" w:cs="黑体"/>
           <w:spacing w:val="-2"/>
           <w:sz w:val="28"/>
           <w:szCs w:val="28"/>
@@ -2920,7 +2918,7 @@
       </w:r>
       <w:r>
         <w:rPr>
-          <w:rFonts w:ascii="SimHei" w:eastAsia="SimHei" w:hAnsi="SimHei" w:cs="SimHei"/>
+          <w:rFonts w:ascii="黑体" w:hAnsi="黑体" w:eastAsia="黑体" w:cs="黑体"/>
           <w:b/>
           <w:bCs/>
           <w:spacing w:val="-2"/>
@@ -2932,23 +2930,17 @@
     </w:p>
     <w:p>
       <w:pPr>
-        <w:pStyle w:val="BodyText"/>
-        <w:spacing w:line="345" w:lineRule="auto"/>
-      </w:pPr>
-    </w:p>
-    <w:p>
-      <w:pPr>
         <w:spacing w:before="79" w:line="383" w:lineRule="auto"/>
         <w:ind w:left="30" w:right="163" w:firstLine="478"/>
         <w:rPr>
-          <w:rFonts w:ascii="SimSun" w:eastAsia="SimSun" w:hAnsi="SimSun" w:cs="SimSun"/>
-          <w:sz w:val="24"/>
-          <w:szCs w:val="24"/>
-        </w:rPr>
-      </w:pPr>
-      <w:r>
-        <w:rPr>
-          <w:rFonts w:ascii="SimSun" w:eastAsia="SimSun" w:hAnsi="SimSun" w:cs="SimSun"/>
+          <w:rFonts w:ascii="宋体" w:hAnsi="宋体" w:eastAsia="宋体" w:cs="宋体"/>
+          <w:sz w:val="24"/>
+          <w:szCs w:val="24"/>
+        </w:rPr>
+      </w:pPr>
+      <w:r>
+        <w:rPr>
+          <w:rFonts w:ascii="宋体" w:hAnsi="宋体" w:eastAsia="宋体" w:cs="宋体"/>
           <w:sz w:val="24"/>
           <w:szCs w:val="24"/>
         </w:rPr>
@@ -2956,7 +2948,7 @@
       </w:r>
       <w:r>
         <w:rPr>
-          <w:rFonts w:ascii="SimSun" w:eastAsia="SimSun" w:hAnsi="SimSun" w:cs="SimSun"/>
+          <w:rFonts w:ascii="宋体" w:hAnsi="宋体" w:eastAsia="宋体" w:cs="宋体"/>
           <w:spacing w:val="-1"/>
           <w:sz w:val="24"/>
           <w:szCs w:val="24"/>
@@ -2965,7 +2957,7 @@
       </w:r>
       <w:r>
         <w:rPr>
-          <w:rFonts w:ascii="SimSun" w:eastAsia="SimSun" w:hAnsi="SimSun" w:cs="SimSun"/>
+          <w:rFonts w:ascii="宋体" w:hAnsi="宋体" w:eastAsia="宋体" w:cs="宋体"/>
           <w:spacing w:val="-6"/>
           <w:sz w:val="24"/>
           <w:szCs w:val="24"/>
@@ -2978,14 +2970,14 @@
         <w:spacing w:before="144"/>
         <w:ind w:left="520"/>
         <w:rPr>
-          <w:rFonts w:ascii="SimSun" w:eastAsia="SimSun" w:hAnsi="SimSun" w:cs="SimSun"/>
-          <w:sz w:val="24"/>
-          <w:szCs w:val="24"/>
-        </w:rPr>
-      </w:pPr>
-      <w:r>
-        <w:rPr>
-          <w:rFonts w:ascii="Wingdings" w:eastAsia="Wingdings" w:hAnsi="Wingdings" w:cs="Wingdings"/>
+          <w:rFonts w:ascii="宋体" w:hAnsi="宋体" w:eastAsia="宋体" w:cs="宋体"/>
+          <w:sz w:val="24"/>
+          <w:szCs w:val="24"/>
+        </w:rPr>
+      </w:pPr>
+      <w:r>
+        <w:rPr>
+          <w:rFonts w:ascii="Wingdings" w:hAnsi="Wingdings" w:eastAsia="Wingdings" w:cs="Wingdings"/>
           <w:spacing w:val="-3"/>
           <w:sz w:val="24"/>
           <w:szCs w:val="24"/>
@@ -2994,7 +2986,7 @@
       </w:r>
       <w:r>
         <w:rPr>
-          <w:rFonts w:ascii="Wingdings" w:eastAsia="Wingdings" w:hAnsi="Wingdings" w:cs="Wingdings"/>
+          <w:rFonts w:ascii="Wingdings" w:hAnsi="Wingdings" w:eastAsia="Wingdings" w:cs="Wingdings"/>
           <w:spacing w:val="-50"/>
           <w:sz w:val="24"/>
           <w:szCs w:val="24"/>
@@ -3003,7 +2995,7 @@
       </w:r>
       <w:r>
         <w:rPr>
-          <w:rFonts w:ascii="SimSun" w:eastAsia="SimSun" w:hAnsi="SimSun" w:cs="SimSun"/>
+          <w:rFonts w:ascii="宋体" w:hAnsi="宋体" w:eastAsia="宋体" w:cs="宋体"/>
           <w:spacing w:val="-3"/>
           <w:sz w:val="24"/>
           <w:szCs w:val="24"/>
@@ -3016,14 +3008,14 @@
         <w:spacing w:before="183" w:line="239" w:lineRule="auto"/>
         <w:ind w:left="520"/>
         <w:rPr>
-          <w:rFonts w:ascii="SimSun" w:eastAsia="SimSun" w:hAnsi="SimSun" w:cs="SimSun"/>
-          <w:sz w:val="24"/>
-          <w:szCs w:val="24"/>
-        </w:rPr>
-      </w:pPr>
-      <w:r>
-        <w:rPr>
-          <w:rFonts w:ascii="Wingdings" w:eastAsia="Wingdings" w:hAnsi="Wingdings" w:cs="Wingdings"/>
+          <w:rFonts w:ascii="宋体" w:hAnsi="宋体" w:eastAsia="宋体" w:cs="宋体"/>
+          <w:sz w:val="24"/>
+          <w:szCs w:val="24"/>
+        </w:rPr>
+      </w:pPr>
+      <w:r>
+        <w:rPr>
+          <w:rFonts w:ascii="Wingdings" w:hAnsi="Wingdings" w:eastAsia="Wingdings" w:cs="Wingdings"/>
           <w:spacing w:val="-4"/>
           <w:sz w:val="24"/>
           <w:szCs w:val="24"/>
@@ -3032,7 +3024,7 @@
       </w:r>
       <w:r>
         <w:rPr>
-          <w:rFonts w:ascii="SimSun" w:eastAsia="SimSun" w:hAnsi="SimSun" w:cs="SimSun"/>
+          <w:rFonts w:ascii="宋体" w:hAnsi="宋体" w:eastAsia="宋体" w:cs="宋体"/>
           <w:spacing w:val="-4"/>
           <w:sz w:val="24"/>
           <w:szCs w:val="24"/>
@@ -3045,14 +3037,14 @@
         <w:spacing w:before="181" w:line="239" w:lineRule="auto"/>
         <w:ind w:left="520"/>
         <w:rPr>
-          <w:rFonts w:ascii="SimSun" w:eastAsia="SimSun" w:hAnsi="SimSun" w:cs="SimSun"/>
-          <w:sz w:val="24"/>
-          <w:szCs w:val="24"/>
-        </w:rPr>
-      </w:pPr>
-      <w:r>
-        <w:rPr>
-          <w:rFonts w:ascii="Wingdings" w:eastAsia="Wingdings" w:hAnsi="Wingdings" w:cs="Wingdings"/>
+          <w:rFonts w:ascii="宋体" w:hAnsi="宋体" w:eastAsia="宋体" w:cs="宋体"/>
+          <w:sz w:val="24"/>
+          <w:szCs w:val="24"/>
+        </w:rPr>
+      </w:pPr>
+      <w:r>
+        <w:rPr>
+          <w:rFonts w:ascii="Wingdings" w:hAnsi="Wingdings" w:eastAsia="Wingdings" w:cs="Wingdings"/>
           <w:spacing w:val="-3"/>
           <w:sz w:val="24"/>
           <w:szCs w:val="24"/>
@@ -3061,7 +3053,7 @@
       </w:r>
       <w:r>
         <w:rPr>
-          <w:rFonts w:ascii="Wingdings" w:eastAsia="Wingdings" w:hAnsi="Wingdings" w:cs="Wingdings"/>
+          <w:rFonts w:ascii="Wingdings" w:hAnsi="Wingdings" w:eastAsia="Wingdings" w:cs="Wingdings"/>
           <w:spacing w:val="-42"/>
           <w:sz w:val="24"/>
           <w:szCs w:val="24"/>
@@ -3070,7 +3062,7 @@
       </w:r>
       <w:r>
         <w:rPr>
-          <w:rFonts w:ascii="SimSun" w:eastAsia="SimSun" w:hAnsi="SimSun" w:cs="SimSun"/>
+          <w:rFonts w:ascii="宋体" w:hAnsi="宋体" w:eastAsia="宋体" w:cs="宋体"/>
           <w:spacing w:val="-3"/>
           <w:sz w:val="24"/>
           <w:szCs w:val="24"/>
@@ -3083,14 +3075,14 @@
         <w:spacing w:before="184" w:line="239" w:lineRule="auto"/>
         <w:ind w:left="520"/>
         <w:rPr>
-          <w:rFonts w:ascii="SimSun" w:eastAsia="SimSun" w:hAnsi="SimSun" w:cs="SimSun"/>
-          <w:sz w:val="24"/>
-          <w:szCs w:val="24"/>
-        </w:rPr>
-      </w:pPr>
-      <w:r>
-        <w:rPr>
-          <w:rFonts w:ascii="Wingdings" w:eastAsia="Wingdings" w:hAnsi="Wingdings" w:cs="Wingdings"/>
+          <w:rFonts w:ascii="宋体" w:hAnsi="宋体" w:eastAsia="宋体" w:cs="宋体"/>
+          <w:sz w:val="24"/>
+          <w:szCs w:val="24"/>
+        </w:rPr>
+      </w:pPr>
+      <w:r>
+        <w:rPr>
+          <w:rFonts w:ascii="Wingdings" w:hAnsi="Wingdings" w:eastAsia="Wingdings" w:cs="Wingdings"/>
           <w:spacing w:val="-8"/>
           <w:sz w:val="24"/>
           <w:szCs w:val="24"/>
@@ -3099,7 +3091,7 @@
       </w:r>
       <w:r>
         <w:rPr>
-          <w:rFonts w:ascii="SimSun" w:eastAsia="SimSun" w:hAnsi="SimSun" w:cs="SimSun"/>
+          <w:rFonts w:ascii="宋体" w:hAnsi="宋体" w:eastAsia="宋体" w:cs="宋体"/>
           <w:spacing w:val="-8"/>
           <w:sz w:val="24"/>
           <w:szCs w:val="24"/>
@@ -3112,14 +3104,14 @@
         <w:spacing w:before="179" w:line="239" w:lineRule="auto"/>
         <w:ind w:left="520"/>
         <w:rPr>
-          <w:rFonts w:ascii="SimSun" w:eastAsia="SimSun" w:hAnsi="SimSun" w:cs="SimSun"/>
-          <w:sz w:val="24"/>
-          <w:szCs w:val="24"/>
-        </w:rPr>
-      </w:pPr>
-      <w:r>
-        <w:rPr>
-          <w:rFonts w:ascii="Wingdings" w:eastAsia="Wingdings" w:hAnsi="Wingdings" w:cs="Wingdings"/>
+          <w:rFonts w:ascii="宋体" w:hAnsi="宋体" w:eastAsia="宋体" w:cs="宋体"/>
+          <w:sz w:val="24"/>
+          <w:szCs w:val="24"/>
+        </w:rPr>
+      </w:pPr>
+      <w:r>
+        <w:rPr>
+          <w:rFonts w:ascii="Wingdings" w:hAnsi="Wingdings" w:eastAsia="Wingdings" w:cs="Wingdings"/>
           <w:spacing w:val="-2"/>
           <w:sz w:val="24"/>
           <w:szCs w:val="24"/>
@@ -3128,7 +3120,7 @@
       </w:r>
       <w:r>
         <w:rPr>
-          <w:rFonts w:ascii="Wingdings" w:eastAsia="Wingdings" w:hAnsi="Wingdings" w:cs="Wingdings"/>
+          <w:rFonts w:ascii="Wingdings" w:hAnsi="Wingdings" w:eastAsia="Wingdings" w:cs="Wingdings"/>
           <w:spacing w:val="-35"/>
           <w:sz w:val="24"/>
           <w:szCs w:val="24"/>
@@ -3137,7 +3129,7 @@
       </w:r>
       <w:r>
         <w:rPr>
-          <w:rFonts w:ascii="SimSun" w:eastAsia="SimSun" w:hAnsi="SimSun" w:cs="SimSun"/>
+          <w:rFonts w:ascii="宋体" w:hAnsi="宋体" w:eastAsia="宋体" w:cs="宋体"/>
           <w:spacing w:val="-2"/>
           <w:sz w:val="24"/>
           <w:szCs w:val="24"/>
@@ -3147,99 +3139,23 @@
     </w:p>
     <w:p>
       <w:pPr>
-        <w:spacing w:line="239" w:lineRule="auto"/>
-        <w:rPr>
-          <w:rFonts w:ascii="SimSun" w:eastAsia="SimSun" w:hAnsi="SimSun" w:cs="SimSun"/>
-          <w:sz w:val="24"/>
-          <w:szCs w:val="24"/>
-        </w:rPr>
-        <w:sectPr>
-          <w:footerReference w:type="default" r:id="rId8"/>
-          <w:pgSz w:w="11910" w:h="16840"/>
-          <w:pgMar w:top="919" w:right="1786" w:bottom="1110" w:left="1779" w:header="0" w:footer="875" w:gutter="0"/>
-          <w:cols w:space="720"/>
-        </w:sectPr>
-      </w:pPr>
-    </w:p>
-    <w:p>
-      <w:pPr>
-        <w:spacing w:line="427" w:lineRule="exact"/>
-      </w:pPr>
-      <w:r>
-        <w:rPr>
-          <w:position w:val="-8"/>
-        </w:rPr>
-        <w:drawing>
-          <wp:inline distT="0" distB="0" distL="0" distR="0">
-            <wp:extent cx="696350" cy="271753"/>
-            <wp:effectExtent l="0" t="0" r="0" b="0"/>
-            <wp:docPr id="10" name="IM 10"/>
-            <wp:cNvGraphicFramePr/>
-            <a:graphic xmlns:a="http://schemas.openxmlformats.org/drawingml/2006/main">
-              <a:graphicData uri="http://schemas.openxmlformats.org/drawingml/2006/picture">
-                <pic:pic xmlns:pic="http://schemas.openxmlformats.org/drawingml/2006/picture">
-                  <pic:nvPicPr>
-                    <pic:cNvPr id="10" name="IM 10"/>
-                    <pic:cNvPicPr/>
-                  </pic:nvPicPr>
-                  <pic:blipFill>
-                    <a:blip xmlns:r="http://schemas.openxmlformats.org/officeDocument/2006/relationships" r:embed="rId4"/>
-                    <a:stretch>
-                      <a:fillRect/>
-                    </a:stretch>
-                  </pic:blipFill>
-                  <pic:spPr>
-                    <a:xfrm rot="0">
-                      <a:off x="0" y="0"/>
-                      <a:ext cx="696350" cy="271753"/>
-                    </a:xfrm>
-                    <a:prstGeom prst="rect">
-                      <a:avLst/>
-                    </a:prstGeom>
-                  </pic:spPr>
-                </pic:pic>
-              </a:graphicData>
-            </a:graphic>
-          </wp:inline>
-        </w:drawing>
-      </w:r>
-    </w:p>
-    <w:p>
-      <w:pPr>
-        <w:spacing w:before="202" w:line="239" w:lineRule="auto"/>
-        <w:ind w:left="1996"/>
-        <w:rPr>
-          <w:rFonts w:ascii="SimSun" w:eastAsia="SimSun" w:hAnsi="SimSun" w:cs="SimSun"/>
-          <w:sz w:val="24"/>
-          <w:szCs w:val="24"/>
-        </w:rPr>
-      </w:pPr>
-      <w:r>
-        <w:rPr>
-          <w:rFonts w:ascii="Wingdings" w:eastAsia="Wingdings" w:hAnsi="Wingdings" w:cs="Wingdings"/>
-          <w:spacing w:val="-3"/>
-          <w:sz w:val="24"/>
-          <w:szCs w:val="24"/>
-        </w:rPr>
-        <w:t>n</w:t>
-      </w:r>
-      <w:r>
-        <w:rPr>
-          <w:rFonts w:ascii="Wingdings" w:eastAsia="Wingdings" w:hAnsi="Wingdings" w:cs="Wingdings"/>
-          <w:spacing w:val="-39"/>
-          <w:sz w:val="24"/>
-          <w:szCs w:val="24"/>
-        </w:rPr>
-        <w:t xml:space="preserve"> </w:t>
-      </w:r>
-      <w:r>
-        <w:rPr>
-          <w:rFonts w:ascii="SimSun" w:eastAsia="SimSun" w:hAnsi="SimSun" w:cs="SimSun"/>
-          <w:spacing w:val="-3"/>
-          <w:sz w:val="24"/>
-          <w:szCs w:val="24"/>
-        </w:rPr>
-        <w:t>员工满意度调查、合理化建议</w:t>
+        <w:spacing w:before="179" w:line="239" w:lineRule="auto"/>
+        <w:ind w:left="520"/>
+        <w:rPr>
+          <w:rFonts w:ascii="Wingdings" w:hAnsi="Wingdings" w:eastAsia="Wingdings" w:cs="Wingdings"/>
+          <w:spacing w:val="-2"/>
+          <w:sz w:val="24"/>
+          <w:szCs w:val="24"/>
+        </w:rPr>
+      </w:pPr>
+      <w:r>
+        <w:rPr>
+          <w:rFonts w:ascii="Wingdings" w:hAnsi="Wingdings" w:eastAsia="Wingdings" w:cs="Wingdings"/>
+          <w:spacing w:val="-2"/>
+          <w:sz w:val="24"/>
+          <w:szCs w:val="24"/>
+        </w:rPr>
+        <w:t>n 员工满意度调查、合理化建议</w:t>
       </w:r>
     </w:p>
     <w:p>
@@ -3247,14 +3163,14 @@
         <w:spacing w:before="182" w:line="239" w:lineRule="auto"/>
         <w:ind w:left="520"/>
         <w:rPr>
-          <w:rFonts w:ascii="SimSun" w:eastAsia="SimSun" w:hAnsi="SimSun" w:cs="SimSun"/>
-          <w:sz w:val="24"/>
-          <w:szCs w:val="24"/>
-        </w:rPr>
-      </w:pPr>
-      <w:r>
-        <w:rPr>
-          <w:rFonts w:ascii="Wingdings" w:eastAsia="Wingdings" w:hAnsi="Wingdings" w:cs="Wingdings"/>
+          <w:rFonts w:ascii="宋体" w:hAnsi="宋体" w:eastAsia="宋体" w:cs="宋体"/>
+          <w:sz w:val="24"/>
+          <w:szCs w:val="24"/>
+        </w:rPr>
+      </w:pPr>
+      <w:r>
+        <w:rPr>
+          <w:rFonts w:ascii="Wingdings" w:hAnsi="Wingdings" w:eastAsia="Wingdings" w:cs="Wingdings"/>
           <w:spacing w:val="-4"/>
           <w:sz w:val="24"/>
           <w:szCs w:val="24"/>
@@ -3263,7 +3179,7 @@
       </w:r>
       <w:r>
         <w:rPr>
-          <w:rFonts w:ascii="Wingdings" w:eastAsia="Wingdings" w:hAnsi="Wingdings" w:cs="Wingdings"/>
+          <w:rFonts w:ascii="Wingdings" w:hAnsi="Wingdings" w:eastAsia="Wingdings" w:cs="Wingdings"/>
           <w:spacing w:val="-49"/>
           <w:sz w:val="24"/>
           <w:szCs w:val="24"/>
@@ -3272,7 +3188,7 @@
       </w:r>
       <w:r>
         <w:rPr>
-          <w:rFonts w:ascii="SimSun" w:eastAsia="SimSun" w:hAnsi="SimSun" w:cs="SimSun"/>
+          <w:rFonts w:ascii="宋体" w:hAnsi="宋体" w:eastAsia="宋体" w:cs="宋体"/>
           <w:spacing w:val="-4"/>
           <w:sz w:val="24"/>
           <w:szCs w:val="24"/>
@@ -3285,14 +3201,14 @@
         <w:spacing w:before="180" w:line="239" w:lineRule="auto"/>
         <w:ind w:left="520"/>
         <w:rPr>
-          <w:rFonts w:ascii="SimSun" w:eastAsia="SimSun" w:hAnsi="SimSun" w:cs="SimSun"/>
-          <w:sz w:val="24"/>
-          <w:szCs w:val="24"/>
-        </w:rPr>
-      </w:pPr>
-      <w:r>
-        <w:rPr>
-          <w:rFonts w:ascii="Wingdings" w:eastAsia="Wingdings" w:hAnsi="Wingdings" w:cs="Wingdings"/>
+          <w:rFonts w:ascii="宋体" w:hAnsi="宋体" w:eastAsia="宋体" w:cs="宋体"/>
+          <w:sz w:val="24"/>
+          <w:szCs w:val="24"/>
+        </w:rPr>
+      </w:pPr>
+      <w:r>
+        <w:rPr>
+          <w:rFonts w:ascii="Wingdings" w:hAnsi="Wingdings" w:eastAsia="Wingdings" w:cs="Wingdings"/>
           <w:spacing w:val="-6"/>
           <w:sz w:val="24"/>
           <w:szCs w:val="24"/>
@@ -3301,7 +3217,7 @@
       </w:r>
       <w:r>
         <w:rPr>
-          <w:rFonts w:ascii="Wingdings" w:eastAsia="Wingdings" w:hAnsi="Wingdings" w:cs="Wingdings"/>
+          <w:rFonts w:ascii="Wingdings" w:hAnsi="Wingdings" w:eastAsia="Wingdings" w:cs="Wingdings"/>
           <w:spacing w:val="-45"/>
           <w:sz w:val="24"/>
           <w:szCs w:val="24"/>
@@ -3310,33 +3226,27 @@
       </w:r>
       <w:r>
         <w:rPr>
-          <w:rFonts w:ascii="SimSun" w:eastAsia="SimSun" w:hAnsi="SimSun" w:cs="SimSun"/>
+          <w:rFonts w:ascii="宋体" w:hAnsi="宋体" w:eastAsia="宋体" w:cs="宋体"/>
           <w:spacing w:val="-6"/>
           <w:sz w:val="24"/>
           <w:szCs w:val="24"/>
         </w:rPr>
         <w:t>数据分析。</w:t>
       </w:r>
-    </w:p>
-    <w:p>
-      <w:pPr>
-        <w:pStyle w:val="BodyText"/>
-        <w:spacing w:line="285" w:lineRule="auto"/>
-      </w:pPr>
     </w:p>
     <w:p>
       <w:pPr>
         <w:spacing w:before="91" w:line="222" w:lineRule="auto"/>
         <w:ind w:left="23"/>
         <w:rPr>
-          <w:rFonts w:ascii="SimHei" w:eastAsia="SimHei" w:hAnsi="SimHei" w:cs="SimHei"/>
+          <w:rFonts w:ascii="黑体" w:hAnsi="黑体" w:eastAsia="黑体" w:cs="黑体"/>
           <w:sz w:val="28"/>
           <w:szCs w:val="28"/>
         </w:rPr>
       </w:pPr>
       <w:r>
         <w:rPr>
-          <w:rFonts w:ascii="SimHei" w:eastAsia="SimHei" w:hAnsi="SimHei" w:cs="SimHei"/>
+          <w:rFonts w:ascii="黑体" w:hAnsi="黑体" w:eastAsia="黑体" w:cs="黑体"/>
           <w:b/>
           <w:bCs/>
           <w:spacing w:val="-4"/>
@@ -3347,7 +3257,7 @@
       </w:r>
       <w:r>
         <w:rPr>
-          <w:rFonts w:ascii="SimHei" w:eastAsia="SimHei" w:hAnsi="SimHei" w:cs="SimHei"/>
+          <w:rFonts w:ascii="黑体" w:hAnsi="黑体" w:eastAsia="黑体" w:cs="黑体"/>
           <w:spacing w:val="-43"/>
           <w:sz w:val="28"/>
           <w:szCs w:val="28"/>
@@ -3356,7 +3266,7 @@
       </w:r>
       <w:r>
         <w:rPr>
-          <w:rFonts w:ascii="SimHei" w:eastAsia="SimHei" w:hAnsi="SimHei" w:cs="SimHei"/>
+          <w:rFonts w:ascii="黑体" w:hAnsi="黑体" w:eastAsia="黑体" w:cs="黑体"/>
           <w:b/>
           <w:bCs/>
           <w:spacing w:val="-4"/>
@@ -3368,23 +3278,17 @@
     </w:p>
     <w:p>
       <w:pPr>
-        <w:pStyle w:val="BodyText"/>
-        <w:spacing w:line="295" w:lineRule="auto"/>
-      </w:pPr>
-    </w:p>
-    <w:p>
-      <w:pPr>
         <w:spacing w:before="79" w:line="239" w:lineRule="auto"/>
         <w:ind w:left="520"/>
         <w:rPr>
-          <w:rFonts w:ascii="SimSun" w:eastAsia="SimSun" w:hAnsi="SimSun" w:cs="SimSun"/>
-          <w:sz w:val="24"/>
-          <w:szCs w:val="24"/>
-        </w:rPr>
-      </w:pPr>
-      <w:r>
-        <w:rPr>
-          <w:rFonts w:ascii="Wingdings" w:eastAsia="Wingdings" w:hAnsi="Wingdings" w:cs="Wingdings"/>
+          <w:rFonts w:ascii="宋体" w:hAnsi="宋体" w:eastAsia="宋体" w:cs="宋体"/>
+          <w:sz w:val="24"/>
+          <w:szCs w:val="24"/>
+        </w:rPr>
+      </w:pPr>
+      <w:r>
+        <w:rPr>
+          <w:rFonts w:ascii="Wingdings" w:hAnsi="Wingdings" w:eastAsia="Wingdings" w:cs="Wingdings"/>
           <w:spacing w:val="-7"/>
           <w:sz w:val="24"/>
           <w:szCs w:val="24"/>
@@ -3393,7 +3297,7 @@
       </w:r>
       <w:r>
         <w:rPr>
-          <w:rFonts w:ascii="Wingdings" w:eastAsia="Wingdings" w:hAnsi="Wingdings" w:cs="Wingdings"/>
+          <w:rFonts w:ascii="Wingdings" w:hAnsi="Wingdings" w:eastAsia="Wingdings" w:cs="Wingdings"/>
           <w:spacing w:val="-40"/>
           <w:sz w:val="24"/>
           <w:szCs w:val="24"/>
@@ -3402,7 +3306,7 @@
       </w:r>
       <w:r>
         <w:rPr>
-          <w:rFonts w:ascii="SimSun" w:eastAsia="SimSun" w:hAnsi="SimSun" w:cs="SimSun"/>
+          <w:rFonts w:ascii="宋体" w:hAnsi="宋体" w:eastAsia="宋体" w:cs="宋体"/>
           <w:spacing w:val="-7"/>
           <w:sz w:val="24"/>
           <w:szCs w:val="24"/>
@@ -3415,14 +3319,14 @@
         <w:spacing w:before="182" w:line="302" w:lineRule="auto"/>
         <w:ind w:left="31" w:right="114" w:firstLine="488"/>
         <w:rPr>
-          <w:rFonts w:ascii="SimSun" w:eastAsia="SimSun" w:hAnsi="SimSun" w:cs="SimSun"/>
-          <w:sz w:val="24"/>
-          <w:szCs w:val="24"/>
-        </w:rPr>
-      </w:pPr>
-      <w:r>
-        <w:rPr>
-          <w:rFonts w:ascii="Wingdings" w:eastAsia="Wingdings" w:hAnsi="Wingdings" w:cs="Wingdings"/>
+          <w:rFonts w:ascii="宋体" w:hAnsi="宋体" w:eastAsia="宋体" w:cs="宋体"/>
+          <w:sz w:val="24"/>
+          <w:szCs w:val="24"/>
+        </w:rPr>
+      </w:pPr>
+      <w:r>
+        <w:rPr>
+          <w:rFonts w:ascii="Wingdings" w:hAnsi="Wingdings" w:eastAsia="Wingdings" w:cs="Wingdings"/>
           <w:spacing w:val="-3"/>
           <w:sz w:val="24"/>
           <w:szCs w:val="24"/>
@@ -3431,7 +3335,7 @@
       </w:r>
       <w:r>
         <w:rPr>
-          <w:rFonts w:ascii="Wingdings" w:eastAsia="Wingdings" w:hAnsi="Wingdings" w:cs="Wingdings"/>
+          <w:rFonts w:ascii="Wingdings" w:hAnsi="Wingdings" w:eastAsia="Wingdings" w:cs="Wingdings"/>
           <w:spacing w:val="-47"/>
           <w:sz w:val="24"/>
           <w:szCs w:val="24"/>
@@ -3440,7 +3344,7 @@
       </w:r>
       <w:r>
         <w:rPr>
-          <w:rFonts w:ascii="SimSun" w:eastAsia="SimSun" w:hAnsi="SimSun" w:cs="SimSun"/>
+          <w:rFonts w:ascii="宋体" w:hAnsi="宋体" w:eastAsia="宋体" w:cs="宋体"/>
           <w:spacing w:val="-3"/>
           <w:sz w:val="24"/>
           <w:szCs w:val="24"/>
@@ -3449,7 +3353,7 @@
       </w:r>
       <w:r>
         <w:rPr>
-          <w:rFonts w:ascii="SimSun" w:eastAsia="SimSun" w:hAnsi="SimSun" w:cs="SimSun"/>
+          <w:rFonts w:ascii="宋体" w:hAnsi="宋体" w:eastAsia="宋体" w:cs="宋体"/>
           <w:spacing w:val="-4"/>
           <w:sz w:val="24"/>
           <w:szCs w:val="24"/>
@@ -3458,7 +3362,7 @@
       </w:r>
       <w:r>
         <w:rPr>
-          <w:rFonts w:ascii="SimSun" w:eastAsia="SimSun" w:hAnsi="SimSun" w:cs="SimSun"/>
+          <w:rFonts w:ascii="宋体" w:hAnsi="宋体" w:eastAsia="宋体" w:cs="宋体"/>
           <w:spacing w:val="-10"/>
           <w:sz w:val="24"/>
           <w:szCs w:val="24"/>
@@ -3471,14 +3375,14 @@
         <w:spacing w:before="204" w:line="303" w:lineRule="auto"/>
         <w:ind w:left="31" w:right="74" w:firstLine="488"/>
         <w:rPr>
-          <w:rFonts w:ascii="SimSun" w:eastAsia="SimSun" w:hAnsi="SimSun" w:cs="SimSun"/>
-          <w:sz w:val="24"/>
-          <w:szCs w:val="24"/>
-        </w:rPr>
-      </w:pPr>
-      <w:r>
-        <w:rPr>
-          <w:rFonts w:ascii="Wingdings" w:eastAsia="Wingdings" w:hAnsi="Wingdings" w:cs="Wingdings"/>
+          <w:rFonts w:ascii="宋体" w:hAnsi="宋体" w:eastAsia="宋体" w:cs="宋体"/>
+          <w:sz w:val="24"/>
+          <w:szCs w:val="24"/>
+        </w:rPr>
+      </w:pPr>
+      <w:r>
+        <w:rPr>
+          <w:rFonts w:ascii="Wingdings" w:hAnsi="Wingdings" w:eastAsia="Wingdings" w:cs="Wingdings"/>
           <w:spacing w:val="-2"/>
           <w:sz w:val="24"/>
           <w:szCs w:val="24"/>
@@ -3487,7 +3391,7 @@
       </w:r>
       <w:r>
         <w:rPr>
-          <w:rFonts w:ascii="Wingdings" w:eastAsia="Wingdings" w:hAnsi="Wingdings" w:cs="Wingdings"/>
+          <w:rFonts w:ascii="Wingdings" w:hAnsi="Wingdings" w:eastAsia="Wingdings" w:cs="Wingdings"/>
           <w:spacing w:val="-48"/>
           <w:sz w:val="24"/>
           <w:szCs w:val="24"/>
@@ -3496,7 +3400,7 @@
       </w:r>
       <w:r>
         <w:rPr>
-          <w:rFonts w:ascii="SimSun" w:eastAsia="SimSun" w:hAnsi="SimSun" w:cs="SimSun"/>
+          <w:rFonts w:ascii="宋体" w:hAnsi="宋体" w:eastAsia="宋体" w:cs="宋体"/>
           <w:spacing w:val="-2"/>
           <w:sz w:val="24"/>
           <w:szCs w:val="24"/>
@@ -3505,19 +3409,13 @@
       </w:r>
       <w:r>
         <w:rPr>
-          <w:rFonts w:ascii="SimSun" w:eastAsia="SimSun" w:hAnsi="SimSun" w:cs="SimSun"/>
+          <w:rFonts w:ascii="宋体" w:hAnsi="宋体" w:eastAsia="宋体" w:cs="宋体"/>
           <w:spacing w:val="-7"/>
           <w:sz w:val="24"/>
           <w:szCs w:val="24"/>
         </w:rPr>
         <w:t>可随时填写《纠正、预防、改进实施表》。</w:t>
       </w:r>
-    </w:p>
-    <w:p>
-      <w:pPr>
-        <w:pStyle w:val="BodyText"/>
-        <w:spacing w:line="280" w:lineRule="auto"/>
-      </w:pPr>
     </w:p>
     <w:p>
       <w:pPr>
@@ -3525,7 +3423,7 @@
         <w:ind w:left="27"/>
         <w:outlineLvl w:val="1"/>
         <w:rPr>
-          <w:rFonts w:ascii="SimHei" w:eastAsia="SimHei" w:hAnsi="SimHei" w:cs="SimHei"/>
+          <w:rFonts w:ascii="黑体" w:hAnsi="黑体" w:eastAsia="黑体" w:cs="黑体"/>
           <w:sz w:val="30"/>
           <w:szCs w:val="30"/>
         </w:rPr>
@@ -3534,7 +3432,7 @@
       <w:bookmarkEnd w:id="5"/>
       <w:r>
         <w:rPr>
-          <w:rFonts w:ascii="Times New Roman" w:eastAsia="Times New Roman" w:hAnsi="Times New Roman" w:cs="Times New Roman"/>
+          <w:rFonts w:ascii="Times New Roman" w:hAnsi="Times New Roman" w:eastAsia="Times New Roman" w:cs="Times New Roman"/>
           <w:b/>
           <w:bCs/>
           <w:spacing w:val="-13"/>
@@ -3545,7 +3443,7 @@
       </w:r>
       <w:r>
         <w:rPr>
-          <w:rFonts w:ascii="Times New Roman" w:eastAsia="Times New Roman" w:hAnsi="Times New Roman" w:cs="Times New Roman"/>
+          <w:rFonts w:ascii="Times New Roman" w:hAnsi="Times New Roman" w:eastAsia="Times New Roman" w:cs="Times New Roman"/>
           <w:b/>
           <w:bCs/>
           <w:spacing w:val="10"/>
@@ -3556,7 +3454,7 @@
       </w:r>
       <w:r>
         <w:rPr>
-          <w:rFonts w:ascii="SimHei" w:eastAsia="SimHei" w:hAnsi="SimHei" w:cs="SimHei"/>
+          <w:rFonts w:ascii="黑体" w:hAnsi="黑体" w:eastAsia="黑体" w:cs="黑体"/>
           <w:b/>
           <w:bCs/>
           <w:spacing w:val="-13"/>
@@ -3568,23 +3466,17 @@
     </w:p>
     <w:p>
       <w:pPr>
-        <w:pStyle w:val="BodyText"/>
-        <w:spacing w:line="276" w:lineRule="auto"/>
-      </w:pPr>
-    </w:p>
-    <w:p>
-      <w:pPr>
         <w:spacing w:before="79" w:line="241" w:lineRule="auto"/>
         <w:ind w:left="520"/>
         <w:rPr>
-          <w:rFonts w:ascii="SimSun" w:eastAsia="SimSun" w:hAnsi="SimSun" w:cs="SimSun"/>
-          <w:sz w:val="24"/>
-          <w:szCs w:val="24"/>
-        </w:rPr>
-      </w:pPr>
-      <w:r>
-        <w:rPr>
-          <w:rFonts w:ascii="Wingdings" w:eastAsia="Wingdings" w:hAnsi="Wingdings" w:cs="Wingdings"/>
+          <w:rFonts w:ascii="宋体" w:hAnsi="宋体" w:eastAsia="宋体" w:cs="宋体"/>
+          <w:sz w:val="24"/>
+          <w:szCs w:val="24"/>
+        </w:rPr>
+      </w:pPr>
+      <w:r>
+        <w:rPr>
+          <w:rFonts w:ascii="Wingdings" w:hAnsi="Wingdings" w:eastAsia="Wingdings" w:cs="Wingdings"/>
           <w:spacing w:val="-8"/>
           <w:sz w:val="24"/>
           <w:szCs w:val="24"/>
@@ -3593,7 +3485,7 @@
       </w:r>
       <w:r>
         <w:rPr>
-          <w:rFonts w:ascii="Wingdings" w:eastAsia="Wingdings" w:hAnsi="Wingdings" w:cs="Wingdings"/>
+          <w:rFonts w:ascii="Wingdings" w:hAnsi="Wingdings" w:eastAsia="Wingdings" w:cs="Wingdings"/>
           <w:spacing w:val="-48"/>
           <w:sz w:val="24"/>
           <w:szCs w:val="24"/>
@@ -3602,7 +3494,7 @@
       </w:r>
       <w:r>
         <w:rPr>
-          <w:rFonts w:ascii="SimSun" w:eastAsia="SimSun" w:hAnsi="SimSun" w:cs="SimSun"/>
+          <w:rFonts w:ascii="宋体" w:hAnsi="宋体" w:eastAsia="宋体" w:cs="宋体"/>
           <w:spacing w:val="-8"/>
           <w:sz w:val="24"/>
           <w:szCs w:val="24"/>
@@ -3615,14 +3507,14 @@
         <w:spacing w:before="181" w:line="238" w:lineRule="auto"/>
         <w:ind w:left="520"/>
         <w:rPr>
-          <w:rFonts w:ascii="SimSun" w:eastAsia="SimSun" w:hAnsi="SimSun" w:cs="SimSun"/>
-          <w:sz w:val="24"/>
-          <w:szCs w:val="24"/>
-        </w:rPr>
-      </w:pPr>
-      <w:r>
-        <w:rPr>
-          <w:rFonts w:ascii="Wingdings" w:eastAsia="Wingdings" w:hAnsi="Wingdings" w:cs="Wingdings"/>
+          <w:rFonts w:ascii="宋体" w:hAnsi="宋体" w:eastAsia="宋体" w:cs="宋体"/>
+          <w:sz w:val="24"/>
+          <w:szCs w:val="24"/>
+        </w:rPr>
+      </w:pPr>
+      <w:r>
+        <w:rPr>
+          <w:rFonts w:ascii="Wingdings" w:hAnsi="Wingdings" w:eastAsia="Wingdings" w:cs="Wingdings"/>
           <w:spacing w:val="-7"/>
           <w:sz w:val="24"/>
           <w:szCs w:val="24"/>
@@ -3631,7 +3523,7 @@
       </w:r>
       <w:r>
         <w:rPr>
-          <w:rFonts w:ascii="Wingdings" w:eastAsia="Wingdings" w:hAnsi="Wingdings" w:cs="Wingdings"/>
+          <w:rFonts w:ascii="Wingdings" w:hAnsi="Wingdings" w:eastAsia="Wingdings" w:cs="Wingdings"/>
           <w:spacing w:val="-46"/>
           <w:sz w:val="24"/>
           <w:szCs w:val="24"/>
@@ -3640,7 +3532,7 @@
       </w:r>
       <w:r>
         <w:rPr>
-          <w:rFonts w:ascii="SimSun" w:eastAsia="SimSun" w:hAnsi="SimSun" w:cs="SimSun"/>
+          <w:rFonts w:ascii="宋体" w:hAnsi="宋体" w:eastAsia="宋体" w:cs="宋体"/>
           <w:spacing w:val="-7"/>
           <w:sz w:val="24"/>
           <w:szCs w:val="24"/>
@@ -3653,14 +3545,14 @@
         <w:spacing w:before="186" w:line="239" w:lineRule="auto"/>
         <w:ind w:left="520"/>
         <w:rPr>
-          <w:rFonts w:ascii="SimSun" w:eastAsia="SimSun" w:hAnsi="SimSun" w:cs="SimSun"/>
-          <w:sz w:val="24"/>
-          <w:szCs w:val="24"/>
-        </w:rPr>
-      </w:pPr>
-      <w:r>
-        <w:rPr>
-          <w:rFonts w:ascii="Wingdings" w:eastAsia="Wingdings" w:hAnsi="Wingdings" w:cs="Wingdings"/>
+          <w:rFonts w:ascii="宋体" w:hAnsi="宋体" w:eastAsia="宋体" w:cs="宋体"/>
+          <w:sz w:val="24"/>
+          <w:szCs w:val="24"/>
+        </w:rPr>
+      </w:pPr>
+      <w:r>
+        <w:rPr>
+          <w:rFonts w:ascii="Wingdings" w:hAnsi="Wingdings" w:eastAsia="Wingdings" w:cs="Wingdings"/>
           <w:spacing w:val="-6"/>
           <w:sz w:val="24"/>
           <w:szCs w:val="24"/>
@@ -3669,7 +3561,7 @@
       </w:r>
       <w:r>
         <w:rPr>
-          <w:rFonts w:ascii="Wingdings" w:eastAsia="Wingdings" w:hAnsi="Wingdings" w:cs="Wingdings"/>
+          <w:rFonts w:ascii="Wingdings" w:hAnsi="Wingdings" w:eastAsia="Wingdings" w:cs="Wingdings"/>
           <w:spacing w:val="-51"/>
           <w:sz w:val="24"/>
           <w:szCs w:val="24"/>
@@ -3678,7 +3570,7 @@
       </w:r>
       <w:r>
         <w:rPr>
-          <w:rFonts w:ascii="SimSun" w:eastAsia="SimSun" w:hAnsi="SimSun" w:cs="SimSun"/>
+          <w:rFonts w:ascii="宋体" w:hAnsi="宋体" w:eastAsia="宋体" w:cs="宋体"/>
           <w:spacing w:val="-6"/>
           <w:sz w:val="24"/>
           <w:szCs w:val="24"/>
@@ -3691,14 +3583,14 @@
         <w:spacing w:before="181"/>
         <w:ind w:left="520"/>
         <w:rPr>
-          <w:rFonts w:ascii="SimSun" w:eastAsia="SimSun" w:hAnsi="SimSun" w:cs="SimSun"/>
-          <w:sz w:val="24"/>
-          <w:szCs w:val="24"/>
-        </w:rPr>
-      </w:pPr>
-      <w:r>
-        <w:rPr>
-          <w:rFonts w:ascii="Wingdings" w:eastAsia="Wingdings" w:hAnsi="Wingdings" w:cs="Wingdings"/>
+          <w:rFonts w:ascii="宋体" w:hAnsi="宋体" w:eastAsia="宋体" w:cs="宋体"/>
+          <w:sz w:val="24"/>
+          <w:szCs w:val="24"/>
+        </w:rPr>
+      </w:pPr>
+      <w:r>
+        <w:rPr>
+          <w:rFonts w:ascii="Wingdings" w:hAnsi="Wingdings" w:eastAsia="Wingdings" w:cs="Wingdings"/>
           <w:spacing w:val="-7"/>
           <w:sz w:val="24"/>
           <w:szCs w:val="24"/>
@@ -3707,7 +3599,7 @@
       </w:r>
       <w:r>
         <w:rPr>
-          <w:rFonts w:ascii="Wingdings" w:eastAsia="Wingdings" w:hAnsi="Wingdings" w:cs="Wingdings"/>
+          <w:rFonts w:ascii="Wingdings" w:hAnsi="Wingdings" w:eastAsia="Wingdings" w:cs="Wingdings"/>
           <w:spacing w:val="-46"/>
           <w:sz w:val="24"/>
           <w:szCs w:val="24"/>
@@ -3716,19 +3608,13 @@
       </w:r>
       <w:r>
         <w:rPr>
-          <w:rFonts w:ascii="SimSun" w:eastAsia="SimSun" w:hAnsi="SimSun" w:cs="SimSun"/>
+          <w:rFonts w:ascii="宋体" w:hAnsi="宋体" w:eastAsia="宋体" w:cs="宋体"/>
           <w:spacing w:val="-7"/>
           <w:sz w:val="24"/>
           <w:szCs w:val="24"/>
         </w:rPr>
         <w:t>风险分析</w:t>
       </w:r>
-    </w:p>
-    <w:p>
-      <w:pPr>
-        <w:pStyle w:val="BodyText"/>
-        <w:spacing w:line="265" w:lineRule="auto"/>
-      </w:pPr>
     </w:p>
     <w:p>
       <w:pPr>
@@ -3736,7 +3622,7 @@
         <w:ind w:left="27"/>
         <w:outlineLvl w:val="1"/>
         <w:rPr>
-          <w:rFonts w:ascii="SimHei" w:eastAsia="SimHei" w:hAnsi="SimHei" w:cs="SimHei"/>
+          <w:rFonts w:ascii="黑体" w:hAnsi="黑体" w:eastAsia="黑体" w:cs="黑体"/>
           <w:sz w:val="30"/>
           <w:szCs w:val="30"/>
         </w:rPr>
@@ -3745,7 +3631,7 @@
       <w:bookmarkEnd w:id="6"/>
       <w:r>
         <w:rPr>
-          <w:rFonts w:ascii="Times New Roman" w:eastAsia="Times New Roman" w:hAnsi="Times New Roman" w:cs="Times New Roman"/>
+          <w:rFonts w:ascii="Times New Roman" w:hAnsi="Times New Roman" w:eastAsia="Times New Roman" w:cs="Times New Roman"/>
           <w:b/>
           <w:bCs/>
           <w:spacing w:val="-2"/>
@@ -3756,7 +3642,7 @@
       </w:r>
       <w:r>
         <w:rPr>
-          <w:rFonts w:ascii="SimHei" w:eastAsia="SimHei" w:hAnsi="SimHei" w:cs="SimHei"/>
+          <w:rFonts w:ascii="黑体" w:hAnsi="黑体" w:eastAsia="黑体" w:cs="黑体"/>
           <w:b/>
           <w:bCs/>
           <w:spacing w:val="-2"/>
@@ -3768,23 +3654,17 @@
     </w:p>
     <w:p>
       <w:pPr>
-        <w:pStyle w:val="BodyText"/>
-        <w:spacing w:line="281" w:lineRule="auto"/>
-      </w:pPr>
-    </w:p>
-    <w:p>
-      <w:pPr>
         <w:spacing w:before="78" w:line="239" w:lineRule="auto"/>
         <w:ind w:left="520"/>
         <w:rPr>
-          <w:rFonts w:ascii="SimSun" w:eastAsia="SimSun" w:hAnsi="SimSun" w:cs="SimSun"/>
-          <w:sz w:val="24"/>
-          <w:szCs w:val="24"/>
-        </w:rPr>
-      </w:pPr>
-      <w:r>
-        <w:rPr>
-          <w:rFonts w:ascii="Wingdings" w:eastAsia="Wingdings" w:hAnsi="Wingdings" w:cs="Wingdings"/>
+          <w:rFonts w:ascii="宋体" w:hAnsi="宋体" w:eastAsia="宋体" w:cs="宋体"/>
+          <w:sz w:val="24"/>
+          <w:szCs w:val="24"/>
+        </w:rPr>
+      </w:pPr>
+      <w:r>
+        <w:rPr>
+          <w:rFonts w:ascii="Wingdings" w:hAnsi="Wingdings" w:eastAsia="Wingdings" w:cs="Wingdings"/>
           <w:spacing w:val="-2"/>
           <w:sz w:val="24"/>
           <w:szCs w:val="24"/>
@@ -3793,7 +3673,7 @@
       </w:r>
       <w:r>
         <w:rPr>
-          <w:rFonts w:ascii="Wingdings" w:eastAsia="Wingdings" w:hAnsi="Wingdings" w:cs="Wingdings"/>
+          <w:rFonts w:ascii="Wingdings" w:hAnsi="Wingdings" w:eastAsia="Wingdings" w:cs="Wingdings"/>
           <w:spacing w:val="-35"/>
           <w:sz w:val="24"/>
           <w:szCs w:val="24"/>
@@ -3802,7 +3682,7 @@
       </w:r>
       <w:r>
         <w:rPr>
-          <w:rFonts w:ascii="SimSun" w:eastAsia="SimSun" w:hAnsi="SimSun" w:cs="SimSun"/>
+          <w:rFonts w:ascii="宋体" w:hAnsi="宋体" w:eastAsia="宋体" w:cs="宋体"/>
           <w:spacing w:val="-2"/>
           <w:sz w:val="24"/>
           <w:szCs w:val="24"/>
@@ -3815,14 +3695,14 @@
         <w:spacing w:before="183" w:line="239" w:lineRule="auto"/>
         <w:ind w:left="520"/>
         <w:rPr>
-          <w:rFonts w:ascii="SimSun" w:eastAsia="SimSun" w:hAnsi="SimSun" w:cs="SimSun"/>
-          <w:sz w:val="24"/>
-          <w:szCs w:val="24"/>
-        </w:rPr>
-      </w:pPr>
-      <w:r>
-        <w:rPr>
-          <w:rFonts w:ascii="Wingdings" w:eastAsia="Wingdings" w:hAnsi="Wingdings" w:cs="Wingdings"/>
+          <w:rFonts w:ascii="宋体" w:hAnsi="宋体" w:eastAsia="宋体" w:cs="宋体"/>
+          <w:sz w:val="24"/>
+          <w:szCs w:val="24"/>
+        </w:rPr>
+      </w:pPr>
+      <w:r>
+        <w:rPr>
+          <w:rFonts w:ascii="Wingdings" w:hAnsi="Wingdings" w:eastAsia="Wingdings" w:cs="Wingdings"/>
           <w:spacing w:val="-2"/>
           <w:sz w:val="24"/>
           <w:szCs w:val="24"/>
@@ -3831,7 +3711,7 @@
       </w:r>
       <w:r>
         <w:rPr>
-          <w:rFonts w:ascii="Wingdings" w:eastAsia="Wingdings" w:hAnsi="Wingdings" w:cs="Wingdings"/>
+          <w:rFonts w:ascii="Wingdings" w:hAnsi="Wingdings" w:eastAsia="Wingdings" w:cs="Wingdings"/>
           <w:spacing w:val="-35"/>
           <w:sz w:val="24"/>
           <w:szCs w:val="24"/>
@@ -3840,7 +3720,7 @@
       </w:r>
       <w:r>
         <w:rPr>
-          <w:rFonts w:ascii="SimSun" w:eastAsia="SimSun" w:hAnsi="SimSun" w:cs="SimSun"/>
+          <w:rFonts w:ascii="宋体" w:hAnsi="宋体" w:eastAsia="宋体" w:cs="宋体"/>
           <w:spacing w:val="-2"/>
           <w:sz w:val="24"/>
           <w:szCs w:val="24"/>
@@ -3853,14 +3733,14 @@
         <w:spacing w:before="177" w:line="237" w:lineRule="auto"/>
         <w:ind w:left="520"/>
         <w:rPr>
-          <w:rFonts w:ascii="SimSun" w:eastAsia="SimSun" w:hAnsi="SimSun" w:cs="SimSun"/>
-          <w:sz w:val="24"/>
-          <w:szCs w:val="24"/>
-        </w:rPr>
-      </w:pPr>
-      <w:r>
-        <w:rPr>
-          <w:rFonts w:ascii="Wingdings" w:eastAsia="Wingdings" w:hAnsi="Wingdings" w:cs="Wingdings"/>
+          <w:rFonts w:ascii="宋体" w:hAnsi="宋体" w:eastAsia="宋体" w:cs="宋体"/>
+          <w:sz w:val="24"/>
+          <w:szCs w:val="24"/>
+        </w:rPr>
+      </w:pPr>
+      <w:r>
+        <w:rPr>
+          <w:rFonts w:ascii="Wingdings" w:hAnsi="Wingdings" w:eastAsia="Wingdings" w:cs="Wingdings"/>
           <w:spacing w:val="-2"/>
           <w:sz w:val="24"/>
           <w:szCs w:val="24"/>
@@ -3869,7 +3749,7 @@
       </w:r>
       <w:r>
         <w:rPr>
-          <w:rFonts w:ascii="Wingdings" w:eastAsia="Wingdings" w:hAnsi="Wingdings" w:cs="Wingdings"/>
+          <w:rFonts w:ascii="Wingdings" w:hAnsi="Wingdings" w:eastAsia="Wingdings" w:cs="Wingdings"/>
           <w:spacing w:val="-45"/>
           <w:sz w:val="24"/>
           <w:szCs w:val="24"/>
@@ -3878,7 +3758,7 @@
       </w:r>
       <w:r>
         <w:rPr>
-          <w:rFonts w:ascii="SimSun" w:eastAsia="SimSun" w:hAnsi="SimSun" w:cs="SimSun"/>
+          <w:rFonts w:ascii="宋体" w:hAnsi="宋体" w:eastAsia="宋体" w:cs="宋体"/>
           <w:spacing w:val="-2"/>
           <w:sz w:val="24"/>
           <w:szCs w:val="24"/>
@@ -3891,14 +3771,14 @@
         <w:spacing w:before="186" w:line="303" w:lineRule="auto"/>
         <w:ind w:left="450" w:right="74" w:firstLine="17"/>
         <w:rPr>
-          <w:rFonts w:ascii="SimSun" w:eastAsia="SimSun" w:hAnsi="SimSun" w:cs="SimSun"/>
-          <w:sz w:val="24"/>
-          <w:szCs w:val="24"/>
-        </w:rPr>
-      </w:pPr>
-      <w:r>
-        <w:rPr>
-          <w:rFonts w:ascii="Wingdings" w:eastAsia="Wingdings" w:hAnsi="Wingdings" w:cs="Wingdings"/>
+          <w:rFonts w:ascii="宋体" w:hAnsi="宋体" w:eastAsia="宋体" w:cs="宋体"/>
+          <w:sz w:val="24"/>
+          <w:szCs w:val="24"/>
+        </w:rPr>
+      </w:pPr>
+      <w:r>
+        <w:rPr>
+          <w:rFonts w:ascii="Wingdings" w:hAnsi="Wingdings" w:eastAsia="Wingdings" w:cs="Wingdings"/>
           <w:spacing w:val="-2"/>
           <w:sz w:val="24"/>
           <w:szCs w:val="24"/>
@@ -3907,7 +3787,7 @@
       </w:r>
       <w:r>
         <w:rPr>
-          <w:rFonts w:ascii="SimSun" w:eastAsia="SimSun" w:hAnsi="SimSun" w:cs="SimSun"/>
+          <w:rFonts w:ascii="宋体" w:hAnsi="宋体" w:eastAsia="宋体" w:cs="宋体"/>
           <w:spacing w:val="-2"/>
           <w:sz w:val="24"/>
           <w:szCs w:val="24"/>
@@ -3916,19 +3796,13 @@
       </w:r>
       <w:r>
         <w:rPr>
-          <w:rFonts w:ascii="SimSun" w:eastAsia="SimSun" w:hAnsi="SimSun" w:cs="SimSun"/>
+          <w:rFonts w:ascii="宋体" w:hAnsi="宋体" w:eastAsia="宋体" w:cs="宋体"/>
           <w:spacing w:val="-6"/>
           <w:sz w:val="24"/>
           <w:szCs w:val="24"/>
         </w:rPr>
         <w:t>价，并编制《运维服务能力改进计划与实施方案》。</w:t>
       </w:r>
-    </w:p>
-    <w:p>
-      <w:pPr>
-        <w:pStyle w:val="BodyText"/>
-        <w:spacing w:line="282" w:lineRule="auto"/>
-      </w:pPr>
     </w:p>
     <w:p>
       <w:pPr>
@@ -3936,7 +3810,7 @@
         <w:ind w:left="27"/>
         <w:outlineLvl w:val="1"/>
         <w:rPr>
-          <w:rFonts w:ascii="SimHei" w:eastAsia="SimHei" w:hAnsi="SimHei" w:cs="SimHei"/>
+          <w:rFonts w:ascii="黑体" w:hAnsi="黑体" w:eastAsia="黑体" w:cs="黑体"/>
           <w:sz w:val="30"/>
           <w:szCs w:val="30"/>
         </w:rPr>
@@ -3945,7 +3819,7 @@
       <w:bookmarkEnd w:id="7"/>
       <w:r>
         <w:rPr>
-          <w:rFonts w:ascii="Times New Roman" w:eastAsia="Times New Roman" w:hAnsi="Times New Roman" w:cs="Times New Roman"/>
+          <w:rFonts w:ascii="Times New Roman" w:hAnsi="Times New Roman" w:eastAsia="Times New Roman" w:cs="Times New Roman"/>
           <w:b/>
           <w:bCs/>
           <w:spacing w:val="-6"/>
@@ -3956,7 +3830,7 @@
       </w:r>
       <w:r>
         <w:rPr>
-          <w:rFonts w:ascii="Times New Roman" w:eastAsia="Times New Roman" w:hAnsi="Times New Roman" w:cs="Times New Roman"/>
+          <w:rFonts w:ascii="Times New Roman" w:hAnsi="Times New Roman" w:eastAsia="Times New Roman" w:cs="Times New Roman"/>
           <w:b/>
           <w:bCs/>
           <w:spacing w:val="18"/>
@@ -3967,7 +3841,7 @@
       </w:r>
       <w:r>
         <w:rPr>
-          <w:rFonts w:ascii="SimHei" w:eastAsia="SimHei" w:hAnsi="SimHei" w:cs="SimHei"/>
+          <w:rFonts w:ascii="黑体" w:hAnsi="黑体" w:eastAsia="黑体" w:cs="黑体"/>
           <w:b/>
           <w:bCs/>
           <w:spacing w:val="-6"/>
@@ -3979,23 +3853,17 @@
     </w:p>
     <w:p>
       <w:pPr>
-        <w:pStyle w:val="BodyText"/>
-        <w:spacing w:line="279" w:lineRule="auto"/>
-      </w:pPr>
-    </w:p>
-    <w:p>
-      <w:pPr>
         <w:spacing w:before="78" w:line="329" w:lineRule="auto"/>
         <w:ind w:left="32" w:right="14" w:firstLine="487"/>
         <w:rPr>
-          <w:rFonts w:ascii="SimSun" w:eastAsia="SimSun" w:hAnsi="SimSun" w:cs="SimSun"/>
-          <w:sz w:val="24"/>
-          <w:szCs w:val="24"/>
-        </w:rPr>
-      </w:pPr>
-      <w:r>
-        <w:rPr>
-          <w:rFonts w:ascii="Wingdings" w:eastAsia="Wingdings" w:hAnsi="Wingdings" w:cs="Wingdings"/>
+          <w:rFonts w:ascii="宋体" w:hAnsi="宋体" w:eastAsia="宋体" w:cs="宋体"/>
+          <w:sz w:val="24"/>
+          <w:szCs w:val="24"/>
+        </w:rPr>
+      </w:pPr>
+      <w:r>
+        <w:rPr>
+          <w:rFonts w:ascii="Wingdings" w:hAnsi="Wingdings" w:eastAsia="Wingdings" w:cs="Wingdings"/>
           <w:sz w:val="24"/>
           <w:szCs w:val="24"/>
         </w:rPr>
@@ -4003,7 +3871,7 @@
       </w:r>
       <w:r>
         <w:rPr>
-          <w:rFonts w:ascii="Wingdings" w:eastAsia="Wingdings" w:hAnsi="Wingdings" w:cs="Wingdings"/>
+          <w:rFonts w:ascii="Wingdings" w:hAnsi="Wingdings" w:eastAsia="Wingdings" w:cs="Wingdings"/>
           <w:spacing w:val="-44"/>
           <w:sz w:val="24"/>
           <w:szCs w:val="24"/>
@@ -4012,7 +3880,7 @@
       </w:r>
       <w:r>
         <w:rPr>
-          <w:rFonts w:ascii="SimSun" w:eastAsia="SimSun" w:hAnsi="SimSun" w:cs="SimSun"/>
+          <w:rFonts w:ascii="宋体" w:hAnsi="宋体" w:eastAsia="宋体" w:cs="宋体"/>
           <w:sz w:val="24"/>
           <w:szCs w:val="24"/>
         </w:rPr>
@@ -4020,7 +3888,7 @@
       </w:r>
       <w:r>
         <w:rPr>
-          <w:rFonts w:ascii="SimSun" w:eastAsia="SimSun" w:hAnsi="SimSun" w:cs="SimSun"/>
+          <w:rFonts w:ascii="宋体" w:hAnsi="宋体" w:eastAsia="宋体" w:cs="宋体"/>
           <w:spacing w:val="-1"/>
           <w:sz w:val="24"/>
           <w:szCs w:val="24"/>
@@ -4029,7 +3897,7 @@
       </w:r>
       <w:r>
         <w:rPr>
-          <w:rFonts w:ascii="SimSun" w:eastAsia="SimSun" w:hAnsi="SimSun" w:cs="SimSun"/>
+          <w:rFonts w:ascii="宋体" w:hAnsi="宋体" w:eastAsia="宋体" w:cs="宋体"/>
           <w:spacing w:val="-10"/>
           <w:sz w:val="24"/>
           <w:szCs w:val="24"/>
@@ -4038,7 +3906,7 @@
       </w:r>
       <w:r>
         <w:rPr>
-          <w:rFonts w:ascii="SimSun" w:eastAsia="SimSun" w:hAnsi="SimSun" w:cs="SimSun"/>
+          <w:rFonts w:ascii="宋体" w:hAnsi="宋体" w:eastAsia="宋体" w:cs="宋体"/>
           <w:spacing w:val="-4"/>
           <w:sz w:val="24"/>
           <w:szCs w:val="24"/>
@@ -4048,18 +3916,16 @@
     </w:p>
     <w:p>
       <w:pPr>
-        <w:spacing w:before="201" w:line="239" w:lineRule="auto"/>
-        <w:ind w:right="43"/>
-        <w:jc w:val="right"/>
-        <w:rPr>
-          <w:rFonts w:ascii="SimSun" w:eastAsia="SimSun" w:hAnsi="SimSun" w:cs="SimSun"/>
-          <w:sz w:val="24"/>
-          <w:szCs w:val="24"/>
-        </w:rPr>
-      </w:pPr>
-      <w:r>
-        <w:rPr>
-          <w:rFonts w:ascii="Wingdings" w:eastAsia="Wingdings" w:hAnsi="Wingdings" w:cs="Wingdings"/>
+        <w:spacing w:line="427" w:lineRule="exact"/>
+        <w:rPr>
+          <w:rFonts w:ascii="宋体" w:hAnsi="宋体" w:eastAsia="宋体" w:cs="宋体"/>
+          <w:sz w:val="24"/>
+          <w:szCs w:val="24"/>
+        </w:rPr>
+      </w:pPr>
+      <w:r>
+        <w:rPr>
+          <w:rFonts w:ascii="Wingdings" w:hAnsi="Wingdings" w:eastAsia="Wingdings" w:cs="Wingdings"/>
           <w:spacing w:val="-1"/>
           <w:sz w:val="24"/>
           <w:szCs w:val="24"/>
@@ -4068,7 +3934,7 @@
       </w:r>
       <w:r>
         <w:rPr>
-          <w:rFonts w:ascii="Wingdings" w:eastAsia="Wingdings" w:hAnsi="Wingdings" w:cs="Wingdings"/>
+          <w:rFonts w:ascii="Wingdings" w:hAnsi="Wingdings" w:eastAsia="Wingdings" w:cs="Wingdings"/>
           <w:spacing w:val="-49"/>
           <w:sz w:val="24"/>
           <w:szCs w:val="24"/>
@@ -4077,91 +3943,12 @@
       </w:r>
       <w:r>
         <w:rPr>
-          <w:rFonts w:ascii="SimSun" w:eastAsia="SimSun" w:hAnsi="SimSun" w:cs="SimSun"/>
+          <w:rFonts w:ascii="宋体" w:hAnsi="宋体" w:eastAsia="宋体" w:cs="宋体"/>
           <w:spacing w:val="-1"/>
           <w:sz w:val="24"/>
           <w:szCs w:val="24"/>
         </w:rPr>
-        <w:t>对于重大及系统性的服务改进提议，管理者代表组织有关部门对改进的</w:t>
-      </w:r>
-    </w:p>
-    <w:p>
-      <w:pPr>
-        <w:spacing w:line="239" w:lineRule="auto"/>
-        <w:rPr>
-          <w:rFonts w:ascii="SimSun" w:eastAsia="SimSun" w:hAnsi="SimSun" w:cs="SimSun"/>
-          <w:sz w:val="24"/>
-          <w:szCs w:val="24"/>
-        </w:rPr>
-        <w:sectPr>
-          <w:footerReference w:type="default" r:id="rId9"/>
-          <w:pgSz w:w="11910" w:h="16840"/>
-          <w:pgMar w:top="919" w:right="1786" w:bottom="1110" w:left="1779" w:header="0" w:footer="876" w:gutter="0"/>
-          <w:cols w:space="720"/>
-        </w:sectPr>
-      </w:pPr>
-    </w:p>
-    <w:p>
-      <w:pPr>
-        <w:spacing w:line="427" w:lineRule="exact"/>
-      </w:pPr>
-      <w:r>
-        <w:rPr>
-          <w:position w:val="-8"/>
-        </w:rPr>
-        <w:drawing>
-          <wp:inline distT="0" distB="0" distL="0" distR="0">
-            <wp:extent cx="696350" cy="271753"/>
-            <wp:effectExtent l="0" t="0" r="0" b="0"/>
-            <wp:docPr id="12" name="IM 12"/>
-            <wp:cNvGraphicFramePr/>
-            <a:graphic xmlns:a="http://schemas.openxmlformats.org/drawingml/2006/main">
-              <a:graphicData uri="http://schemas.openxmlformats.org/drawingml/2006/picture">
-                <pic:pic xmlns:pic="http://schemas.openxmlformats.org/drawingml/2006/picture">
-                  <pic:nvPicPr>
-                    <pic:cNvPr id="12" name="IM 12"/>
-                    <pic:cNvPicPr/>
-                  </pic:nvPicPr>
-                  <pic:blipFill>
-                    <a:blip xmlns:r="http://schemas.openxmlformats.org/officeDocument/2006/relationships" r:embed="rId4"/>
-                    <a:stretch>
-                      <a:fillRect/>
-                    </a:stretch>
-                  </pic:blipFill>
-                  <pic:spPr>
-                    <a:xfrm rot="0">
-                      <a:off x="0" y="0"/>
-                      <a:ext cx="696350" cy="271753"/>
-                    </a:xfrm>
-                    <a:prstGeom prst="rect">
-                      <a:avLst/>
-                    </a:prstGeom>
-                  </pic:spPr>
-                </pic:pic>
-              </a:graphicData>
-            </a:graphic>
-          </wp:inline>
-        </w:drawing>
-      </w:r>
-    </w:p>
-    <w:p>
-      <w:pPr>
-        <w:spacing w:before="214" w:line="219" w:lineRule="auto"/>
-        <w:ind w:left="1386"/>
-        <w:rPr>
-          <w:rFonts w:ascii="SimSun" w:eastAsia="SimSun" w:hAnsi="SimSun" w:cs="SimSun"/>
-          <w:sz w:val="24"/>
-          <w:szCs w:val="24"/>
-        </w:rPr>
-      </w:pPr>
-      <w:r>
-        <w:rPr>
-          <w:rFonts w:ascii="SimSun" w:eastAsia="SimSun" w:hAnsi="SimSun" w:cs="SimSun"/>
-          <w:spacing w:val="-1"/>
-          <w:sz w:val="24"/>
-          <w:szCs w:val="24"/>
-        </w:rPr>
-        <w:t>要求或建议进行分析并组织制定改进计划。</w:t>
+        <w:t>对于重大及系统性的服务改进提议，管理者代表组织有关部门对改进的要求或建议进行分析并组织制定改进计划。</w:t>
       </w:r>
     </w:p>
     <w:p>
@@ -4169,14 +3956,14 @@
         <w:spacing w:before="198" w:line="239" w:lineRule="auto"/>
         <w:ind w:left="520"/>
         <w:rPr>
-          <w:rFonts w:ascii="SimSun" w:eastAsia="SimSun" w:hAnsi="SimSun" w:cs="SimSun"/>
-          <w:sz w:val="24"/>
-          <w:szCs w:val="24"/>
-        </w:rPr>
-      </w:pPr>
-      <w:r>
-        <w:rPr>
-          <w:rFonts w:ascii="Wingdings" w:eastAsia="Wingdings" w:hAnsi="Wingdings" w:cs="Wingdings"/>
+          <w:rFonts w:ascii="宋体" w:hAnsi="宋体" w:eastAsia="宋体" w:cs="宋体"/>
+          <w:sz w:val="24"/>
+          <w:szCs w:val="24"/>
+        </w:rPr>
+      </w:pPr>
+      <w:r>
+        <w:rPr>
+          <w:rFonts w:ascii="Wingdings" w:hAnsi="Wingdings" w:eastAsia="Wingdings" w:cs="Wingdings"/>
           <w:spacing w:val="-3"/>
           <w:sz w:val="24"/>
           <w:szCs w:val="24"/>
@@ -4185,7 +3972,7 @@
       </w:r>
       <w:r>
         <w:rPr>
-          <w:rFonts w:ascii="Wingdings" w:eastAsia="Wingdings" w:hAnsi="Wingdings" w:cs="Wingdings"/>
+          <w:rFonts w:ascii="Wingdings" w:hAnsi="Wingdings" w:eastAsia="Wingdings" w:cs="Wingdings"/>
           <w:spacing w:val="-39"/>
           <w:sz w:val="24"/>
           <w:szCs w:val="24"/>
@@ -4194,7 +3981,7 @@
       </w:r>
       <w:r>
         <w:rPr>
-          <w:rFonts w:ascii="SimSun" w:eastAsia="SimSun" w:hAnsi="SimSun" w:cs="SimSun"/>
+          <w:rFonts w:ascii="宋体" w:hAnsi="宋体" w:eastAsia="宋体" w:cs="宋体"/>
           <w:spacing w:val="-3"/>
           <w:sz w:val="24"/>
           <w:szCs w:val="24"/>
@@ -4207,14 +3994,14 @@
         <w:spacing w:before="189" w:line="300" w:lineRule="auto"/>
         <w:ind w:left="875" w:right="74" w:hanging="401"/>
         <w:rPr>
-          <w:rFonts w:ascii="SimSun" w:eastAsia="SimSun" w:hAnsi="SimSun" w:cs="SimSun"/>
-          <w:sz w:val="24"/>
-          <w:szCs w:val="24"/>
-        </w:rPr>
-      </w:pPr>
-      <w:r>
-        <w:rPr>
-          <w:rFonts w:ascii="SimSun" w:eastAsia="SimSun" w:hAnsi="SimSun" w:cs="SimSun"/>
+          <w:rFonts w:ascii="宋体" w:hAnsi="宋体" w:eastAsia="宋体" w:cs="宋体"/>
+          <w:sz w:val="24"/>
+          <w:szCs w:val="24"/>
+        </w:rPr>
+      </w:pPr>
+      <w:r>
+        <w:rPr>
+          <w:rFonts w:ascii="宋体" w:hAnsi="宋体" w:eastAsia="宋体" w:cs="宋体"/>
           <w:spacing w:val="-4"/>
           <w:sz w:val="24"/>
           <w:szCs w:val="24"/>
@@ -4223,7 +4010,7 @@
       </w:r>
       <w:r>
         <w:rPr>
-          <w:rFonts w:ascii="SimSun" w:eastAsia="SimSun" w:hAnsi="SimSun" w:cs="SimSun"/>
+          <w:rFonts w:ascii="宋体" w:hAnsi="宋体" w:eastAsia="宋体" w:cs="宋体"/>
           <w:spacing w:val="70"/>
           <w:sz w:val="24"/>
           <w:szCs w:val="24"/>
@@ -4232,7 +4019,7 @@
       </w:r>
       <w:r>
         <w:rPr>
-          <w:rFonts w:ascii="SimSun" w:eastAsia="SimSun" w:hAnsi="SimSun" w:cs="SimSun"/>
+          <w:rFonts w:ascii="宋体" w:hAnsi="宋体" w:eastAsia="宋体" w:cs="宋体"/>
           <w:spacing w:val="-4"/>
           <w:sz w:val="24"/>
           <w:szCs w:val="24"/>
@@ -4241,7 +4028,7 @@
       </w:r>
       <w:r>
         <w:rPr>
-          <w:rFonts w:ascii="SimSun" w:eastAsia="SimSun" w:hAnsi="SimSun" w:cs="SimSun"/>
+          <w:rFonts w:ascii="宋体" w:hAnsi="宋体" w:eastAsia="宋体" w:cs="宋体"/>
           <w:spacing w:val="-65"/>
           <w:sz w:val="24"/>
           <w:szCs w:val="24"/>
@@ -4250,7 +4037,7 @@
       </w:r>
       <w:r>
         <w:rPr>
-          <w:rFonts w:ascii="SimSun" w:eastAsia="SimSun" w:hAnsi="SimSun" w:cs="SimSun"/>
+          <w:rFonts w:ascii="宋体" w:hAnsi="宋体" w:eastAsia="宋体" w:cs="宋体"/>
           <w:spacing w:val="-4"/>
           <w:sz w:val="24"/>
           <w:szCs w:val="24"/>
@@ -4259,7 +4046,7 @@
       </w:r>
       <w:r>
         <w:rPr>
-          <w:rFonts w:ascii="SimSun" w:eastAsia="SimSun" w:hAnsi="SimSun" w:cs="SimSun"/>
+          <w:rFonts w:ascii="宋体" w:hAnsi="宋体" w:eastAsia="宋体" w:cs="宋体"/>
           <w:spacing w:val="-1"/>
           <w:sz w:val="24"/>
           <w:szCs w:val="24"/>
@@ -4272,14 +4059,14 @@
         <w:spacing w:before="208" w:line="300" w:lineRule="auto"/>
         <w:ind w:left="877" w:right="74" w:hanging="418"/>
         <w:rPr>
-          <w:rFonts w:ascii="SimSun" w:eastAsia="SimSun" w:hAnsi="SimSun" w:cs="SimSun"/>
-          <w:sz w:val="24"/>
-          <w:szCs w:val="24"/>
-        </w:rPr>
-      </w:pPr>
-      <w:r>
-        <w:rPr>
-          <w:rFonts w:ascii="SimSun" w:eastAsia="SimSun" w:hAnsi="SimSun" w:cs="SimSun"/>
+          <w:rFonts w:ascii="宋体" w:hAnsi="宋体" w:eastAsia="宋体" w:cs="宋体"/>
+          <w:sz w:val="24"/>
+          <w:szCs w:val="24"/>
+        </w:rPr>
+      </w:pPr>
+      <w:r>
+        <w:rPr>
+          <w:rFonts w:ascii="宋体" w:hAnsi="宋体" w:eastAsia="宋体" w:cs="宋体"/>
           <w:spacing w:val="-2"/>
           <w:sz w:val="24"/>
           <w:szCs w:val="24"/>
@@ -4288,7 +4075,7 @@
       </w:r>
       <w:r>
         <w:rPr>
-          <w:rFonts w:ascii="SimSun" w:eastAsia="SimSun" w:hAnsi="SimSun" w:cs="SimSun"/>
+          <w:rFonts w:ascii="宋体" w:hAnsi="宋体" w:eastAsia="宋体" w:cs="宋体"/>
           <w:spacing w:val="74"/>
           <w:sz w:val="24"/>
           <w:szCs w:val="24"/>
@@ -4297,7 +4084,7 @@
       </w:r>
       <w:r>
         <w:rPr>
-          <w:rFonts w:ascii="SimSun" w:eastAsia="SimSun" w:hAnsi="SimSun" w:cs="SimSun"/>
+          <w:rFonts w:ascii="宋体" w:hAnsi="宋体" w:eastAsia="宋体" w:cs="宋体"/>
           <w:spacing w:val="-2"/>
           <w:sz w:val="24"/>
           <w:szCs w:val="24"/>
@@ -4306,7 +4093,7 @@
       </w:r>
       <w:r>
         <w:rPr>
-          <w:rFonts w:ascii="SimSun" w:eastAsia="SimSun" w:hAnsi="SimSun" w:cs="SimSun"/>
+          <w:rFonts w:ascii="宋体" w:hAnsi="宋体" w:eastAsia="宋体" w:cs="宋体"/>
           <w:spacing w:val="-1"/>
           <w:sz w:val="24"/>
           <w:szCs w:val="24"/>
@@ -4319,14 +4106,14 @@
         <w:spacing w:before="208" w:line="301" w:lineRule="auto"/>
         <w:ind w:left="875" w:right="79" w:hanging="414"/>
         <w:rPr>
-          <w:rFonts w:ascii="SimSun" w:eastAsia="SimSun" w:hAnsi="SimSun" w:cs="SimSun"/>
-          <w:sz w:val="24"/>
-          <w:szCs w:val="24"/>
-        </w:rPr>
-      </w:pPr>
-      <w:r>
-        <w:rPr>
-          <w:rFonts w:ascii="SimSun" w:eastAsia="SimSun" w:hAnsi="SimSun" w:cs="SimSun"/>
+          <w:rFonts w:ascii="宋体" w:hAnsi="宋体" w:eastAsia="宋体" w:cs="宋体"/>
+          <w:sz w:val="24"/>
+          <w:szCs w:val="24"/>
+        </w:rPr>
+      </w:pPr>
+      <w:r>
+        <w:rPr>
+          <w:rFonts w:ascii="宋体" w:hAnsi="宋体" w:eastAsia="宋体" w:cs="宋体"/>
           <w:spacing w:val="-5"/>
           <w:sz w:val="24"/>
           <w:szCs w:val="24"/>
@@ -4335,7 +4122,7 @@
       </w:r>
       <w:r>
         <w:rPr>
-          <w:rFonts w:ascii="SimSun" w:eastAsia="SimSun" w:hAnsi="SimSun" w:cs="SimSun"/>
+          <w:rFonts w:ascii="宋体" w:hAnsi="宋体" w:eastAsia="宋体" w:cs="宋体"/>
           <w:spacing w:val="61"/>
           <w:sz w:val="24"/>
           <w:szCs w:val="24"/>
@@ -4344,7 +4131,7 @@
       </w:r>
       <w:r>
         <w:rPr>
-          <w:rFonts w:ascii="SimSun" w:eastAsia="SimSun" w:hAnsi="SimSun" w:cs="SimSun"/>
+          <w:rFonts w:ascii="宋体" w:hAnsi="宋体" w:eastAsia="宋体" w:cs="宋体"/>
           <w:spacing w:val="-5"/>
           <w:sz w:val="24"/>
           <w:szCs w:val="24"/>
@@ -4353,7 +4140,7 @@
       </w:r>
       <w:r>
         <w:rPr>
-          <w:rFonts w:ascii="SimSun" w:eastAsia="SimSun" w:hAnsi="SimSun" w:cs="SimSun"/>
+          <w:rFonts w:ascii="宋体" w:hAnsi="宋体" w:eastAsia="宋体" w:cs="宋体"/>
           <w:spacing w:val="-6"/>
           <w:sz w:val="24"/>
           <w:szCs w:val="24"/>
@@ -4362,19 +4149,13 @@
       </w:r>
       <w:r>
         <w:rPr>
-          <w:rFonts w:ascii="SimSun" w:eastAsia="SimSun" w:hAnsi="SimSun" w:cs="SimSun"/>
+          <w:rFonts w:ascii="宋体" w:hAnsi="宋体" w:eastAsia="宋体" w:cs="宋体"/>
           <w:spacing w:val="-5"/>
           <w:sz w:val="24"/>
           <w:szCs w:val="24"/>
         </w:rPr>
         <w:t>序。</w:t>
       </w:r>
-    </w:p>
-    <w:p>
-      <w:pPr>
-        <w:pStyle w:val="BodyText"/>
-        <w:spacing w:line="279" w:lineRule="auto"/>
-      </w:pPr>
     </w:p>
     <w:p>
       <w:pPr>
@@ -4382,7 +4163,7 @@
         <w:ind w:left="27"/>
         <w:outlineLvl w:val="1"/>
         <w:rPr>
-          <w:rFonts w:ascii="SimHei" w:eastAsia="SimHei" w:hAnsi="SimHei" w:cs="SimHei"/>
+          <w:rFonts w:ascii="黑体" w:hAnsi="黑体" w:eastAsia="黑体" w:cs="黑体"/>
           <w:sz w:val="30"/>
           <w:szCs w:val="30"/>
         </w:rPr>
@@ -4391,7 +4172,7 @@
       <w:bookmarkEnd w:id="8"/>
       <w:r>
         <w:rPr>
-          <w:rFonts w:ascii="Times New Roman" w:eastAsia="Times New Roman" w:hAnsi="Times New Roman" w:cs="Times New Roman"/>
+          <w:rFonts w:ascii="Times New Roman" w:hAnsi="Times New Roman" w:eastAsia="Times New Roman" w:cs="Times New Roman"/>
           <w:b/>
           <w:bCs/>
           <w:spacing w:val="-12"/>
@@ -4402,7 +4183,7 @@
       </w:r>
       <w:r>
         <w:rPr>
-          <w:rFonts w:ascii="Times New Roman" w:eastAsia="Times New Roman" w:hAnsi="Times New Roman" w:cs="Times New Roman"/>
+          <w:rFonts w:ascii="Times New Roman" w:hAnsi="Times New Roman" w:eastAsia="Times New Roman" w:cs="Times New Roman"/>
           <w:b/>
           <w:bCs/>
           <w:spacing w:val="10"/>
@@ -4413,7 +4194,7 @@
       </w:r>
       <w:r>
         <w:rPr>
-          <w:rFonts w:ascii="SimHei" w:eastAsia="SimHei" w:hAnsi="SimHei" w:cs="SimHei"/>
+          <w:rFonts w:ascii="黑体" w:hAnsi="黑体" w:eastAsia="黑体" w:cs="黑体"/>
           <w:b/>
           <w:bCs/>
           <w:spacing w:val="-12"/>
@@ -4425,23 +4206,17 @@
     </w:p>
     <w:p>
       <w:pPr>
-        <w:pStyle w:val="BodyText"/>
-        <w:spacing w:line="287" w:lineRule="auto"/>
-      </w:pPr>
-    </w:p>
-    <w:p>
-      <w:pPr>
         <w:spacing w:before="79" w:line="377" w:lineRule="auto"/>
         <w:ind w:left="46" w:right="146" w:firstLine="466"/>
         <w:rPr>
-          <w:rFonts w:ascii="SimSun" w:eastAsia="SimSun" w:hAnsi="SimSun" w:cs="SimSun"/>
-          <w:sz w:val="24"/>
-          <w:szCs w:val="24"/>
-        </w:rPr>
-      </w:pPr>
-      <w:r>
-        <w:rPr>
-          <w:rFonts w:ascii="SimSun" w:eastAsia="SimSun" w:hAnsi="SimSun" w:cs="SimSun"/>
+          <w:rFonts w:ascii="宋体" w:hAnsi="宋体" w:eastAsia="宋体" w:cs="宋体"/>
+          <w:sz w:val="24"/>
+          <w:szCs w:val="24"/>
+        </w:rPr>
+      </w:pPr>
+      <w:r>
+        <w:rPr>
+          <w:rFonts w:ascii="宋体" w:hAnsi="宋体" w:eastAsia="宋体" w:cs="宋体"/>
           <w:spacing w:val="-7"/>
           <w:sz w:val="24"/>
           <w:szCs w:val="24"/>
@@ -4450,7 +4225,7 @@
       </w:r>
       <w:r>
         <w:rPr>
-          <w:rFonts w:ascii="SimSun" w:eastAsia="SimSun" w:hAnsi="SimSun" w:cs="SimSun"/>
+          <w:rFonts w:ascii="宋体" w:hAnsi="宋体" w:eastAsia="宋体" w:cs="宋体"/>
           <w:spacing w:val="-8"/>
           <w:sz w:val="24"/>
           <w:szCs w:val="24"/>
@@ -4459,7 +4234,7 @@
       </w:r>
       <w:r>
         <w:rPr>
-          <w:rFonts w:ascii="SimSun" w:eastAsia="SimSun" w:hAnsi="SimSun" w:cs="SimSun"/>
+          <w:rFonts w:ascii="宋体" w:hAnsi="宋体" w:eastAsia="宋体" w:cs="宋体"/>
           <w:spacing w:val="-2"/>
           <w:sz w:val="24"/>
           <w:szCs w:val="24"/>
@@ -4468,7 +4243,7 @@
       </w:r>
       <w:r>
         <w:rPr>
-          <w:rFonts w:ascii="SimSun" w:eastAsia="SimSun" w:hAnsi="SimSun" w:cs="SimSun"/>
+          <w:rFonts w:ascii="宋体" w:hAnsi="宋体" w:eastAsia="宋体" w:cs="宋体"/>
           <w:spacing w:val="-88"/>
           <w:sz w:val="24"/>
           <w:szCs w:val="24"/>
@@ -4477,7 +4252,7 @@
       </w:r>
       <w:r>
         <w:rPr>
-          <w:rFonts w:ascii="SimSun" w:eastAsia="SimSun" w:hAnsi="SimSun" w:cs="SimSun"/>
+          <w:rFonts w:ascii="宋体" w:hAnsi="宋体" w:eastAsia="宋体" w:cs="宋体"/>
           <w:spacing w:val="-2"/>
           <w:sz w:val="24"/>
           <w:szCs w:val="24"/>
@@ -4490,14 +4265,14 @@
         <w:spacing w:line="239" w:lineRule="auto"/>
         <w:ind w:left="520"/>
         <w:rPr>
-          <w:rFonts w:ascii="SimSun" w:eastAsia="SimSun" w:hAnsi="SimSun" w:cs="SimSun"/>
-          <w:sz w:val="24"/>
-          <w:szCs w:val="24"/>
-        </w:rPr>
-      </w:pPr>
-      <w:r>
-        <w:rPr>
-          <w:rFonts w:ascii="Wingdings" w:eastAsia="Wingdings" w:hAnsi="Wingdings" w:cs="Wingdings"/>
+          <w:rFonts w:ascii="宋体" w:hAnsi="宋体" w:eastAsia="宋体" w:cs="宋体"/>
+          <w:sz w:val="24"/>
+          <w:szCs w:val="24"/>
+        </w:rPr>
+      </w:pPr>
+      <w:r>
+        <w:rPr>
+          <w:rFonts w:ascii="Wingdings" w:hAnsi="Wingdings" w:eastAsia="Wingdings" w:cs="Wingdings"/>
           <w:spacing w:val="-4"/>
           <w:sz w:val="24"/>
           <w:szCs w:val="24"/>
@@ -4506,7 +4281,7 @@
       </w:r>
       <w:r>
         <w:rPr>
-          <w:rFonts w:ascii="Wingdings" w:eastAsia="Wingdings" w:hAnsi="Wingdings" w:cs="Wingdings"/>
+          <w:rFonts w:ascii="Wingdings" w:hAnsi="Wingdings" w:eastAsia="Wingdings" w:cs="Wingdings"/>
           <w:spacing w:val="-41"/>
           <w:sz w:val="24"/>
           <w:szCs w:val="24"/>
@@ -4515,7 +4290,7 @@
       </w:r>
       <w:r>
         <w:rPr>
-          <w:rFonts w:ascii="SimSun" w:eastAsia="SimSun" w:hAnsi="SimSun" w:cs="SimSun"/>
+          <w:rFonts w:ascii="宋体" w:hAnsi="宋体" w:eastAsia="宋体" w:cs="宋体"/>
           <w:spacing w:val="-4"/>
           <w:sz w:val="24"/>
           <w:szCs w:val="24"/>
@@ -4528,14 +4303,14 @@
         <w:spacing w:before="184" w:line="239" w:lineRule="auto"/>
         <w:ind w:left="520"/>
         <w:rPr>
-          <w:rFonts w:ascii="SimSun" w:eastAsia="SimSun" w:hAnsi="SimSun" w:cs="SimSun"/>
-          <w:sz w:val="24"/>
-          <w:szCs w:val="24"/>
-        </w:rPr>
-      </w:pPr>
-      <w:r>
-        <w:rPr>
-          <w:rFonts w:ascii="Wingdings" w:eastAsia="Wingdings" w:hAnsi="Wingdings" w:cs="Wingdings"/>
+          <w:rFonts w:ascii="宋体" w:hAnsi="宋体" w:eastAsia="宋体" w:cs="宋体"/>
+          <w:sz w:val="24"/>
+          <w:szCs w:val="24"/>
+        </w:rPr>
+      </w:pPr>
+      <w:r>
+        <w:rPr>
+          <w:rFonts w:ascii="Wingdings" w:hAnsi="Wingdings" w:eastAsia="Wingdings" w:cs="Wingdings"/>
           <w:spacing w:val="-5"/>
           <w:sz w:val="24"/>
           <w:szCs w:val="24"/>
@@ -4544,7 +4319,7 @@
       </w:r>
       <w:r>
         <w:rPr>
-          <w:rFonts w:ascii="Wingdings" w:eastAsia="Wingdings" w:hAnsi="Wingdings" w:cs="Wingdings"/>
+          <w:rFonts w:ascii="Wingdings" w:hAnsi="Wingdings" w:eastAsia="Wingdings" w:cs="Wingdings"/>
           <w:spacing w:val="-41"/>
           <w:sz w:val="24"/>
           <w:szCs w:val="24"/>
@@ -4553,7 +4328,7 @@
       </w:r>
       <w:r>
         <w:rPr>
-          <w:rFonts w:ascii="SimSun" w:eastAsia="SimSun" w:hAnsi="SimSun" w:cs="SimSun"/>
+          <w:rFonts w:ascii="宋体" w:hAnsi="宋体" w:eastAsia="宋体" w:cs="宋体"/>
           <w:spacing w:val="-5"/>
           <w:sz w:val="24"/>
           <w:szCs w:val="24"/>
@@ -4566,14 +4341,14 @@
         <w:spacing w:before="181" w:line="239" w:lineRule="auto"/>
         <w:ind w:left="520"/>
         <w:rPr>
-          <w:rFonts w:ascii="SimSun" w:eastAsia="SimSun" w:hAnsi="SimSun" w:cs="SimSun"/>
-          <w:sz w:val="24"/>
-          <w:szCs w:val="24"/>
-        </w:rPr>
-      </w:pPr>
-      <w:r>
-        <w:rPr>
-          <w:rFonts w:ascii="Wingdings" w:eastAsia="Wingdings" w:hAnsi="Wingdings" w:cs="Wingdings"/>
+          <w:rFonts w:ascii="宋体" w:hAnsi="宋体" w:eastAsia="宋体" w:cs="宋体"/>
+          <w:sz w:val="24"/>
+          <w:szCs w:val="24"/>
+        </w:rPr>
+      </w:pPr>
+      <w:r>
+        <w:rPr>
+          <w:rFonts w:ascii="Wingdings" w:hAnsi="Wingdings" w:eastAsia="Wingdings" w:cs="Wingdings"/>
           <w:spacing w:val="-3"/>
           <w:sz w:val="24"/>
           <w:szCs w:val="24"/>
@@ -4582,7 +4357,7 @@
       </w:r>
       <w:r>
         <w:rPr>
-          <w:rFonts w:ascii="Wingdings" w:eastAsia="Wingdings" w:hAnsi="Wingdings" w:cs="Wingdings"/>
+          <w:rFonts w:ascii="Wingdings" w:hAnsi="Wingdings" w:eastAsia="Wingdings" w:cs="Wingdings"/>
           <w:spacing w:val="-51"/>
           <w:sz w:val="24"/>
           <w:szCs w:val="24"/>
@@ -4591,7 +4366,7 @@
       </w:r>
       <w:r>
         <w:rPr>
-          <w:rFonts w:ascii="SimSun" w:eastAsia="SimSun" w:hAnsi="SimSun" w:cs="SimSun"/>
+          <w:rFonts w:ascii="宋体" w:hAnsi="宋体" w:eastAsia="宋体" w:cs="宋体"/>
           <w:spacing w:val="-3"/>
           <w:sz w:val="24"/>
           <w:szCs w:val="24"/>
@@ -4604,14 +4379,14 @@
         <w:spacing w:before="182" w:line="239" w:lineRule="auto"/>
         <w:ind w:left="520"/>
         <w:rPr>
-          <w:rFonts w:ascii="SimSun" w:eastAsia="SimSun" w:hAnsi="SimSun" w:cs="SimSun"/>
-          <w:sz w:val="24"/>
-          <w:szCs w:val="24"/>
-        </w:rPr>
-      </w:pPr>
-      <w:r>
-        <w:rPr>
-          <w:rFonts w:ascii="Wingdings" w:eastAsia="Wingdings" w:hAnsi="Wingdings" w:cs="Wingdings"/>
+          <w:rFonts w:ascii="宋体" w:hAnsi="宋体" w:eastAsia="宋体" w:cs="宋体"/>
+          <w:sz w:val="24"/>
+          <w:szCs w:val="24"/>
+        </w:rPr>
+      </w:pPr>
+      <w:r>
+        <w:rPr>
+          <w:rFonts w:ascii="Wingdings" w:hAnsi="Wingdings" w:eastAsia="Wingdings" w:cs="Wingdings"/>
           <w:spacing w:val="-7"/>
           <w:sz w:val="24"/>
           <w:szCs w:val="24"/>
@@ -4620,7 +4395,7 @@
       </w:r>
       <w:r>
         <w:rPr>
-          <w:rFonts w:ascii="SimSun" w:eastAsia="SimSun" w:hAnsi="SimSun" w:cs="SimSun"/>
+          <w:rFonts w:ascii="宋体" w:hAnsi="宋体" w:eastAsia="宋体" w:cs="宋体"/>
           <w:spacing w:val="-7"/>
           <w:sz w:val="24"/>
           <w:szCs w:val="24"/>
@@ -4633,14 +4408,14 @@
         <w:spacing w:before="181" w:line="239" w:lineRule="auto"/>
         <w:ind w:left="520"/>
         <w:rPr>
-          <w:rFonts w:ascii="SimSun" w:eastAsia="SimSun" w:hAnsi="SimSun" w:cs="SimSun"/>
-          <w:sz w:val="24"/>
-          <w:szCs w:val="24"/>
-        </w:rPr>
-      </w:pPr>
-      <w:r>
-        <w:rPr>
-          <w:rFonts w:ascii="Wingdings" w:eastAsia="Wingdings" w:hAnsi="Wingdings" w:cs="Wingdings"/>
+          <w:rFonts w:ascii="宋体" w:hAnsi="宋体" w:eastAsia="宋体" w:cs="宋体"/>
+          <w:sz w:val="24"/>
+          <w:szCs w:val="24"/>
+        </w:rPr>
+      </w:pPr>
+      <w:r>
+        <w:rPr>
+          <w:rFonts w:ascii="Wingdings" w:hAnsi="Wingdings" w:eastAsia="Wingdings" w:cs="Wingdings"/>
           <w:spacing w:val="-2"/>
           <w:sz w:val="24"/>
           <w:szCs w:val="24"/>
@@ -4649,7 +4424,7 @@
       </w:r>
       <w:r>
         <w:rPr>
-          <w:rFonts w:ascii="Wingdings" w:eastAsia="Wingdings" w:hAnsi="Wingdings" w:cs="Wingdings"/>
+          <w:rFonts w:ascii="Wingdings" w:hAnsi="Wingdings" w:eastAsia="Wingdings" w:cs="Wingdings"/>
           <w:spacing w:val="-50"/>
           <w:sz w:val="24"/>
           <w:szCs w:val="24"/>
@@ -4658,7 +4433,7 @@
       </w:r>
       <w:r>
         <w:rPr>
-          <w:rFonts w:ascii="SimSun" w:eastAsia="SimSun" w:hAnsi="SimSun" w:cs="SimSun"/>
+          <w:rFonts w:ascii="宋体" w:hAnsi="宋体" w:eastAsia="宋体" w:cs="宋体"/>
           <w:spacing w:val="-2"/>
           <w:sz w:val="24"/>
           <w:szCs w:val="24"/>
@@ -4667,7 +4442,7 @@
       </w:r>
       <w:r>
         <w:rPr>
-          <w:rFonts w:ascii="SimSun" w:eastAsia="SimSun" w:hAnsi="SimSun" w:cs="SimSun"/>
+          <w:rFonts w:ascii="宋体" w:hAnsi="宋体" w:eastAsia="宋体" w:cs="宋体"/>
           <w:spacing w:val="-63"/>
           <w:w w:val="99"/>
           <w:sz w:val="24"/>
@@ -4681,14 +4456,14 @@
         <w:spacing w:before="183"/>
         <w:ind w:left="520"/>
         <w:rPr>
-          <w:rFonts w:ascii="SimSun" w:eastAsia="SimSun" w:hAnsi="SimSun" w:cs="SimSun"/>
-          <w:sz w:val="24"/>
-          <w:szCs w:val="24"/>
-        </w:rPr>
-      </w:pPr>
-      <w:r>
-        <w:rPr>
-          <w:rFonts w:ascii="Wingdings" w:eastAsia="Wingdings" w:hAnsi="Wingdings" w:cs="Wingdings"/>
+          <w:rFonts w:ascii="宋体" w:hAnsi="宋体" w:eastAsia="宋体" w:cs="宋体"/>
+          <w:sz w:val="24"/>
+          <w:szCs w:val="24"/>
+        </w:rPr>
+      </w:pPr>
+      <w:r>
+        <w:rPr>
+          <w:rFonts w:ascii="Wingdings" w:hAnsi="Wingdings" w:eastAsia="Wingdings" w:cs="Wingdings"/>
           <w:spacing w:val="-4"/>
           <w:sz w:val="24"/>
           <w:szCs w:val="24"/>
@@ -4697,7 +4472,7 @@
       </w:r>
       <w:r>
         <w:rPr>
-          <w:rFonts w:ascii="Wingdings" w:eastAsia="Wingdings" w:hAnsi="Wingdings" w:cs="Wingdings"/>
+          <w:rFonts w:ascii="Wingdings" w:hAnsi="Wingdings" w:eastAsia="Wingdings" w:cs="Wingdings"/>
           <w:spacing w:val="-49"/>
           <w:sz w:val="24"/>
           <w:szCs w:val="24"/>
@@ -4706,7 +4481,7 @@
       </w:r>
       <w:r>
         <w:rPr>
-          <w:rFonts w:ascii="SimSun" w:eastAsia="SimSun" w:hAnsi="SimSun" w:cs="SimSun"/>
+          <w:rFonts w:ascii="宋体" w:hAnsi="宋体" w:eastAsia="宋体" w:cs="宋体"/>
           <w:spacing w:val="-4"/>
           <w:sz w:val="24"/>
           <w:szCs w:val="24"/>
@@ -4719,26 +4494,20 @@
         <w:spacing w:before="192" w:line="218" w:lineRule="auto"/>
         <w:ind w:left="515"/>
         <w:rPr>
-          <w:rFonts w:ascii="SimSun" w:eastAsia="SimSun" w:hAnsi="SimSun" w:cs="SimSun"/>
-          <w:sz w:val="24"/>
-          <w:szCs w:val="24"/>
-        </w:rPr>
-      </w:pPr>
-      <w:r>
-        <w:rPr>
-          <w:rFonts w:ascii="SimSun" w:eastAsia="SimSun" w:hAnsi="SimSun" w:cs="SimSun"/>
+          <w:rFonts w:ascii="宋体" w:hAnsi="宋体" w:eastAsia="宋体" w:cs="宋体"/>
+          <w:sz w:val="24"/>
+          <w:szCs w:val="24"/>
+        </w:rPr>
+      </w:pPr>
+      <w:r>
+        <w:rPr>
+          <w:rFonts w:ascii="宋体" w:hAnsi="宋体" w:eastAsia="宋体" w:cs="宋体"/>
           <w:spacing w:val="-1"/>
           <w:sz w:val="24"/>
           <w:szCs w:val="24"/>
         </w:rPr>
         <w:t>并编制初步评估表，供效果评估阶段参考。</w:t>
       </w:r>
-    </w:p>
-    <w:p>
-      <w:pPr>
-        <w:pStyle w:val="BodyText"/>
-        <w:spacing w:line="280" w:lineRule="auto"/>
-      </w:pPr>
     </w:p>
     <w:p>
       <w:pPr>
@@ -4746,7 +4515,7 @@
         <w:ind w:left="27"/>
         <w:outlineLvl w:val="1"/>
         <w:rPr>
-          <w:rFonts w:ascii="SimHei" w:eastAsia="SimHei" w:hAnsi="SimHei" w:cs="SimHei"/>
+          <w:rFonts w:ascii="黑体" w:hAnsi="黑体" w:eastAsia="黑体" w:cs="黑体"/>
           <w:sz w:val="30"/>
           <w:szCs w:val="30"/>
         </w:rPr>
@@ -4755,7 +4524,7 @@
       <w:bookmarkEnd w:id="9"/>
       <w:r>
         <w:rPr>
-          <w:rFonts w:ascii="Times New Roman" w:eastAsia="Times New Roman" w:hAnsi="Times New Roman" w:cs="Times New Roman"/>
+          <w:rFonts w:ascii="Times New Roman" w:hAnsi="Times New Roman" w:eastAsia="Times New Roman" w:cs="Times New Roman"/>
           <w:b/>
           <w:bCs/>
           <w:spacing w:val="-6"/>
@@ -4766,7 +4535,7 @@
       </w:r>
       <w:r>
         <w:rPr>
-          <w:rFonts w:ascii="Times New Roman" w:eastAsia="Times New Roman" w:hAnsi="Times New Roman" w:cs="Times New Roman"/>
+          <w:rFonts w:ascii="Times New Roman" w:hAnsi="Times New Roman" w:eastAsia="Times New Roman" w:cs="Times New Roman"/>
           <w:b/>
           <w:bCs/>
           <w:spacing w:val="12"/>
@@ -4777,7 +4546,7 @@
       </w:r>
       <w:r>
         <w:rPr>
-          <w:rFonts w:ascii="SimHei" w:eastAsia="SimHei" w:hAnsi="SimHei" w:cs="SimHei"/>
+          <w:rFonts w:ascii="黑体" w:hAnsi="黑体" w:eastAsia="黑体" w:cs="黑体"/>
           <w:b/>
           <w:bCs/>
           <w:spacing w:val="-6"/>
@@ -4789,24 +4558,18 @@
     </w:p>
     <w:p>
       <w:pPr>
-        <w:pStyle w:val="BodyText"/>
-        <w:spacing w:line="294" w:lineRule="auto"/>
-      </w:pPr>
-    </w:p>
-    <w:p>
-      <w:pPr>
         <w:spacing w:before="79" w:line="381" w:lineRule="auto"/>
         <w:ind w:left="27" w:right="7" w:firstLine="497"/>
         <w:jc w:val="both"/>
         <w:rPr>
-          <w:rFonts w:ascii="SimSun" w:eastAsia="SimSun" w:hAnsi="SimSun" w:cs="SimSun"/>
-          <w:sz w:val="24"/>
-          <w:szCs w:val="24"/>
-        </w:rPr>
-      </w:pPr>
-      <w:r>
-        <w:rPr>
-          <w:rFonts w:ascii="SimSun" w:eastAsia="SimSun" w:hAnsi="SimSun" w:cs="SimSun"/>
+          <w:rFonts w:ascii="宋体" w:hAnsi="宋体" w:eastAsia="宋体" w:cs="宋体"/>
+          <w:sz w:val="24"/>
+          <w:szCs w:val="24"/>
+        </w:rPr>
+      </w:pPr>
+      <w:r>
+        <w:rPr>
+          <w:rFonts w:ascii="宋体" w:hAnsi="宋体" w:eastAsia="宋体" w:cs="宋体"/>
           <w:spacing w:val="-10"/>
           <w:sz w:val="24"/>
           <w:szCs w:val="24"/>
@@ -4815,7 +4578,7 @@
       </w:r>
       <w:r>
         <w:rPr>
-          <w:rFonts w:ascii="SimSun" w:eastAsia="SimSun" w:hAnsi="SimSun" w:cs="SimSun"/>
+          <w:rFonts w:ascii="宋体" w:hAnsi="宋体" w:eastAsia="宋体" w:cs="宋体"/>
           <w:spacing w:val="-11"/>
           <w:sz w:val="24"/>
           <w:szCs w:val="24"/>
@@ -4824,7 +4587,7 @@
       </w:r>
       <w:r>
         <w:rPr>
-          <w:rFonts w:ascii="SimSun" w:eastAsia="SimSun" w:hAnsi="SimSun" w:cs="SimSun"/>
+          <w:rFonts w:ascii="宋体" w:hAnsi="宋体" w:eastAsia="宋体" w:cs="宋体"/>
           <w:spacing w:val="-3"/>
           <w:sz w:val="24"/>
           <w:szCs w:val="24"/>
@@ -4833,7 +4596,7 @@
       </w:r>
       <w:r>
         <w:rPr>
-          <w:rFonts w:ascii="SimSun" w:eastAsia="SimSun" w:hAnsi="SimSun" w:cs="SimSun"/>
+          <w:rFonts w:ascii="宋体" w:hAnsi="宋体" w:eastAsia="宋体" w:cs="宋体"/>
           <w:spacing w:val="-1"/>
           <w:sz w:val="24"/>
           <w:szCs w:val="24"/>
@@ -4847,7 +4610,7 @@
         <w:ind w:left="38"/>
         <w:outlineLvl w:val="0"/>
         <w:rPr>
-          <w:rFonts w:ascii="SimHei" w:eastAsia="SimHei" w:hAnsi="SimHei" w:cs="SimHei"/>
+          <w:rFonts w:ascii="黑体" w:hAnsi="黑体" w:eastAsia="黑体" w:cs="黑体"/>
           <w:sz w:val="31"/>
           <w:szCs w:val="31"/>
         </w:rPr>
@@ -4856,7 +4619,7 @@
       <w:bookmarkEnd w:id="10"/>
       <w:r>
         <w:rPr>
-          <w:rFonts w:ascii="SimSun" w:eastAsia="SimSun" w:hAnsi="SimSun" w:cs="SimSun"/>
+          <w:rFonts w:ascii="宋体" w:hAnsi="宋体" w:eastAsia="宋体" w:cs="宋体"/>
           <w:b/>
           <w:bCs/>
           <w:spacing w:val="-14"/>
@@ -4867,7 +4630,7 @@
       </w:r>
       <w:r>
         <w:rPr>
-          <w:rFonts w:ascii="SimSun" w:eastAsia="SimSun" w:hAnsi="SimSun" w:cs="SimSun"/>
+          <w:rFonts w:ascii="宋体" w:hAnsi="宋体" w:eastAsia="宋体" w:cs="宋体"/>
           <w:spacing w:val="27"/>
           <w:sz w:val="31"/>
           <w:szCs w:val="31"/>
@@ -4876,7 +4639,7 @@
       </w:r>
       <w:r>
         <w:rPr>
-          <w:rFonts w:ascii="SimHei" w:eastAsia="SimHei" w:hAnsi="SimHei" w:cs="SimHei"/>
+          <w:rFonts w:ascii="黑体" w:hAnsi="黑体" w:eastAsia="黑体" w:cs="黑体"/>
           <w:b/>
           <w:bCs/>
           <w:spacing w:val="-14"/>
@@ -4888,23 +4651,17 @@
     </w:p>
     <w:p>
       <w:pPr>
-        <w:pStyle w:val="BodyText"/>
-        <w:spacing w:line="401" w:lineRule="auto"/>
-      </w:pPr>
-    </w:p>
-    <w:p>
-      <w:pPr>
         <w:spacing w:before="79" w:line="219" w:lineRule="auto"/>
         <w:ind w:left="515"/>
         <w:rPr>
-          <w:rFonts w:ascii="SimSun" w:eastAsia="SimSun" w:hAnsi="SimSun" w:cs="SimSun"/>
-          <w:sz w:val="24"/>
-          <w:szCs w:val="24"/>
-        </w:rPr>
-      </w:pPr>
-      <w:r>
-        <w:rPr>
-          <w:rFonts w:ascii="SimSun" w:eastAsia="SimSun" w:hAnsi="SimSun" w:cs="SimSun"/>
+          <w:rFonts w:ascii="宋体" w:hAnsi="宋体" w:eastAsia="宋体" w:cs="宋体"/>
+          <w:sz w:val="24"/>
+          <w:szCs w:val="24"/>
+        </w:rPr>
+      </w:pPr>
+      <w:r>
+        <w:rPr>
+          <w:rFonts w:ascii="宋体" w:hAnsi="宋体" w:eastAsia="宋体" w:cs="宋体"/>
           <w:spacing w:val="-1"/>
           <w:sz w:val="24"/>
           <w:szCs w:val="24"/>
@@ -4913,30 +4670,55 @@
       </w:r>
     </w:p>
     <w:sectPr>
-      <w:footerReference w:type="default" r:id="rId10"/>
+      <w:footerReference r:id="rId8" w:type="default"/>
       <w:pgSz w:w="11910" w:h="16840"/>
       <w:pgMar w:top="919" w:right="1786" w:bottom="1110" w:left="1779" w:header="0" w:footer="876" w:gutter="0"/>
-      <w:cols w:space="720"/>
+      <w:cols w:space="720" w:num="1"/>
     </w:sectPr>
   </w:body>
 </w:document>
 </file>
 
+<file path=word/endnotes.xml><?xml version="1.0" encoding="utf-8"?>
+<w:endnotes xmlns:wpc="http://schemas.microsoft.com/office/word/2010/wordprocessingCanvas" xmlns:mc="http://schemas.openxmlformats.org/markup-compatibility/2006" xmlns:o="urn:schemas-microsoft-com:office:office" xmlns:r="http://schemas.openxmlformats.org/officeDocument/2006/relationships" xmlns:m="http://schemas.openxmlformats.org/officeDocument/2006/math" xmlns:v="urn:schemas-microsoft-com:vml" xmlns:wp14="http://schemas.microsoft.com/office/word/2010/wordprocessingDrawing" xmlns:wp="http://schemas.openxmlformats.org/drawingml/2006/wordprocessingDrawing" xmlns:w="http://schemas.openxmlformats.org/wordprocessingml/2006/main" xmlns:w14="http://schemas.microsoft.com/office/word/2010/wordml" xmlns:w15="http://schemas.microsoft.com/office/word/2012/wordml" xmlns:w10="urn:schemas-microsoft-com:office:word" xmlns:wpg="http://schemas.microsoft.com/office/word/2010/wordprocessingGroup" xmlns:wpi="http://schemas.microsoft.com/office/word/2010/wordprocessingInk" xmlns:wne="http://schemas.microsoft.com/office/word/2006/wordml" xmlns:wps="http://schemas.microsoft.com/office/word/2010/wordprocessingShape" xmlns:wpsCustomData="http://www.wps.cn/officeDocument/2013/wpsCustomData" mc:Ignorable="w14 w15 wp14">
+  <w:endnote w:type="separator" w:id="0">
+    <w:p>
+      <w:pPr>
+        <w:spacing w:line="240" w:lineRule="auto"/>
+      </w:pPr>
+      <w:r>
+        <w:separator/>
+      </w:r>
+    </w:p>
+  </w:endnote>
+  <w:endnote w:type="continuationSeparator" w:id="1">
+    <w:p>
+      <w:pPr>
+        <w:spacing w:line="240" w:lineRule="auto"/>
+      </w:pPr>
+      <w:r>
+        <w:continuationSeparator/>
+      </w:r>
+    </w:p>
+  </w:endnote>
+</w:endnotes>
+</file>
+
 <file path=word/footer1.xml><?xml version="1.0" encoding="utf-8"?>
-<w:ftr xmlns:wpc="http://schemas.microsoft.com/office/word/2010/wordprocessingCanvas" xmlns:mc="http://schemas.openxmlformats.org/markup-compatibility/2006" xmlns:o="urn:schemas-microsoft-com:office:office" xmlns:r="http://schemas.openxmlformats.org/officeDocument/2006/relationships" xmlns:m="http://schemas.openxmlformats.org/officeDocument/2006/math" xmlns:v="urn:schemas-microsoft-com:vml" xmlns:wp14="http://schemas.microsoft.com/office/word/2010/wordprocessingDrawing" xmlns:wp="http://schemas.openxmlformats.org/drawingml/2006/wordprocessingDrawing" xmlns:w10="urn:schemas-microsoft-com:office:word" xmlns:w="http://schemas.openxmlformats.org/wordprocessingml/2006/main" xmlns:w14="http://schemas.microsoft.com/office/word/2010/wordml" xmlns:w15="http://schemas.microsoft.com/office/word/2012/wordml" xmlns:wne="http://schemas.microsoft.com/office/word/2006/wordml" xmlns:wpg="http://schemas.microsoft.com/office/word/2010/wordprocessingGroup" xmlns:wpi="http://schemas.microsoft.com/office/word/2010/wordprocessingInk" xmlns:wps="http://schemas.microsoft.com/office/word/2010/wordprocessingShape" mc:Ignorable="w14 w15 wp14">
+<w:ftr xmlns:wpc="http://schemas.microsoft.com/office/word/2010/wordprocessingCanvas" xmlns:mc="http://schemas.openxmlformats.org/markup-compatibility/2006" xmlns:o="urn:schemas-microsoft-com:office:office" xmlns:r="http://schemas.openxmlformats.org/officeDocument/2006/relationships" xmlns:m="http://schemas.openxmlformats.org/officeDocument/2006/math" xmlns:v="urn:schemas-microsoft-com:vml" xmlns:wp14="http://schemas.microsoft.com/office/word/2010/wordprocessingDrawing" xmlns:wp="http://schemas.openxmlformats.org/drawingml/2006/wordprocessingDrawing" xmlns:w10="urn:schemas-microsoft-com:office:word" xmlns:w="http://schemas.openxmlformats.org/wordprocessingml/2006/main" xmlns:w14="http://schemas.microsoft.com/office/word/2010/wordml" xmlns:w15="http://schemas.microsoft.com/office/word/2012/wordml" xmlns:wpg="http://schemas.microsoft.com/office/word/2010/wordprocessingGroup" xmlns:wpi="http://schemas.microsoft.com/office/word/2010/wordprocessingInk" xmlns:wne="http://schemas.microsoft.com/office/word/2006/wordml" xmlns:wps="http://schemas.microsoft.com/office/word/2010/wordprocessingShape" xmlns:wpsCustomData="http://www.wps.cn/officeDocument/2013/wpsCustomData" mc:Ignorable="w14 w15 wp14">
   <w:p>
     <w:pPr>
       <w:spacing w:line="230" w:lineRule="auto"/>
       <w:ind w:left="4180"/>
       <w:rPr>
-        <w:rFonts w:ascii="SimSun" w:eastAsia="SimSun" w:hAnsi="SimSun" w:cs="SimSun"/>
+        <w:rFonts w:ascii="宋体" w:hAnsi="宋体" w:eastAsia="宋体" w:cs="宋体"/>
         <w:sz w:val="18"/>
         <w:szCs w:val="18"/>
       </w:rPr>
     </w:pPr>
     <w:r>
       <w:rPr>
-        <w:rFonts w:ascii="SimSun" w:eastAsia="SimSun" w:hAnsi="SimSun" w:cs="SimSun"/>
+        <w:rFonts w:ascii="宋体" w:hAnsi="宋体" w:eastAsia="宋体" w:cs="宋体"/>
         <w:sz w:val="18"/>
         <w:szCs w:val="18"/>
       </w:rPr>
@@ -4947,20 +4729,20 @@
 </file>
 
 <file path=word/footer2.xml><?xml version="1.0" encoding="utf-8"?>
-<w:ftr xmlns:wpc="http://schemas.microsoft.com/office/word/2010/wordprocessingCanvas" xmlns:mc="http://schemas.openxmlformats.org/markup-compatibility/2006" xmlns:o="urn:schemas-microsoft-com:office:office" xmlns:r="http://schemas.openxmlformats.org/officeDocument/2006/relationships" xmlns:m="http://schemas.openxmlformats.org/officeDocument/2006/math" xmlns:v="urn:schemas-microsoft-com:vml" xmlns:wp14="http://schemas.microsoft.com/office/word/2010/wordprocessingDrawing" xmlns:wp="http://schemas.openxmlformats.org/drawingml/2006/wordprocessingDrawing" xmlns:w10="urn:schemas-microsoft-com:office:word" xmlns:w="http://schemas.openxmlformats.org/wordprocessingml/2006/main" xmlns:w14="http://schemas.microsoft.com/office/word/2010/wordml" xmlns:w15="http://schemas.microsoft.com/office/word/2012/wordml" xmlns:wne="http://schemas.microsoft.com/office/word/2006/wordml" xmlns:wpg="http://schemas.microsoft.com/office/word/2010/wordprocessingGroup" xmlns:wpi="http://schemas.microsoft.com/office/word/2010/wordprocessingInk" xmlns:wps="http://schemas.microsoft.com/office/word/2010/wordprocessingShape" mc:Ignorable="w14 w15 wp14">
+<w:ftr xmlns:wpc="http://schemas.microsoft.com/office/word/2010/wordprocessingCanvas" xmlns:mc="http://schemas.openxmlformats.org/markup-compatibility/2006" xmlns:o="urn:schemas-microsoft-com:office:office" xmlns:r="http://schemas.openxmlformats.org/officeDocument/2006/relationships" xmlns:m="http://schemas.openxmlformats.org/officeDocument/2006/math" xmlns:v="urn:schemas-microsoft-com:vml" xmlns:wp14="http://schemas.microsoft.com/office/word/2010/wordprocessingDrawing" xmlns:wp="http://schemas.openxmlformats.org/drawingml/2006/wordprocessingDrawing" xmlns:w10="urn:schemas-microsoft-com:office:word" xmlns:w="http://schemas.openxmlformats.org/wordprocessingml/2006/main" xmlns:w14="http://schemas.microsoft.com/office/word/2010/wordml" xmlns:w15="http://schemas.microsoft.com/office/word/2012/wordml" xmlns:wpg="http://schemas.microsoft.com/office/word/2010/wordprocessingGroup" xmlns:wpi="http://schemas.microsoft.com/office/word/2010/wordprocessingInk" xmlns:wne="http://schemas.microsoft.com/office/word/2006/wordml" xmlns:wps="http://schemas.microsoft.com/office/word/2010/wordprocessingShape" xmlns:wpsCustomData="http://www.wps.cn/officeDocument/2013/wpsCustomData" mc:Ignorable="w14 w15 wp14">
   <w:p>
     <w:pPr>
       <w:spacing w:line="230" w:lineRule="auto"/>
       <w:ind w:left="4169"/>
       <w:rPr>
-        <w:rFonts w:ascii="SimSun" w:eastAsia="SimSun" w:hAnsi="SimSun" w:cs="SimSun"/>
+        <w:rFonts w:ascii="宋体" w:hAnsi="宋体" w:eastAsia="宋体" w:cs="宋体"/>
         <w:sz w:val="18"/>
         <w:szCs w:val="18"/>
       </w:rPr>
     </w:pPr>
     <w:r>
       <w:rPr>
-        <w:rFonts w:ascii="SimSun" w:eastAsia="SimSun" w:hAnsi="SimSun" w:cs="SimSun"/>
+        <w:rFonts w:ascii="宋体" w:hAnsi="宋体" w:eastAsia="宋体" w:cs="宋体"/>
         <w:sz w:val="18"/>
         <w:szCs w:val="18"/>
       </w:rPr>
@@ -4971,20 +4753,20 @@
 </file>
 
 <file path=word/footer3.xml><?xml version="1.0" encoding="utf-8"?>
-<w:ftr xmlns:wpc="http://schemas.microsoft.com/office/word/2010/wordprocessingCanvas" xmlns:mc="http://schemas.openxmlformats.org/markup-compatibility/2006" xmlns:o="urn:schemas-microsoft-com:office:office" xmlns:r="http://schemas.openxmlformats.org/officeDocument/2006/relationships" xmlns:m="http://schemas.openxmlformats.org/officeDocument/2006/math" xmlns:v="urn:schemas-microsoft-com:vml" xmlns:wp14="http://schemas.microsoft.com/office/word/2010/wordprocessingDrawing" xmlns:wp="http://schemas.openxmlformats.org/drawingml/2006/wordprocessingDrawing" xmlns:w10="urn:schemas-microsoft-com:office:word" xmlns:w="http://schemas.openxmlformats.org/wordprocessingml/2006/main" xmlns:w14="http://schemas.microsoft.com/office/word/2010/wordml" xmlns:w15="http://schemas.microsoft.com/office/word/2012/wordml" xmlns:wne="http://schemas.microsoft.com/office/word/2006/wordml" xmlns:wpg="http://schemas.microsoft.com/office/word/2010/wordprocessingGroup" xmlns:wpi="http://schemas.microsoft.com/office/word/2010/wordprocessingInk" xmlns:wps="http://schemas.microsoft.com/office/word/2010/wordprocessingShape" mc:Ignorable="w14 w15 wp14">
+<w:ftr xmlns:wpc="http://schemas.microsoft.com/office/word/2010/wordprocessingCanvas" xmlns:mc="http://schemas.openxmlformats.org/markup-compatibility/2006" xmlns:o="urn:schemas-microsoft-com:office:office" xmlns:r="http://schemas.openxmlformats.org/officeDocument/2006/relationships" xmlns:m="http://schemas.openxmlformats.org/officeDocument/2006/math" xmlns:v="urn:schemas-microsoft-com:vml" xmlns:wp14="http://schemas.microsoft.com/office/word/2010/wordprocessingDrawing" xmlns:wp="http://schemas.openxmlformats.org/drawingml/2006/wordprocessingDrawing" xmlns:w10="urn:schemas-microsoft-com:office:word" xmlns:w="http://schemas.openxmlformats.org/wordprocessingml/2006/main" xmlns:w14="http://schemas.microsoft.com/office/word/2010/wordml" xmlns:w15="http://schemas.microsoft.com/office/word/2012/wordml" xmlns:wpg="http://schemas.microsoft.com/office/word/2010/wordprocessingGroup" xmlns:wpi="http://schemas.microsoft.com/office/word/2010/wordprocessingInk" xmlns:wne="http://schemas.microsoft.com/office/word/2006/wordml" xmlns:wps="http://schemas.microsoft.com/office/word/2010/wordprocessingShape" xmlns:wpsCustomData="http://www.wps.cn/officeDocument/2013/wpsCustomData" mc:Ignorable="w14 w15 wp14">
   <w:p>
     <w:pPr>
       <w:spacing w:line="229" w:lineRule="auto"/>
       <w:ind w:left="4262"/>
       <w:rPr>
-        <w:rFonts w:ascii="SimSun" w:eastAsia="SimSun" w:hAnsi="SimSun" w:cs="SimSun"/>
+        <w:rFonts w:ascii="宋体" w:hAnsi="宋体" w:eastAsia="宋体" w:cs="宋体"/>
         <w:sz w:val="18"/>
         <w:szCs w:val="18"/>
       </w:rPr>
     </w:pPr>
     <w:r>
       <w:rPr>
-        <w:rFonts w:ascii="SimSun" w:eastAsia="SimSun" w:hAnsi="SimSun" w:cs="SimSun"/>
+        <w:rFonts w:ascii="宋体" w:hAnsi="宋体" w:eastAsia="宋体" w:cs="宋体"/>
         <w:sz w:val="18"/>
         <w:szCs w:val="18"/>
       </w:rPr>
@@ -4995,68 +4777,20 @@
 </file>
 
 <file path=word/footer4.xml><?xml version="1.0" encoding="utf-8"?>
-<w:ftr xmlns:wpc="http://schemas.microsoft.com/office/word/2010/wordprocessingCanvas" xmlns:mc="http://schemas.openxmlformats.org/markup-compatibility/2006" xmlns:o="urn:schemas-microsoft-com:office:office" xmlns:r="http://schemas.openxmlformats.org/officeDocument/2006/relationships" xmlns:m="http://schemas.openxmlformats.org/officeDocument/2006/math" xmlns:v="urn:schemas-microsoft-com:vml" xmlns:wp14="http://schemas.microsoft.com/office/word/2010/wordprocessingDrawing" xmlns:wp="http://schemas.openxmlformats.org/drawingml/2006/wordprocessingDrawing" xmlns:w10="urn:schemas-microsoft-com:office:word" xmlns:w="http://schemas.openxmlformats.org/wordprocessingml/2006/main" xmlns:w14="http://schemas.microsoft.com/office/word/2010/wordml" xmlns:w15="http://schemas.microsoft.com/office/word/2012/wordml" xmlns:wne="http://schemas.microsoft.com/office/word/2006/wordml" xmlns:wpg="http://schemas.microsoft.com/office/word/2010/wordprocessingGroup" xmlns:wpi="http://schemas.microsoft.com/office/word/2010/wordprocessingInk" xmlns:wps="http://schemas.microsoft.com/office/word/2010/wordprocessingShape" mc:Ignorable="w14 w15 wp14">
+<w:ftr xmlns:wpc="http://schemas.microsoft.com/office/word/2010/wordprocessingCanvas" xmlns:mc="http://schemas.openxmlformats.org/markup-compatibility/2006" xmlns:o="urn:schemas-microsoft-com:office:office" xmlns:r="http://schemas.openxmlformats.org/officeDocument/2006/relationships" xmlns:m="http://schemas.openxmlformats.org/officeDocument/2006/math" xmlns:v="urn:schemas-microsoft-com:vml" xmlns:wp14="http://schemas.microsoft.com/office/word/2010/wordprocessingDrawing" xmlns:wp="http://schemas.openxmlformats.org/drawingml/2006/wordprocessingDrawing" xmlns:w10="urn:schemas-microsoft-com:office:word" xmlns:w="http://schemas.openxmlformats.org/wordprocessingml/2006/main" xmlns:w14="http://schemas.microsoft.com/office/word/2010/wordml" xmlns:w15="http://schemas.microsoft.com/office/word/2012/wordml" xmlns:wpg="http://schemas.microsoft.com/office/word/2010/wordprocessingGroup" xmlns:wpi="http://schemas.microsoft.com/office/word/2010/wordprocessingInk" xmlns:wne="http://schemas.microsoft.com/office/word/2006/wordml" xmlns:wps="http://schemas.microsoft.com/office/word/2010/wordprocessingShape" xmlns:wpsCustomData="http://www.wps.cn/officeDocument/2013/wpsCustomData" mc:Ignorable="w14 w15 wp14">
   <w:p>
     <w:pPr>
-      <w:spacing w:line="230" w:lineRule="auto"/>
-      <w:ind w:left="4166"/>
+      <w:spacing w:line="229" w:lineRule="auto"/>
+      <w:ind w:left="4168"/>
       <w:rPr>
-        <w:rFonts w:ascii="SimSun" w:eastAsia="SimSun" w:hAnsi="SimSun" w:cs="SimSun"/>
+        <w:rFonts w:ascii="宋体" w:hAnsi="宋体" w:eastAsia="宋体" w:cs="宋体"/>
         <w:sz w:val="18"/>
         <w:szCs w:val="18"/>
       </w:rPr>
     </w:pPr>
     <w:r>
       <w:rPr>
-        <w:rFonts w:ascii="SimSun" w:eastAsia="SimSun" w:hAnsi="SimSun" w:cs="SimSun"/>
-        <w:sz w:val="18"/>
-        <w:szCs w:val="18"/>
-      </w:rPr>
-      <w:t>4</w:t>
-    </w:r>
-  </w:p>
-</w:ftr>
-</file>
-
-<file path=word/footer5.xml><?xml version="1.0" encoding="utf-8"?>
-<w:ftr xmlns:wpc="http://schemas.microsoft.com/office/word/2010/wordprocessingCanvas" xmlns:mc="http://schemas.openxmlformats.org/markup-compatibility/2006" xmlns:o="urn:schemas-microsoft-com:office:office" xmlns:r="http://schemas.openxmlformats.org/officeDocument/2006/relationships" xmlns:m="http://schemas.openxmlformats.org/officeDocument/2006/math" xmlns:v="urn:schemas-microsoft-com:vml" xmlns:wp14="http://schemas.microsoft.com/office/word/2010/wordprocessingDrawing" xmlns:wp="http://schemas.openxmlformats.org/drawingml/2006/wordprocessingDrawing" xmlns:w10="urn:schemas-microsoft-com:office:word" xmlns:w="http://schemas.openxmlformats.org/wordprocessingml/2006/main" xmlns:w14="http://schemas.microsoft.com/office/word/2010/wordml" xmlns:w15="http://schemas.microsoft.com/office/word/2012/wordml" xmlns:wne="http://schemas.microsoft.com/office/word/2006/wordml" xmlns:wpg="http://schemas.microsoft.com/office/word/2010/wordprocessingGroup" xmlns:wpi="http://schemas.microsoft.com/office/word/2010/wordprocessingInk" xmlns:wps="http://schemas.microsoft.com/office/word/2010/wordprocessingShape" mc:Ignorable="w14 w15 wp14">
-  <w:p>
-    <w:pPr>
-      <w:spacing w:line="229" w:lineRule="auto"/>
-      <w:ind w:left="4170"/>
-      <w:rPr>
-        <w:rFonts w:ascii="SimSun" w:eastAsia="SimSun" w:hAnsi="SimSun" w:cs="SimSun"/>
-        <w:sz w:val="18"/>
-        <w:szCs w:val="18"/>
-      </w:rPr>
-    </w:pPr>
-    <w:r>
-      <w:rPr>
-        <w:rFonts w:ascii="SimSun" w:eastAsia="SimSun" w:hAnsi="SimSun" w:cs="SimSun"/>
-        <w:sz w:val="18"/>
-        <w:szCs w:val="18"/>
-      </w:rPr>
-      <w:t>5</w:t>
-    </w:r>
-  </w:p>
-</w:ftr>
-</file>
-
-<file path=word/footer6.xml><?xml version="1.0" encoding="utf-8"?>
-<w:ftr xmlns:wpc="http://schemas.microsoft.com/office/word/2010/wordprocessingCanvas" xmlns:mc="http://schemas.openxmlformats.org/markup-compatibility/2006" xmlns:o="urn:schemas-microsoft-com:office:office" xmlns:r="http://schemas.openxmlformats.org/officeDocument/2006/relationships" xmlns:m="http://schemas.openxmlformats.org/officeDocument/2006/math" xmlns:v="urn:schemas-microsoft-com:vml" xmlns:wp14="http://schemas.microsoft.com/office/word/2010/wordprocessingDrawing" xmlns:wp="http://schemas.openxmlformats.org/drawingml/2006/wordprocessingDrawing" xmlns:w10="urn:schemas-microsoft-com:office:word" xmlns:w="http://schemas.openxmlformats.org/wordprocessingml/2006/main" xmlns:w14="http://schemas.microsoft.com/office/word/2010/wordml" xmlns:w15="http://schemas.microsoft.com/office/word/2012/wordml" xmlns:wne="http://schemas.microsoft.com/office/word/2006/wordml" xmlns:wpg="http://schemas.microsoft.com/office/word/2010/wordprocessingGroup" xmlns:wpi="http://schemas.microsoft.com/office/word/2010/wordprocessingInk" xmlns:wps="http://schemas.microsoft.com/office/word/2010/wordprocessingShape" mc:Ignorable="w14 w15 wp14">
-  <w:p>
-    <w:pPr>
-      <w:spacing w:line="229" w:lineRule="auto"/>
-      <w:ind w:left="4168"/>
-      <w:rPr>
-        <w:rFonts w:ascii="SimSun" w:eastAsia="SimSun" w:hAnsi="SimSun" w:cs="SimSun"/>
-        <w:sz w:val="18"/>
-        <w:szCs w:val="18"/>
-      </w:rPr>
-    </w:pPr>
-    <w:r>
-      <w:rPr>
-        <w:rFonts w:ascii="SimSun" w:eastAsia="SimSun" w:hAnsi="SimSun" w:cs="SimSun"/>
+        <w:rFonts w:ascii="宋体" w:hAnsi="宋体" w:eastAsia="宋体" w:cs="宋体"/>
         <w:sz w:val="18"/>
         <w:szCs w:val="18"/>
       </w:rPr>
@@ -5066,197 +4800,357 @@
 </w:ftr>
 </file>
 
+<file path=word/footnotes.xml><?xml version="1.0" encoding="utf-8"?>
+<w:footnotes xmlns:wpc="http://schemas.microsoft.com/office/word/2010/wordprocessingCanvas" xmlns:mc="http://schemas.openxmlformats.org/markup-compatibility/2006" xmlns:o="urn:schemas-microsoft-com:office:office" xmlns:r="http://schemas.openxmlformats.org/officeDocument/2006/relationships" xmlns:m="http://schemas.openxmlformats.org/officeDocument/2006/math" xmlns:v="urn:schemas-microsoft-com:vml" xmlns:wp14="http://schemas.microsoft.com/office/word/2010/wordprocessingDrawing" xmlns:wp="http://schemas.openxmlformats.org/drawingml/2006/wordprocessingDrawing" xmlns:w="http://schemas.openxmlformats.org/wordprocessingml/2006/main" xmlns:w14="http://schemas.microsoft.com/office/word/2010/wordml" xmlns:w15="http://schemas.microsoft.com/office/word/2012/wordml" xmlns:w10="urn:schemas-microsoft-com:office:word" xmlns:wpg="http://schemas.microsoft.com/office/word/2010/wordprocessingGroup" xmlns:wpi="http://schemas.microsoft.com/office/word/2010/wordprocessingInk" xmlns:wne="http://schemas.microsoft.com/office/word/2006/wordml" xmlns:wps="http://schemas.microsoft.com/office/word/2010/wordprocessingShape" xmlns:wpsCustomData="http://www.wps.cn/officeDocument/2013/wpsCustomData" mc:Ignorable="w14 w15 wp14">
+  <w:footnote w:type="separator" w:id="0">
+    <w:p>
+      <w:pPr>
+        <w:spacing w:before="0" w:after="0" w:line="240" w:lineRule="auto"/>
+      </w:pPr>
+      <w:r>
+        <w:separator/>
+      </w:r>
+    </w:p>
+  </w:footnote>
+  <w:footnote w:type="continuationSeparator" w:id="1">
+    <w:p>
+      <w:pPr>
+        <w:spacing w:before="0" w:after="0" w:line="240" w:lineRule="auto"/>
+      </w:pPr>
+      <w:r>
+        <w:continuationSeparator/>
+      </w:r>
+    </w:p>
+  </w:footnote>
+</w:footnotes>
+</file>
+
 <file path=word/styles.xml><?xml version="1.0" encoding="utf-8"?>
-<w:styles xmlns:mc="http://schemas.openxmlformats.org/markup-compatibility/2006" xmlns:r="http://schemas.openxmlformats.org/officeDocument/2006/relationships" xmlns:w="http://schemas.openxmlformats.org/wordprocessingml/2006/main" xmlns:w14="http://schemas.microsoft.com/office/word/2010/wordml" xmlns:w15="http://schemas.microsoft.com/office/word/2012/wordml" mc:Ignorable="w14 w15">
+<w:styles xmlns:mc="http://schemas.openxmlformats.org/markup-compatibility/2006" xmlns:o="urn:schemas-microsoft-com:office:office" xmlns:r="http://schemas.openxmlformats.org/officeDocument/2006/relationships" xmlns:m="http://schemas.openxmlformats.org/officeDocument/2006/math" xmlns:v="urn:schemas-microsoft-com:vml" xmlns:w="http://schemas.openxmlformats.org/wordprocessingml/2006/main" xmlns:w14="http://schemas.microsoft.com/office/word/2010/wordml" xmlns:w10="urn:schemas-microsoft-com:office:word" xmlns:sl="http://schemas.openxmlformats.org/schemaLibrary/2006/main" xmlns:wpsCustomData="http://www.wps.cn/officeDocument/2013/wpsCustomData" mc:Ignorable="w14">
   <w:docDefaults>
     <w:rPrDefault>
       <w:rPr>
-        <w:rFonts w:ascii="Arial" w:eastAsia="Arial" w:hAnsi="Arial" w:cs="Arial"/>
-        <w:snapToGrid w:val="0"/>
-        <w:color w:val="000000"/>
-        <w:kern w:val="0"/>
-        <w:sz w:val="21"/>
-        <w:szCs w:val="21"/>
-        <w:lang w:val="en-US" w:eastAsia="en-US" w:bidi="ar-SA"/>
+        <w:rFonts w:ascii="Arial" w:hAnsi="Arial" w:eastAsia="Arial" w:cs="Arial"/>
       </w:rPr>
     </w:rPrDefault>
-    <w:pPrDefault>
-      <w:pPr>
-        <w:spacing w:after="200" w:line="276" w:lineRule="auto"/>
-      </w:pPr>
-    </w:pPrDefault>
+    <w:pPrDefault/>
   </w:docDefaults>
-  <w:latentStyles w:defLockedState="0" w:defUIPriority="99" w:defSemiHidden="1" w:defUnhideWhenUsed="1" w:defQFormat="0" w:count="267">
-    <w:lsdException w:name="Normal" w:semiHidden="0" w:uiPriority="0" w:unhideWhenUsed="0" w:qFormat="1"/>
-    <w:lsdException w:name="heading 1" w:semiHidden="0" w:uiPriority="9" w:unhideWhenUsed="0" w:qFormat="1"/>
-    <w:lsdException w:name="heading 2" w:uiPriority="9" w:qFormat="1"/>
-    <w:lsdException w:name="heading 3" w:uiPriority="9" w:qFormat="1"/>
-    <w:lsdException w:name="heading 4" w:uiPriority="9" w:qFormat="1"/>
-    <w:lsdException w:name="heading 5" w:uiPriority="9" w:qFormat="1"/>
-    <w:lsdException w:name="heading 6" w:uiPriority="9" w:qFormat="1"/>
-    <w:lsdException w:name="heading 7" w:uiPriority="9" w:qFormat="1"/>
-    <w:lsdException w:name="heading 8" w:uiPriority="9" w:qFormat="1"/>
-    <w:lsdException w:name="heading 9" w:uiPriority="9" w:qFormat="1"/>
-    <w:lsdException w:name="toc 1" w:uiPriority="39"/>
-    <w:lsdException w:name="toc 2" w:uiPriority="39"/>
-    <w:lsdException w:name="toc 3" w:uiPriority="39"/>
-    <w:lsdException w:name="toc 4" w:uiPriority="39"/>
-    <w:lsdException w:name="toc 5" w:uiPriority="39"/>
-    <w:lsdException w:name="toc 6" w:uiPriority="39"/>
-    <w:lsdException w:name="toc 7" w:uiPriority="39"/>
-    <w:lsdException w:name="toc 8" w:uiPriority="39"/>
-    <w:lsdException w:name="toc 9" w:uiPriority="39"/>
-    <w:lsdException w:name="caption" w:uiPriority="35" w:qFormat="1"/>
-    <w:lsdException w:name="Title" w:semiHidden="0" w:uiPriority="10" w:unhideWhenUsed="0" w:qFormat="1"/>
-    <w:lsdException w:name="Default Paragraph Font" w:uiPriority="1"/>
-    <w:lsdException w:name="Subtitle" w:semiHidden="0" w:uiPriority="11" w:unhideWhenUsed="0" w:qFormat="1"/>
-    <w:lsdException w:name="Strong" w:semiHidden="0" w:uiPriority="22" w:unhideWhenUsed="0" w:qFormat="1"/>
-    <w:lsdException w:name="Emphasis" w:semiHidden="0" w:uiPriority="20" w:unhideWhenUsed="0" w:qFormat="1"/>
-    <w:lsdException w:name="Table Grid" w:semiHidden="0" w:uiPriority="59" w:unhideWhenUsed="0"/>
-    <w:lsdException w:name="Placeholder Text" w:unhideWhenUsed="0"/>
-    <w:lsdException w:name="No Spacing" w:semiHidden="0" w:uiPriority="1" w:unhideWhenUsed="0" w:qFormat="1"/>
-    <w:lsdException w:name="Light Shading" w:semiHidden="0" w:uiPriority="60" w:unhideWhenUsed="0"/>
-    <w:lsdException w:name="Light List" w:semiHidden="0" w:uiPriority="61" w:unhideWhenUsed="0"/>
-    <w:lsdException w:name="Light Grid" w:semiHidden="0" w:uiPriority="62" w:unhideWhenUsed="0"/>
-    <w:lsdException w:name="Medium Shading 1" w:semiHidden="0" w:uiPriority="63" w:unhideWhenUsed="0"/>
-    <w:lsdException w:name="Medium Shading 2" w:semiHidden="0" w:uiPriority="64" w:unhideWhenUsed="0"/>
-    <w:lsdException w:name="Medium List 1" w:semiHidden="0" w:uiPriority="65" w:unhideWhenUsed="0"/>
-    <w:lsdException w:name="Medium List 2" w:semiHidden="0" w:uiPriority="66" w:unhideWhenUsed="0"/>
-    <w:lsdException w:name="Medium Grid 1" w:semiHidden="0" w:uiPriority="67" w:unhideWhenUsed="0"/>
-    <w:lsdException w:name="Medium Grid 2" w:semiHidden="0" w:uiPriority="68" w:unhideWhenUsed="0"/>
-    <w:lsdException w:name="Medium Grid 3" w:semiHidden="0" w:uiPriority="69" w:unhideWhenUsed="0"/>
-    <w:lsdException w:name="Dark List" w:semiHidden="0" w:uiPriority="70" w:unhideWhenUsed="0"/>
-    <w:lsdException w:name="Colorful Shading" w:semiHidden="0" w:uiPriority="71" w:unhideWhenUsed="0"/>
-    <w:lsdException w:name="Colorful List" w:semiHidden="0" w:uiPriority="72" w:unhideWhenUsed="0"/>
-    <w:lsdException w:name="Colorful Grid" w:semiHidden="0" w:uiPriority="73" w:unhideWhenUsed="0"/>
-    <w:lsdException w:name="Light Shading Accent 1" w:semiHidden="0" w:uiPriority="60" w:unhideWhenUsed="0"/>
-    <w:lsdException w:name="Light List Accent 1" w:semiHidden="0" w:uiPriority="61" w:unhideWhenUsed="0"/>
-    <w:lsdException w:name="Light Grid Accent 1" w:semiHidden="0" w:uiPriority="62" w:unhideWhenUsed="0"/>
-    <w:lsdException w:name="Medium Shading 1 Accent 1" w:semiHidden="0" w:uiPriority="63" w:unhideWhenUsed="0"/>
-    <w:lsdException w:name="Medium Shading 2 Accent 1" w:semiHidden="0" w:uiPriority="64" w:unhideWhenUsed="0"/>
-    <w:lsdException w:name="Medium List 1 Accent 1" w:semiHidden="0" w:uiPriority="65" w:unhideWhenUsed="0"/>
-    <w:lsdException w:name="Revision" w:unhideWhenUsed="0"/>
-    <w:lsdException w:name="List Paragraph" w:semiHidden="0" w:uiPriority="34" w:unhideWhenUsed="0" w:qFormat="1"/>
-    <w:lsdException w:name="Quote" w:semiHidden="0" w:uiPriority="29" w:unhideWhenUsed="0" w:qFormat="1"/>
-    <w:lsdException w:name="Intense Quote" w:semiHidden="0" w:uiPriority="30" w:unhideWhenUsed="0" w:qFormat="1"/>
-    <w:lsdException w:name="Medium List 2 Accent 1" w:semiHidden="0" w:uiPriority="66" w:unhideWhenUsed="0"/>
-    <w:lsdException w:name="Medium Grid 1 Accent 1" w:semiHidden="0" w:uiPriority="67" w:unhideWhenUsed="0"/>
-    <w:lsdException w:name="Medium Grid 2 Accent 1" w:semiHidden="0" w:uiPriority="68" w:unhideWhenUsed="0"/>
-    <w:lsdException w:name="Medium Grid 3 Accent 1" w:semiHidden="0" w:uiPriority="69" w:unhideWhenUsed="0"/>
-    <w:lsdException w:name="Dark List Accent 1" w:semiHidden="0" w:uiPriority="70" w:unhideWhenUsed="0"/>
-    <w:lsdException w:name="Colorful Shading Accent 1" w:semiHidden="0" w:uiPriority="71" w:unhideWhenUsed="0"/>
-    <w:lsdException w:name="Colorful List Accent 1" w:semiHidden="0" w:uiPriority="72" w:unhideWhenUsed="0"/>
-    <w:lsdException w:name="Colorful Grid Accent 1" w:semiHidden="0" w:uiPriority="73" w:unhideWhenUsed="0"/>
-    <w:lsdException w:name="Light Shading Accent 2" w:semiHidden="0" w:uiPriority="60" w:unhideWhenUsed="0"/>
-    <w:lsdException w:name="Light List Accent 2" w:semiHidden="0" w:uiPriority="61" w:unhideWhenUsed="0"/>
-    <w:lsdException w:name="Light Grid Accent 2" w:semiHidden="0" w:uiPriority="62" w:unhideWhenUsed="0"/>
-    <w:lsdException w:name="Medium Shading 1 Accent 2" w:semiHidden="0" w:uiPriority="63" w:unhideWhenUsed="0"/>
-    <w:lsdException w:name="Medium Shading 2 Accent 2" w:semiHidden="0" w:uiPriority="64" w:unhideWhenUsed="0"/>
-    <w:lsdException w:name="Medium List 1 Accent 2" w:semiHidden="0" w:uiPriority="65" w:unhideWhenUsed="0"/>
-    <w:lsdException w:name="Medium List 2 Accent 2" w:semiHidden="0" w:uiPriority="66" w:unhideWhenUsed="0"/>
-    <w:lsdException w:name="Medium Grid 1 Accent 2" w:semiHidden="0" w:uiPriority="67" w:unhideWhenUsed="0"/>
-    <w:lsdException w:name="Medium Grid 2 Accent 2" w:semiHidden="0" w:uiPriority="68" w:unhideWhenUsed="0"/>
-    <w:lsdException w:name="Medium Grid 3 Accent 2" w:semiHidden="0" w:uiPriority="69" w:unhideWhenUsed="0"/>
-    <w:lsdException w:name="Dark List Accent 2" w:semiHidden="0" w:uiPriority="70" w:unhideWhenUsed="0"/>
-    <w:lsdException w:name="Colorful Shading Accent 2" w:semiHidden="0" w:uiPriority="71" w:unhideWhenUsed="0"/>
-    <w:lsdException w:name="Colorful List Accent 2" w:semiHidden="0" w:uiPriority="72" w:unhideWhenUsed="0"/>
-    <w:lsdException w:name="Colorful Grid Accent 2" w:semiHidden="0" w:uiPriority="73" w:unhideWhenUsed="0"/>
-    <w:lsdException w:name="Light Shading Accent 3" w:semiHidden="0" w:uiPriority="60" w:unhideWhenUsed="0"/>
-    <w:lsdException w:name="Light List Accent 3" w:semiHidden="0" w:uiPriority="61" w:unhideWhenUsed="0"/>
-    <w:lsdException w:name="Light Grid Accent 3" w:semiHidden="0" w:uiPriority="62" w:unhideWhenUsed="0"/>
-    <w:lsdException w:name="Medium Shading 1 Accent 3" w:semiHidden="0" w:uiPriority="63" w:unhideWhenUsed="0"/>
-    <w:lsdException w:name="Medium Shading 2 Accent 3" w:semiHidden="0" w:uiPriority="64" w:unhideWhenUsed="0"/>
-    <w:lsdException w:name="Medium List 1 Accent 3" w:semiHidden="0" w:uiPriority="65" w:unhideWhenUsed="0"/>
-    <w:lsdException w:name="Medium List 2 Accent 3" w:semiHidden="0" w:uiPriority="66" w:unhideWhenUsed="0"/>
-    <w:lsdException w:name="Medium Grid 1 Accent 3" w:semiHidden="0" w:uiPriority="67" w:unhideWhenUsed="0"/>
-    <w:lsdException w:name="Medium Grid 2 Accent 3" w:semiHidden="0" w:uiPriority="68" w:unhideWhenUsed="0"/>
-    <w:lsdException w:name="Medium Grid 3 Accent 3" w:semiHidden="0" w:uiPriority="69" w:unhideWhenUsed="0"/>
-    <w:lsdException w:name="Dark List Accent 3" w:semiHidden="0" w:uiPriority="70" w:unhideWhenUsed="0"/>
-    <w:lsdException w:name="Colorful Shading Accent 3" w:semiHidden="0" w:uiPriority="71" w:unhideWhenUsed="0"/>
-    <w:lsdException w:name="Colorful List Accent 3" w:semiHidden="0" w:uiPriority="72" w:unhideWhenUsed="0"/>
-    <w:lsdException w:name="Colorful Grid Accent 3" w:semiHidden="0" w:uiPriority="73" w:unhideWhenUsed="0"/>
-    <w:lsdException w:name="Light Shading Accent 4" w:semiHidden="0" w:uiPriority="60" w:unhideWhenUsed="0"/>
-    <w:lsdException w:name="Light List Accent 4" w:semiHidden="0" w:uiPriority="61" w:unhideWhenUsed="0"/>
-    <w:lsdException w:name="Light Grid Accent 4" w:semiHidden="0" w:uiPriority="62" w:unhideWhenUsed="0"/>
-    <w:lsdException w:name="Medium Shading 1 Accent 4" w:semiHidden="0" w:uiPriority="63" w:unhideWhenUsed="0"/>
-    <w:lsdException w:name="Medium Shading 2 Accent 4" w:semiHidden="0" w:uiPriority="64" w:unhideWhenUsed="0"/>
-    <w:lsdException w:name="Medium List 1 Accent 4" w:semiHidden="0" w:uiPriority="65" w:unhideWhenUsed="0"/>
-    <w:lsdException w:name="Medium List 2 Accent 4" w:semiHidden="0" w:uiPriority="66" w:unhideWhenUsed="0"/>
-    <w:lsdException w:name="Medium Grid 1 Accent 4" w:semiHidden="0" w:uiPriority="67" w:unhideWhenUsed="0"/>
-    <w:lsdException w:name="Medium Grid 2 Accent 4" w:semiHidden="0" w:uiPriority="68" w:unhideWhenUsed="0"/>
-    <w:lsdException w:name="Medium Grid 3 Accent 4" w:semiHidden="0" w:uiPriority="69" w:unhideWhenUsed="0"/>
-    <w:lsdException w:name="Dark List Accent 4" w:semiHidden="0" w:uiPriority="70" w:unhideWhenUsed="0"/>
-    <w:lsdException w:name="Colorful Shading Accent 4" w:semiHidden="0" w:uiPriority="71" w:unhideWhenUsed="0"/>
-    <w:lsdException w:name="Colorful List Accent 4" w:semiHidden="0" w:uiPriority="72" w:unhideWhenUsed="0"/>
-    <w:lsdException w:name="Colorful Grid Accent 4" w:semiHidden="0" w:uiPriority="73" w:unhideWhenUsed="0"/>
-    <w:lsdException w:name="Light Shading Accent 5" w:semiHidden="0" w:uiPriority="60" w:unhideWhenUsed="0"/>
-    <w:lsdException w:name="Light List Accent 5" w:semiHidden="0" w:uiPriority="61" w:unhideWhenUsed="0"/>
-    <w:lsdException w:name="Light Grid Accent 5" w:semiHidden="0" w:uiPriority="62" w:unhideWhenUsed="0"/>
-    <w:lsdException w:name="Medium Shading 1 Accent 5" w:semiHidden="0" w:uiPriority="63" w:unhideWhenUsed="0"/>
-    <w:lsdException w:name="Medium Shading 2 Accent 5" w:semiHidden="0" w:uiPriority="64" w:unhideWhenUsed="0"/>
-    <w:lsdException w:name="Medium List 1 Accent 5" w:semiHidden="0" w:uiPriority="65" w:unhideWhenUsed="0"/>
-    <w:lsdException w:name="Medium List 2 Accent 5" w:semiHidden="0" w:uiPriority="66" w:unhideWhenUsed="0"/>
-    <w:lsdException w:name="Medium Grid 1 Accent 5" w:semiHidden="0" w:uiPriority="67" w:unhideWhenUsed="0"/>
-    <w:lsdException w:name="Medium Grid 2 Accent 5" w:semiHidden="0" w:uiPriority="68" w:unhideWhenUsed="0"/>
-    <w:lsdException w:name="Medium Grid 3 Accent 5" w:semiHidden="0" w:uiPriority="69" w:unhideWhenUsed="0"/>
-    <w:lsdException w:name="Dark List Accent 5" w:semiHidden="0" w:uiPriority="70" w:unhideWhenUsed="0"/>
-    <w:lsdException w:name="Colorful Shading Accent 5" w:semiHidden="0" w:uiPriority="71" w:unhideWhenUsed="0"/>
-    <w:lsdException w:name="Colorful List Accent 5" w:semiHidden="0" w:uiPriority="72" w:unhideWhenUsed="0"/>
-    <w:lsdException w:name="Colorful Grid Accent 5" w:semiHidden="0" w:uiPriority="73" w:unhideWhenUsed="0"/>
-    <w:lsdException w:name="Light Shading Accent 6" w:semiHidden="0" w:uiPriority="60" w:unhideWhenUsed="0"/>
-    <w:lsdException w:name="Light List Accent 6" w:semiHidden="0" w:uiPriority="61" w:unhideWhenUsed="0"/>
-    <w:lsdException w:name="Light Grid Accent 6" w:semiHidden="0" w:uiPriority="62" w:unhideWhenUsed="0"/>
-    <w:lsdException w:name="Medium Shading 1 Accent 6" w:semiHidden="0" w:uiPriority="63" w:unhideWhenUsed="0"/>
-    <w:lsdException w:name="Medium Shading 2 Accent 6" w:semiHidden="0" w:uiPriority="64" w:unhideWhenUsed="0"/>
-    <w:lsdException w:name="Medium List 1 Accent 6" w:semiHidden="0" w:uiPriority="65" w:unhideWhenUsed="0"/>
-    <w:lsdException w:name="Medium List 2 Accent 6" w:semiHidden="0" w:uiPriority="66" w:unhideWhenUsed="0"/>
-    <w:lsdException w:name="Medium Grid 1 Accent 6" w:semiHidden="0" w:uiPriority="67" w:unhideWhenUsed="0"/>
-    <w:lsdException w:name="Medium Grid 2 Accent 6" w:semiHidden="0" w:uiPriority="68" w:unhideWhenUsed="0"/>
-    <w:lsdException w:name="Medium Grid 3 Accent 6" w:semiHidden="0" w:uiPriority="69" w:unhideWhenUsed="0"/>
-    <w:lsdException w:name="Dark List Accent 6" w:semiHidden="0" w:uiPriority="70" w:unhideWhenUsed="0"/>
-    <w:lsdException w:name="Colorful Shading Accent 6" w:semiHidden="0" w:uiPriority="71" w:unhideWhenUsed="0"/>
-    <w:lsdException w:name="Colorful List Accent 6" w:semiHidden="0" w:uiPriority="72" w:unhideWhenUsed="0"/>
-    <w:lsdException w:name="Colorful Grid Accent 6" w:semiHidden="0" w:uiPriority="73" w:unhideWhenUsed="0"/>
-    <w:lsdException w:name="Subtle Emphasis" w:semiHidden="0" w:uiPriority="19" w:unhideWhenUsed="0" w:qFormat="1"/>
-    <w:lsdException w:name="Intense Emphasis" w:semiHidden="0" w:uiPriority="21" w:unhideWhenUsed="0" w:qFormat="1"/>
-    <w:lsdException w:name="Subtle Reference" w:semiHidden="0" w:uiPriority="31" w:unhideWhenUsed="0" w:qFormat="1"/>
-    <w:lsdException w:name="Intense Reference" w:semiHidden="0" w:uiPriority="32" w:unhideWhenUsed="0" w:qFormat="1"/>
-    <w:lsdException w:name="Book Title" w:semiHidden="0" w:uiPriority="33" w:unhideWhenUsed="0" w:qFormat="1"/>
-    <w:lsdException w:name="Bibliography" w:uiPriority="37"/>
-    <w:lsdException w:name="TOC Heading" w:uiPriority="39" w:qFormat="1"/>
+  <w:latentStyles w:count="260" w:defQFormat="0" w:defUnhideWhenUsed="1" w:defSemiHidden="1" w:defUIPriority="99" w:defLockedState="0">
+    <w:lsdException w:qFormat="1" w:unhideWhenUsed="0" w:uiPriority="0" w:name="Normal"/>
+    <w:lsdException w:qFormat="1" w:unhideWhenUsed="0" w:uiPriority="9" w:semiHidden="0" w:name="heading 1"/>
+    <w:lsdException w:qFormat="1" w:uiPriority="9" w:name="heading 2"/>
+    <w:lsdException w:qFormat="1" w:uiPriority="9" w:name="heading 3"/>
+    <w:lsdException w:qFormat="1" w:uiPriority="9" w:name="heading 4"/>
+    <w:lsdException w:qFormat="1" w:uiPriority="9" w:name="heading 5"/>
+    <w:lsdException w:qFormat="1" w:uiPriority="9" w:name="heading 6"/>
+    <w:lsdException w:qFormat="1" w:uiPriority="9" w:name="heading 7"/>
+    <w:lsdException w:qFormat="1" w:uiPriority="9" w:name="heading 8"/>
+    <w:lsdException w:qFormat="1" w:uiPriority="9" w:name="heading 9"/>
+    <w:lsdException w:uiPriority="99" w:name="index 1"/>
+    <w:lsdException w:uiPriority="99" w:name="index 2"/>
+    <w:lsdException w:uiPriority="99" w:name="index 3"/>
+    <w:lsdException w:uiPriority="99" w:name="index 4"/>
+    <w:lsdException w:uiPriority="99" w:name="index 5"/>
+    <w:lsdException w:uiPriority="99" w:name="index 6"/>
+    <w:lsdException w:uiPriority="99" w:name="index 7"/>
+    <w:lsdException w:uiPriority="99" w:name="index 8"/>
+    <w:lsdException w:uiPriority="99" w:name="index 9"/>
+    <w:lsdException w:uiPriority="39" w:name="toc 1"/>
+    <w:lsdException w:uiPriority="39" w:name="toc 2"/>
+    <w:lsdException w:uiPriority="39" w:name="toc 3"/>
+    <w:lsdException w:uiPriority="39" w:name="toc 4"/>
+    <w:lsdException w:uiPriority="39" w:name="toc 5"/>
+    <w:lsdException w:uiPriority="39" w:name="toc 6"/>
+    <w:lsdException w:uiPriority="39" w:name="toc 7"/>
+    <w:lsdException w:uiPriority="39" w:name="toc 8"/>
+    <w:lsdException w:uiPriority="39" w:name="toc 9"/>
+    <w:lsdException w:uiPriority="99" w:name="Normal Indent"/>
+    <w:lsdException w:uiPriority="99" w:name="footnote text"/>
+    <w:lsdException w:uiPriority="99" w:name="annotation text"/>
+    <w:lsdException w:uiPriority="99" w:name="header"/>
+    <w:lsdException w:uiPriority="99" w:name="footer"/>
+    <w:lsdException w:uiPriority="99" w:name="index heading"/>
+    <w:lsdException w:qFormat="1" w:uiPriority="35" w:name="caption"/>
+    <w:lsdException w:uiPriority="99" w:name="table of figures"/>
+    <w:lsdException w:uiPriority="99" w:name="envelope address"/>
+    <w:lsdException w:uiPriority="99" w:name="envelope return"/>
+    <w:lsdException w:uiPriority="99" w:name="footnote reference"/>
+    <w:lsdException w:uiPriority="99" w:name="annotation reference"/>
+    <w:lsdException w:uiPriority="99" w:name="line number"/>
+    <w:lsdException w:uiPriority="99" w:name="page number"/>
+    <w:lsdException w:uiPriority="99" w:name="endnote reference"/>
+    <w:lsdException w:uiPriority="99" w:name="endnote text"/>
+    <w:lsdException w:uiPriority="99" w:name="table of authorities"/>
+    <w:lsdException w:uiPriority="99" w:name="macro"/>
+    <w:lsdException w:uiPriority="99" w:name="toa heading"/>
+    <w:lsdException w:uiPriority="99" w:name="List"/>
+    <w:lsdException w:uiPriority="99" w:name="List Bullet"/>
+    <w:lsdException w:uiPriority="99" w:name="List Number"/>
+    <w:lsdException w:uiPriority="99" w:name="List 2"/>
+    <w:lsdException w:uiPriority="99" w:name="List 3"/>
+    <w:lsdException w:uiPriority="99" w:name="List 4"/>
+    <w:lsdException w:uiPriority="99" w:name="List 5"/>
+    <w:lsdException w:uiPriority="99" w:name="List Bullet 2"/>
+    <w:lsdException w:uiPriority="99" w:name="List Bullet 3"/>
+    <w:lsdException w:uiPriority="99" w:name="List Bullet 4"/>
+    <w:lsdException w:uiPriority="99" w:name="List Bullet 5"/>
+    <w:lsdException w:uiPriority="99" w:name="List Number 2"/>
+    <w:lsdException w:uiPriority="99" w:name="List Number 3"/>
+    <w:lsdException w:uiPriority="99" w:name="List Number 4"/>
+    <w:lsdException w:uiPriority="99" w:name="List Number 5"/>
+    <w:lsdException w:qFormat="1" w:unhideWhenUsed="0" w:uiPriority="10" w:semiHidden="0" w:name="Title"/>
+    <w:lsdException w:uiPriority="99" w:name="Closing"/>
+    <w:lsdException w:uiPriority="99" w:name="Signature"/>
+    <w:lsdException w:qFormat="1" w:uiPriority="1" w:name="Default Paragraph Font"/>
+    <w:lsdException w:qFormat="1" w:unhideWhenUsed="0" w:uiPriority="0" w:name="Body Text"/>
+    <w:lsdException w:uiPriority="99" w:name="Body Text Indent"/>
+    <w:lsdException w:uiPriority="99" w:name="List Continue"/>
+    <w:lsdException w:uiPriority="99" w:name="List Continue 2"/>
+    <w:lsdException w:uiPriority="99" w:name="List Continue 3"/>
+    <w:lsdException w:uiPriority="99" w:name="List Continue 4"/>
+    <w:lsdException w:uiPriority="99" w:name="List Continue 5"/>
+    <w:lsdException w:uiPriority="99" w:name="Message Header"/>
+    <w:lsdException w:qFormat="1" w:unhideWhenUsed="0" w:uiPriority="11" w:semiHidden="0" w:name="Subtitle"/>
+    <w:lsdException w:uiPriority="99" w:name="Salutation"/>
+    <w:lsdException w:uiPriority="99" w:name="Date"/>
+    <w:lsdException w:uiPriority="99" w:name="Body Text First Indent"/>
+    <w:lsdException w:uiPriority="99" w:name="Body Text First Indent 2"/>
+    <w:lsdException w:uiPriority="99" w:name="Note Heading"/>
+    <w:lsdException w:uiPriority="99" w:name="Body Text 2"/>
+    <w:lsdException w:uiPriority="99" w:name="Body Text 3"/>
+    <w:lsdException w:uiPriority="99" w:name="Body Text Indent 2"/>
+    <w:lsdException w:uiPriority="99" w:name="Body Text Indent 3"/>
+    <w:lsdException w:uiPriority="99" w:name="Block Text"/>
+    <w:lsdException w:uiPriority="99" w:name="Hyperlink"/>
+    <w:lsdException w:uiPriority="99" w:name="FollowedHyperlink"/>
+    <w:lsdException w:qFormat="1" w:unhideWhenUsed="0" w:uiPriority="22" w:semiHidden="0" w:name="Strong"/>
+    <w:lsdException w:qFormat="1" w:unhideWhenUsed="0" w:uiPriority="20" w:semiHidden="0" w:name="Emphasis"/>
+    <w:lsdException w:uiPriority="99" w:name="Document Map"/>
+    <w:lsdException w:uiPriority="99" w:name="Plain Text"/>
+    <w:lsdException w:uiPriority="99" w:name="E-mail Signature"/>
+    <w:lsdException w:uiPriority="99" w:name="Normal (Web)"/>
+    <w:lsdException w:uiPriority="99" w:name="HTML Acronym"/>
+    <w:lsdException w:uiPriority="99" w:name="HTML Address"/>
+    <w:lsdException w:uiPriority="99" w:name="HTML Cite"/>
+    <w:lsdException w:uiPriority="99" w:name="HTML Code"/>
+    <w:lsdException w:uiPriority="99" w:name="HTML Definition"/>
+    <w:lsdException w:uiPriority="99" w:name="HTML Keyboard"/>
+    <w:lsdException w:uiPriority="99" w:name="HTML Preformatted"/>
+    <w:lsdException w:uiPriority="99" w:name="HTML Sample"/>
+    <w:lsdException w:uiPriority="99" w:name="HTML Typewriter"/>
+    <w:lsdException w:uiPriority="99" w:name="HTML Variable"/>
+    <w:lsdException w:qFormat="1" w:uiPriority="99" w:name="Normal Table"/>
+    <w:lsdException w:uiPriority="99" w:name="annotation subject"/>
+    <w:lsdException w:uiPriority="99" w:name="Table Simple 1"/>
+    <w:lsdException w:uiPriority="99" w:name="Table Simple 2"/>
+    <w:lsdException w:uiPriority="99" w:name="Table Simple 3"/>
+    <w:lsdException w:uiPriority="99" w:name="Table Classic 1"/>
+    <w:lsdException w:uiPriority="99" w:name="Table Classic 2"/>
+    <w:lsdException w:uiPriority="99" w:name="Table Classic 3"/>
+    <w:lsdException w:uiPriority="99" w:name="Table Classic 4"/>
+    <w:lsdException w:uiPriority="99" w:name="Table Colorful 1"/>
+    <w:lsdException w:uiPriority="99" w:name="Table Colorful 2"/>
+    <w:lsdException w:uiPriority="99" w:name="Table Colorful 3"/>
+    <w:lsdException w:uiPriority="99" w:name="Table Columns 1"/>
+    <w:lsdException w:uiPriority="99" w:name="Table Columns 2"/>
+    <w:lsdException w:uiPriority="99" w:name="Table Columns 3"/>
+    <w:lsdException w:uiPriority="99" w:name="Table Columns 4"/>
+    <w:lsdException w:uiPriority="99" w:name="Table Columns 5"/>
+    <w:lsdException w:uiPriority="99" w:name="Table Grid 1"/>
+    <w:lsdException w:uiPriority="99" w:name="Table Grid 2"/>
+    <w:lsdException w:uiPriority="99" w:name="Table Grid 3"/>
+    <w:lsdException w:uiPriority="99" w:name="Table Grid 4"/>
+    <w:lsdException w:uiPriority="99" w:name="Table Grid 5"/>
+    <w:lsdException w:uiPriority="99" w:name="Table Grid 6"/>
+    <w:lsdException w:uiPriority="99" w:name="Table Grid 7"/>
+    <w:lsdException w:uiPriority="99" w:name="Table Grid 8"/>
+    <w:lsdException w:uiPriority="99" w:name="Table List 1"/>
+    <w:lsdException w:uiPriority="99" w:name="Table List 2"/>
+    <w:lsdException w:uiPriority="99" w:name="Table List 3"/>
+    <w:lsdException w:uiPriority="99" w:name="Table List 4"/>
+    <w:lsdException w:uiPriority="99" w:name="Table List 5"/>
+    <w:lsdException w:uiPriority="99" w:name="Table List 6"/>
+    <w:lsdException w:uiPriority="99" w:name="Table List 7"/>
+    <w:lsdException w:uiPriority="99" w:name="Table List 8"/>
+    <w:lsdException w:uiPriority="99" w:name="Table 3D effects 1"/>
+    <w:lsdException w:uiPriority="99" w:name="Table 3D effects 2"/>
+    <w:lsdException w:uiPriority="99" w:name="Table 3D effects 3"/>
+    <w:lsdException w:uiPriority="99" w:name="Table Contemporary"/>
+    <w:lsdException w:uiPriority="99" w:name="Table Elegant"/>
+    <w:lsdException w:uiPriority="99" w:name="Table Professional"/>
+    <w:lsdException w:uiPriority="99" w:name="Table Subtle 1"/>
+    <w:lsdException w:uiPriority="99" w:name="Table Subtle 2"/>
+    <w:lsdException w:uiPriority="99" w:name="Table Web 1"/>
+    <w:lsdException w:uiPriority="99" w:name="Table Web 2"/>
+    <w:lsdException w:uiPriority="99" w:name="Table Web 3"/>
+    <w:lsdException w:uiPriority="99" w:name="Balloon Text"/>
+    <w:lsdException w:unhideWhenUsed="0" w:uiPriority="59" w:semiHidden="0" w:name="Table Grid"/>
+    <w:lsdException w:uiPriority="99" w:name="Table Theme"/>
+    <w:lsdException w:unhideWhenUsed="0" w:uiPriority="60" w:semiHidden="0" w:name="Light Shading"/>
+    <w:lsdException w:unhideWhenUsed="0" w:uiPriority="61" w:semiHidden="0" w:name="Light List"/>
+    <w:lsdException w:unhideWhenUsed="0" w:uiPriority="62" w:semiHidden="0" w:name="Light Grid"/>
+    <w:lsdException w:unhideWhenUsed="0" w:uiPriority="63" w:semiHidden="0" w:name="Medium Shading 1"/>
+    <w:lsdException w:unhideWhenUsed="0" w:uiPriority="64" w:semiHidden="0" w:name="Medium Shading 2"/>
+    <w:lsdException w:unhideWhenUsed="0" w:uiPriority="65" w:semiHidden="0" w:name="Medium List 1"/>
+    <w:lsdException w:unhideWhenUsed="0" w:uiPriority="66" w:semiHidden="0" w:name="Medium List 2"/>
+    <w:lsdException w:unhideWhenUsed="0" w:uiPriority="67" w:semiHidden="0" w:name="Medium Grid 1"/>
+    <w:lsdException w:unhideWhenUsed="0" w:uiPriority="68" w:semiHidden="0" w:name="Medium Grid 2"/>
+    <w:lsdException w:unhideWhenUsed="0" w:uiPriority="69" w:semiHidden="0" w:name="Medium Grid 3"/>
+    <w:lsdException w:unhideWhenUsed="0" w:uiPriority="70" w:semiHidden="0" w:name="Dark List"/>
+    <w:lsdException w:unhideWhenUsed="0" w:uiPriority="71" w:semiHidden="0" w:name="Colorful Shading"/>
+    <w:lsdException w:unhideWhenUsed="0" w:uiPriority="72" w:semiHidden="0" w:name="Colorful List"/>
+    <w:lsdException w:unhideWhenUsed="0" w:uiPriority="73" w:semiHidden="0" w:name="Colorful Grid"/>
+    <w:lsdException w:unhideWhenUsed="0" w:uiPriority="60" w:semiHidden="0" w:name="Light Shading Accent 1"/>
+    <w:lsdException w:unhideWhenUsed="0" w:uiPriority="61" w:semiHidden="0" w:name="Light List Accent 1"/>
+    <w:lsdException w:unhideWhenUsed="0" w:uiPriority="62" w:semiHidden="0" w:name="Light Grid Accent 1"/>
+    <w:lsdException w:unhideWhenUsed="0" w:uiPriority="63" w:semiHidden="0" w:name="Medium Shading 1 Accent 1"/>
+    <w:lsdException w:unhideWhenUsed="0" w:uiPriority="64" w:semiHidden="0" w:name="Medium Shading 2 Accent 1"/>
+    <w:lsdException w:unhideWhenUsed="0" w:uiPriority="65" w:semiHidden="0" w:name="Medium List 1 Accent 1"/>
+    <w:lsdException w:unhideWhenUsed="0" w:uiPriority="66" w:semiHidden="0" w:name="Medium List 2 Accent 1"/>
+    <w:lsdException w:unhideWhenUsed="0" w:uiPriority="67" w:semiHidden="0" w:name="Medium Grid 1 Accent 1"/>
+    <w:lsdException w:unhideWhenUsed="0" w:uiPriority="68" w:semiHidden="0" w:name="Medium Grid 2 Accent 1"/>
+    <w:lsdException w:unhideWhenUsed="0" w:uiPriority="69" w:semiHidden="0" w:name="Medium Grid 3 Accent 1"/>
+    <w:lsdException w:unhideWhenUsed="0" w:uiPriority="70" w:semiHidden="0" w:name="Dark List Accent 1"/>
+    <w:lsdException w:unhideWhenUsed="0" w:uiPriority="71" w:semiHidden="0" w:name="Colorful Shading Accent 1"/>
+    <w:lsdException w:unhideWhenUsed="0" w:uiPriority="72" w:semiHidden="0" w:name="Colorful List Accent 1"/>
+    <w:lsdException w:unhideWhenUsed="0" w:uiPriority="73" w:semiHidden="0" w:name="Colorful Grid Accent 1"/>
+    <w:lsdException w:unhideWhenUsed="0" w:uiPriority="60" w:semiHidden="0" w:name="Light Shading Accent 2"/>
+    <w:lsdException w:unhideWhenUsed="0" w:uiPriority="61" w:semiHidden="0" w:name="Light List Accent 2"/>
+    <w:lsdException w:unhideWhenUsed="0" w:uiPriority="62" w:semiHidden="0" w:name="Light Grid Accent 2"/>
+    <w:lsdException w:unhideWhenUsed="0" w:uiPriority="63" w:semiHidden="0" w:name="Medium Shading 1 Accent 2"/>
+    <w:lsdException w:unhideWhenUsed="0" w:uiPriority="64" w:semiHidden="0" w:name="Medium Shading 2 Accent 2"/>
+    <w:lsdException w:unhideWhenUsed="0" w:uiPriority="65" w:semiHidden="0" w:name="Medium List 1 Accent 2"/>
+    <w:lsdException w:unhideWhenUsed="0" w:uiPriority="66" w:semiHidden="0" w:name="Medium List 2 Accent 2"/>
+    <w:lsdException w:unhideWhenUsed="0" w:uiPriority="67" w:semiHidden="0" w:name="Medium Grid 1 Accent 2"/>
+    <w:lsdException w:unhideWhenUsed="0" w:uiPriority="68" w:semiHidden="0" w:name="Medium Grid 2 Accent 2"/>
+    <w:lsdException w:unhideWhenUsed="0" w:uiPriority="69" w:semiHidden="0" w:name="Medium Grid 3 Accent 2"/>
+    <w:lsdException w:unhideWhenUsed="0" w:uiPriority="70" w:semiHidden="0" w:name="Dark List Accent 2"/>
+    <w:lsdException w:unhideWhenUsed="0" w:uiPriority="71" w:semiHidden="0" w:name="Colorful Shading Accent 2"/>
+    <w:lsdException w:unhideWhenUsed="0" w:uiPriority="72" w:semiHidden="0" w:name="Colorful List Accent 2"/>
+    <w:lsdException w:unhideWhenUsed="0" w:uiPriority="73" w:semiHidden="0" w:name="Colorful Grid Accent 2"/>
+    <w:lsdException w:unhideWhenUsed="0" w:uiPriority="60" w:semiHidden="0" w:name="Light Shading Accent 3"/>
+    <w:lsdException w:unhideWhenUsed="0" w:uiPriority="61" w:semiHidden="0" w:name="Light List Accent 3"/>
+    <w:lsdException w:unhideWhenUsed="0" w:uiPriority="62" w:semiHidden="0" w:name="Light Grid Accent 3"/>
+    <w:lsdException w:unhideWhenUsed="0" w:uiPriority="63" w:semiHidden="0" w:name="Medium Shading 1 Accent 3"/>
+    <w:lsdException w:unhideWhenUsed="0" w:uiPriority="64" w:semiHidden="0" w:name="Medium Shading 2 Accent 3"/>
+    <w:lsdException w:unhideWhenUsed="0" w:uiPriority="65" w:semiHidden="0" w:name="Medium List 1 Accent 3"/>
+    <w:lsdException w:unhideWhenUsed="0" w:uiPriority="66" w:semiHidden="0" w:name="Medium List 2 Accent 3"/>
+    <w:lsdException w:unhideWhenUsed="0" w:uiPriority="67" w:semiHidden="0" w:name="Medium Grid 1 Accent 3"/>
+    <w:lsdException w:unhideWhenUsed="0" w:uiPriority="68" w:semiHidden="0" w:name="Medium Grid 2 Accent 3"/>
+    <w:lsdException w:unhideWhenUsed="0" w:uiPriority="69" w:semiHidden="0" w:name="Medium Grid 3 Accent 3"/>
+    <w:lsdException w:unhideWhenUsed="0" w:uiPriority="70" w:semiHidden="0" w:name="Dark List Accent 3"/>
+    <w:lsdException w:unhideWhenUsed="0" w:uiPriority="71" w:semiHidden="0" w:name="Colorful Shading Accent 3"/>
+    <w:lsdException w:unhideWhenUsed="0" w:uiPriority="72" w:semiHidden="0" w:name="Colorful List Accent 3"/>
+    <w:lsdException w:unhideWhenUsed="0" w:uiPriority="73" w:semiHidden="0" w:name="Colorful Grid Accent 3"/>
+    <w:lsdException w:unhideWhenUsed="0" w:uiPriority="60" w:semiHidden="0" w:name="Light Shading Accent 4"/>
+    <w:lsdException w:unhideWhenUsed="0" w:uiPriority="61" w:semiHidden="0" w:name="Light List Accent 4"/>
+    <w:lsdException w:unhideWhenUsed="0" w:uiPriority="62" w:semiHidden="0" w:name="Light Grid Accent 4"/>
+    <w:lsdException w:unhideWhenUsed="0" w:uiPriority="63" w:semiHidden="0" w:name="Medium Shading 1 Accent 4"/>
+    <w:lsdException w:unhideWhenUsed="0" w:uiPriority="64" w:semiHidden="0" w:name="Medium Shading 2 Accent 4"/>
+    <w:lsdException w:unhideWhenUsed="0" w:uiPriority="65" w:semiHidden="0" w:name="Medium List 1 Accent 4"/>
+    <w:lsdException w:unhideWhenUsed="0" w:uiPriority="66" w:semiHidden="0" w:name="Medium List 2 Accent 4"/>
+    <w:lsdException w:unhideWhenUsed="0" w:uiPriority="67" w:semiHidden="0" w:name="Medium Grid 1 Accent 4"/>
+    <w:lsdException w:unhideWhenUsed="0" w:uiPriority="68" w:semiHidden="0" w:name="Medium Grid 2 Accent 4"/>
+    <w:lsdException w:unhideWhenUsed="0" w:uiPriority="69" w:semiHidden="0" w:name="Medium Grid 3 Accent 4"/>
+    <w:lsdException w:unhideWhenUsed="0" w:uiPriority="70" w:semiHidden="0" w:name="Dark List Accent 4"/>
+    <w:lsdException w:unhideWhenUsed="0" w:uiPriority="71" w:semiHidden="0" w:name="Colorful Shading Accent 4"/>
+    <w:lsdException w:unhideWhenUsed="0" w:uiPriority="72" w:semiHidden="0" w:name="Colorful List Accent 4"/>
+    <w:lsdException w:unhideWhenUsed="0" w:uiPriority="73" w:semiHidden="0" w:name="Colorful Grid Accent 4"/>
+    <w:lsdException w:unhideWhenUsed="0" w:uiPriority="60" w:semiHidden="0" w:name="Light Shading Accent 5"/>
+    <w:lsdException w:unhideWhenUsed="0" w:uiPriority="61" w:semiHidden="0" w:name="Light List Accent 5"/>
+    <w:lsdException w:unhideWhenUsed="0" w:uiPriority="62" w:semiHidden="0" w:name="Light Grid Accent 5"/>
+    <w:lsdException w:unhideWhenUsed="0" w:uiPriority="63" w:semiHidden="0" w:name="Medium Shading 1 Accent 5"/>
+    <w:lsdException w:unhideWhenUsed="0" w:uiPriority="64" w:semiHidden="0" w:name="Medium Shading 2 Accent 5"/>
+    <w:lsdException w:unhideWhenUsed="0" w:uiPriority="65" w:semiHidden="0" w:name="Medium List 1 Accent 5"/>
+    <w:lsdException w:unhideWhenUsed="0" w:uiPriority="66" w:semiHidden="0" w:name="Medium List 2 Accent 5"/>
+    <w:lsdException w:unhideWhenUsed="0" w:uiPriority="67" w:semiHidden="0" w:name="Medium Grid 1 Accent 5"/>
+    <w:lsdException w:unhideWhenUsed="0" w:uiPriority="68" w:semiHidden="0" w:name="Medium Grid 2 Accent 5"/>
+    <w:lsdException w:unhideWhenUsed="0" w:uiPriority="69" w:semiHidden="0" w:name="Medium Grid 3 Accent 5"/>
+    <w:lsdException w:unhideWhenUsed="0" w:uiPriority="70" w:semiHidden="0" w:name="Dark List Accent 5"/>
+    <w:lsdException w:unhideWhenUsed="0" w:uiPriority="71" w:semiHidden="0" w:name="Colorful Shading Accent 5"/>
+    <w:lsdException w:unhideWhenUsed="0" w:uiPriority="72" w:semiHidden="0" w:name="Colorful List Accent 5"/>
+    <w:lsdException w:unhideWhenUsed="0" w:uiPriority="73" w:semiHidden="0" w:name="Colorful Grid Accent 5"/>
+    <w:lsdException w:unhideWhenUsed="0" w:uiPriority="60" w:semiHidden="0" w:name="Light Shading Accent 6"/>
+    <w:lsdException w:unhideWhenUsed="0" w:uiPriority="61" w:semiHidden="0" w:name="Light List Accent 6"/>
+    <w:lsdException w:unhideWhenUsed="0" w:uiPriority="62" w:semiHidden="0" w:name="Light Grid Accent 6"/>
+    <w:lsdException w:unhideWhenUsed="0" w:uiPriority="63" w:semiHidden="0" w:name="Medium Shading 1 Accent 6"/>
+    <w:lsdException w:unhideWhenUsed="0" w:uiPriority="64" w:semiHidden="0" w:name="Medium Shading 2 Accent 6"/>
+    <w:lsdException w:unhideWhenUsed="0" w:uiPriority="65" w:semiHidden="0" w:name="Medium List 1 Accent 6"/>
+    <w:lsdException w:unhideWhenUsed="0" w:uiPriority="66" w:semiHidden="0" w:name="Medium List 2 Accent 6"/>
+    <w:lsdException w:unhideWhenUsed="0" w:uiPriority="67" w:semiHidden="0" w:name="Medium Grid 1 Accent 6"/>
+    <w:lsdException w:unhideWhenUsed="0" w:uiPriority="68" w:semiHidden="0" w:name="Medium Grid 2 Accent 6"/>
+    <w:lsdException w:unhideWhenUsed="0" w:uiPriority="69" w:semiHidden="0" w:name="Medium Grid 3 Accent 6"/>
+    <w:lsdException w:unhideWhenUsed="0" w:uiPriority="70" w:semiHidden="0" w:name="Dark List Accent 6"/>
+    <w:lsdException w:unhideWhenUsed="0" w:uiPriority="71" w:semiHidden="0" w:name="Colorful Shading Accent 6"/>
+    <w:lsdException w:unhideWhenUsed="0" w:uiPriority="72" w:semiHidden="0" w:name="Colorful List Accent 6"/>
+    <w:lsdException w:unhideWhenUsed="0" w:uiPriority="73" w:semiHidden="0" w:name="Colorful Grid Accent 6"/>
   </w:latentStyles>
-  <w:style w:type="paragraph" w:default="1" w:styleId="Normal">
+  <w:style w:type="paragraph" w:default="1" w:styleId="1">
     <w:name w:val="Normal"/>
     <w:semiHidden/>
     <w:qFormat/>
+    <w:uiPriority w:val="0"/>
     <w:pPr>
       <w:kinsoku w:val="0"/>
       <w:autoSpaceDE w:val="0"/>
       <w:autoSpaceDN w:val="0"/>
       <w:adjustRightInd w:val="0"/>
       <w:snapToGrid w:val="0"/>
-      <w:spacing w:line="240" w:lineRule="auto"/>
+      <w:spacing w:after="200" w:line="240" w:lineRule="auto"/>
       <w:jc w:val="left"/>
       <w:textAlignment w:val="baseline"/>
     </w:pPr>
     <w:rPr>
-      <w:noProof/>
+      <w:rFonts w:ascii="Arial" w:hAnsi="Arial" w:eastAsia="Arial" w:cs="Arial"/>
       <w:snapToGrid w:val="0"/>
       <w:color w:val="000000"/>
       <w:kern w:val="0"/>
+      <w:sz w:val="21"/>
+      <w:szCs w:val="21"/>
+      <w:lang w:val="en-US" w:eastAsia="en-US" w:bidi="ar-SA"/>
     </w:rPr>
   </w:style>
-  <w:style w:type="character" w:default="1" w:styleId="DefaultParagraphFont">
+  <w:style w:type="character" w:default="1" w:styleId="4">
     <w:name w:val="Default Paragraph Font"/>
-    <w:uiPriority w:val="1"/>
     <w:semiHidden/>
     <w:unhideWhenUsed/>
+    <w:qFormat/>
+    <w:uiPriority w:val="1"/>
   </w:style>
-  <w:style w:type="table" w:customStyle="1" w:styleId="TableNormal">
+  <w:style w:type="table" w:default="1" w:styleId="3">
+    <w:name w:val="Normal Table"/>
+    <w:semiHidden/>
+    <w:unhideWhenUsed/>
+    <w:qFormat/>
+    <w:uiPriority w:val="99"/>
+    <w:tblPr>
+      <w:tblCellMar>
+        <w:top w:w="0" w:type="dxa"/>
+        <w:left w:w="108" w:type="dxa"/>
+        <w:bottom w:w="0" w:type="dxa"/>
+        <w:right w:w="108" w:type="dxa"/>
+      </w:tblCellMar>
+    </w:tblPr>
+  </w:style>
+  <w:style w:type="paragraph" w:styleId="2">
+    <w:name w:val="Body Text"/>
+    <w:basedOn w:val="1"/>
+    <w:semiHidden/>
+    <w:qFormat/>
+    <w:uiPriority w:val="0"/>
+    <w:rPr>
+      <w:rFonts w:ascii="Arial" w:hAnsi="Arial" w:eastAsia="Arial" w:cs="Arial"/>
+      <w:sz w:val="21"/>
+      <w:szCs w:val="21"/>
+      <w:lang w:val="en-US" w:eastAsia="en-US" w:bidi="ar-SA"/>
+    </w:rPr>
+  </w:style>
+  <w:style w:type="table" w:customStyle="1" w:styleId="5">
     <w:name w:val="Table Normal"/>
     <w:semiHidden/>
     <w:unhideWhenUsed/>
     <w:qFormat/>
+    <w:uiPriority w:val="0"/>
     <w:tblPr>
       <w:tblCellMar>
         <w:top w:w="0" w:type="dxa"/>
@@ -5266,29 +5160,302 @@
       </w:tblCellMar>
     </w:tblPr>
   </w:style>
-  <w:style w:type="paragraph" w:styleId="BodyText">
-    <w:name w:val="Body Text"/>
-    <w:basedOn w:val="Normal"/>
+  <w:style w:type="paragraph" w:customStyle="1" w:styleId="6">
+    <w:name w:val="Table Text"/>
+    <w:basedOn w:val="1"/>
     <w:semiHidden/>
     <w:qFormat/>
+    <w:uiPriority w:val="0"/>
     <w:rPr>
-      <w:rFonts w:ascii="Arial" w:eastAsia="Arial" w:hAnsi="Arial" w:cs="Arial"/>
-      <w:sz w:val="21"/>
-      <w:szCs w:val="21"/>
-      <w:lang w:val="en-US" w:eastAsia="en-US" w:bidi="ar-SA"/>
-    </w:rPr>
-  </w:style>
-  <w:style w:type="paragraph" w:customStyle="1" w:styleId="TableText">
-    <w:name w:val="Table Text"/>
-    <w:basedOn w:val="Normal"/>
-    <w:semiHidden/>
-    <w:qFormat/>
-    <w:rPr>
-      <w:rFonts w:ascii="Arial" w:eastAsia="Arial" w:hAnsi="Arial" w:cs="Arial"/>
+      <w:rFonts w:ascii="Arial" w:hAnsi="Arial" w:eastAsia="Arial" w:cs="Arial"/>
       <w:sz w:val="21"/>
       <w:szCs w:val="21"/>
       <w:lang w:val="en-US" w:eastAsia="en-US" w:bidi="ar-SA"/>
     </w:rPr>
   </w:style>
 </w:styles>
+</file>
+
+<file path=word/theme/theme1.xml><?xml version="1.0" encoding="utf-8"?>
+<a:theme xmlns:a="http://schemas.openxmlformats.org/drawingml/2006/main" name="Office">
+  <a:themeElements>
+    <a:clrScheme name="Office">
+      <a:dk1>
+        <a:sysClr val="windowText" lastClr="000000"/>
+      </a:dk1>
+      <a:lt1>
+        <a:sysClr val="window" lastClr="FFFFFF"/>
+      </a:lt1>
+      <a:dk2>
+        <a:srgbClr val="1F497D"/>
+      </a:dk2>
+      <a:lt2>
+        <a:srgbClr val="EEECE1"/>
+      </a:lt2>
+      <a:accent1>
+        <a:srgbClr val="4F81BD"/>
+      </a:accent1>
+      <a:accent2>
+        <a:srgbClr val="C0504D"/>
+      </a:accent2>
+      <a:accent3>
+        <a:srgbClr val="9BBB59"/>
+      </a:accent3>
+      <a:accent4>
+        <a:srgbClr val="8064A2"/>
+      </a:accent4>
+      <a:accent5>
+        <a:srgbClr val="4BACC6"/>
+      </a:accent5>
+      <a:accent6>
+        <a:srgbClr val="F79646"/>
+      </a:accent6>
+      <a:hlink>
+        <a:srgbClr val="0000FF"/>
+      </a:hlink>
+      <a:folHlink>
+        <a:srgbClr val="800080"/>
+      </a:folHlink>
+    </a:clrScheme>
+    <a:fontScheme name="Office">
+      <a:majorFont>
+        <a:latin typeface="Cambria"/>
+        <a:ea typeface=""/>
+        <a:cs typeface=""/>
+        <a:font script="Jpan" typeface="ＭＳ ゴシック"/>
+        <a:font script="Hang" typeface="맑은 고딕"/>
+        <a:font script="Hans" typeface="宋体"/>
+        <a:font script="Hant" typeface="新細明體"/>
+        <a:font script="Arab" typeface="Times New Roman"/>
+        <a:font script="Hebr" typeface="Times New Roman"/>
+        <a:font script="Thai" typeface="Angsana New"/>
+        <a:font script="Ethi" typeface="Nyala"/>
+        <a:font script="Beng" typeface="Vrinda"/>
+        <a:font script="Gujr" typeface="Shruti"/>
+        <a:font script="Khmr" typeface="MoolBoran"/>
+        <a:font script="Knda" typeface="Tunga"/>
+        <a:font script="Guru" typeface="Raavi"/>
+        <a:font script="Cans" typeface="Euphemia"/>
+        <a:font script="Cher" typeface="Plantagenet Cherokee"/>
+        <a:font script="Yiii" typeface="Microsoft Yi Baiti"/>
+        <a:font script="Tibt" typeface="Microsoft Himalaya"/>
+        <a:font script="Thaa" typeface="MV Boli"/>
+        <a:font script="Deva" typeface="Mangal"/>
+        <a:font script="Telu" typeface="Gautami"/>
+        <a:font script="Taml" typeface="Latha"/>
+        <a:font script="Syrc" typeface="Estrangelo Edessa"/>
+        <a:font script="Orya" typeface="Kalinga"/>
+        <a:font script="Mlym" typeface="Kartika"/>
+        <a:font script="Laoo" typeface="DokChampa"/>
+        <a:font script="Sinh" typeface="Iskoola Pota"/>
+        <a:font script="Mong" typeface="Mongolian Baiti"/>
+        <a:font script="Viet" typeface="Times New Roman"/>
+        <a:font script="Uigh" typeface="Microsoft Uighur"/>
+        <a:font script="Geor" typeface="Sylfaen"/>
+      </a:majorFont>
+      <a:minorFont>
+        <a:latin typeface="Calibri"/>
+        <a:ea typeface=""/>
+        <a:cs typeface=""/>
+        <a:font script="Jpan" typeface="ＭＳ 明朝"/>
+        <a:font script="Hang" typeface="맑은 고딕"/>
+        <a:font script="Hans" typeface="宋体"/>
+        <a:font script="Hant" typeface="新細明體"/>
+        <a:font script="Arab" typeface="Arial"/>
+        <a:font script="Hebr" typeface="Arial"/>
+        <a:font script="Thai" typeface="Cordia New"/>
+        <a:font script="Ethi" typeface="Nyala"/>
+        <a:font script="Beng" typeface="Vrinda"/>
+        <a:font script="Gujr" typeface="Shruti"/>
+        <a:font script="Khmr" typeface="DaunPenh"/>
+        <a:font script="Knda" typeface="Tunga"/>
+        <a:font script="Guru" typeface="Raavi"/>
+        <a:font script="Cans" typeface="Euphemia"/>
+        <a:font script="Cher" typeface="Plantagenet Cherokee"/>
+        <a:font script="Yiii" typeface="Microsoft Yi Baiti"/>
+        <a:font script="Tibt" typeface="Microsoft Himalaya"/>
+        <a:font script="Thaa" typeface="MV Boli"/>
+        <a:font script="Deva" typeface="Mangal"/>
+        <a:font script="Telu" typeface="Gautami"/>
+        <a:font script="Taml" typeface="Latha"/>
+        <a:font script="Syrc" typeface="Estrangelo Edessa"/>
+        <a:font script="Orya" typeface="Kalinga"/>
+        <a:font script="Mlym" typeface="Kartika"/>
+        <a:font script="Laoo" typeface="DokChampa"/>
+        <a:font script="Sinh" typeface="Iskoola Pota"/>
+        <a:font script="Mong" typeface="Mongolian Baiti"/>
+        <a:font script="Viet" typeface="Arial"/>
+        <a:font script="Uigh" typeface="Microsoft Uighur"/>
+        <a:font script="Geor" typeface="Sylfaen"/>
+      </a:minorFont>
+    </a:fontScheme>
+    <a:fmtScheme name="Office">
+      <a:fillStyleLst>
+        <a:solidFill>
+          <a:schemeClr val="phClr"/>
+        </a:solidFill>
+        <a:gradFill rotWithShape="1">
+          <a:gsLst>
+            <a:gs pos="0">
+              <a:schemeClr val="phClr">
+                <a:tint val="50000"/>
+                <a:satMod val="300000"/>
+              </a:schemeClr>
+            </a:gs>
+            <a:gs pos="35000">
+              <a:schemeClr val="phClr">
+                <a:tint val="37000"/>
+                <a:satMod val="300000"/>
+              </a:schemeClr>
+            </a:gs>
+            <a:gs pos="100000">
+              <a:schemeClr val="phClr">
+                <a:tint val="15000"/>
+                <a:satMod val="350000"/>
+              </a:schemeClr>
+            </a:gs>
+          </a:gsLst>
+          <a:lin ang="16200000" scaled="1"/>
+        </a:gradFill>
+        <a:gradFill rotWithShape="1">
+          <a:gsLst>
+            <a:gs pos="0">
+              <a:schemeClr val="phClr">
+                <a:shade val="51000"/>
+                <a:satMod val="130000"/>
+              </a:schemeClr>
+            </a:gs>
+            <a:gs pos="80000">
+              <a:schemeClr val="phClr">
+                <a:shade val="93000"/>
+                <a:satMod val="130000"/>
+              </a:schemeClr>
+            </a:gs>
+            <a:gs pos="100000">
+              <a:schemeClr val="phClr">
+                <a:shade val="94000"/>
+                <a:satMod val="135000"/>
+              </a:schemeClr>
+            </a:gs>
+          </a:gsLst>
+          <a:lin ang="16200000" scaled="0"/>
+        </a:gradFill>
+      </a:fillStyleLst>
+      <a:lnStyleLst>
+        <a:ln w="9525" cap="flat" cmpd="sng" algn="ctr">
+          <a:solidFill>
+            <a:schemeClr val="phClr">
+              <a:shade val="95000"/>
+              <a:satMod val="105000"/>
+            </a:schemeClr>
+          </a:solidFill>
+          <a:prstDash val="solid"/>
+        </a:ln>
+        <a:ln w="25400" cap="flat" cmpd="sng" algn="ctr">
+          <a:solidFill>
+            <a:schemeClr val="phClr"/>
+          </a:solidFill>
+          <a:prstDash val="solid"/>
+        </a:ln>
+        <a:ln w="38100" cap="flat" cmpd="sng" algn="ctr">
+          <a:solidFill>
+            <a:schemeClr val="phClr"/>
+          </a:solidFill>
+          <a:prstDash val="solid"/>
+        </a:ln>
+      </a:lnStyleLst>
+      <a:effectStyleLst>
+        <a:effectStyle>
+          <a:effectLst>
+            <a:outerShdw blurRad="40000" dist="20000" dir="5400000" rotWithShape="0">
+              <a:srgbClr val="000000">
+                <a:alpha val="38000"/>
+              </a:srgbClr>
+            </a:outerShdw>
+          </a:effectLst>
+        </a:effectStyle>
+        <a:effectStyle>
+          <a:effectLst>
+            <a:outerShdw blurRad="40000" dist="23000" dir="5400000" rotWithShape="0">
+              <a:srgbClr val="000000">
+                <a:alpha val="35000"/>
+              </a:srgbClr>
+            </a:outerShdw>
+          </a:effectLst>
+        </a:effectStyle>
+        <a:effectStyle>
+          <a:effectLst>
+            <a:outerShdw blurRad="40000" dist="23000" dir="5400000" rotWithShape="0">
+              <a:srgbClr val="000000">
+                <a:alpha val="35000"/>
+              </a:srgbClr>
+            </a:outerShdw>
+          </a:effectLst>
+          <a:scene3d>
+            <a:camera prst="orthographicFront">
+              <a:rot lat="0" lon="0" rev="0"/>
+            </a:camera>
+            <a:lightRig rig="threePt" dir="t">
+              <a:rot lat="0" lon="0" rev="1200000"/>
+            </a:lightRig>
+          </a:scene3d>
+          <a:sp3d>
+            <a:bevelT w="63500" h="25400"/>
+          </a:sp3d>
+        </a:effectStyle>
+      </a:effectStyleLst>
+      <a:bgFillStyleLst>
+        <a:solidFill>
+          <a:schemeClr val="phClr"/>
+        </a:solidFill>
+        <a:gradFill rotWithShape="1">
+          <a:gsLst>
+            <a:gs pos="0">
+              <a:schemeClr val="phClr">
+                <a:tint val="40000"/>
+                <a:satMod val="350000"/>
+              </a:schemeClr>
+            </a:gs>
+            <a:gs pos="40000">
+              <a:schemeClr val="phClr">
+                <a:tint val="45000"/>
+                <a:satMod val="350000"/>
+                <a:shade val="99000"/>
+              </a:schemeClr>
+            </a:gs>
+            <a:gs pos="100000">
+              <a:schemeClr val="phClr">
+                <a:shade val="20000"/>
+                <a:satMod val="255000"/>
+              </a:schemeClr>
+            </a:gs>
+          </a:gsLst>
+          <a:path path="circle">
+            <a:fillToRect l="50000" t="-80000" r="50000" b="180000"/>
+          </a:path>
+        </a:gradFill>
+        <a:gradFill rotWithShape="1">
+          <a:gsLst>
+            <a:gs pos="0">
+              <a:schemeClr val="phClr">
+                <a:tint val="80000"/>
+                <a:satMod val="300000"/>
+              </a:schemeClr>
+            </a:gs>
+            <a:gs pos="100000">
+              <a:schemeClr val="phClr">
+                <a:shade val="30000"/>
+                <a:satMod val="200000"/>
+              </a:schemeClr>
+            </a:gs>
+          </a:gsLst>
+          <a:path path="circle">
+            <a:fillToRect l="50000" t="50000" r="50000" b="50000"/>
+          </a:path>
+        </a:gradFill>
+      </a:bgFillStyleLst>
+    </a:fmtScheme>
+  </a:themeElements>
+  <a:objectDefaults/>
+</a:theme>
 </file>